--- a/docs/manuals/金桥融通WMS货主业务员操作手册.docx
+++ b/docs/manuals/金桥融通WMS货主业务员操作手册.docx
@@ -13,7 +13,7 @@
         <w:rPr/>
         <w:drawing>
           <wp:inline distT="0" distB="0" distL="0" distR="0">
-            <wp:extent cx="9753600" cy="9753600"/>
+            <wp:extent cx="838200" cy="838200"/>
             <wp:effectExtent l="0" t="0" r="0" b="0"/>
             <wp:docPr id="1" name="Image1" descr="" title="金桥融通"/>
             <wp:cNvGraphicFramePr>
@@ -37,7 +37,7 @@
                   <pic:spPr bwMode="auto">
                     <a:xfrm>
                       <a:off x="0" y="0"/>
-                      <a:ext cx="9753600" cy="9753600"/>
+                      <a:ext cx="838200" cy="838200"/>
                     </a:xfrm>
                     <a:prstGeom prst="rect">
                       <a:avLst/>
@@ -117,7 +117,7 @@
       </w:r>
       <w:r>
         <w:rPr/>
-        <w:t>V2.0</w:t>
+        <w:t>V2.1</w:t>
       </w:r>
     </w:p>
     <w:p>
@@ -134,7 +134,7 @@
       </w:r>
       <w:r>
         <w:rPr/>
-        <w:t xml:space="preserve">2026-08-04 </w:t>
+        <w:t xml:space="preserve">2026-09-07 </w:t>
       </w:r>
       <w:r>
         <w:rPr/>
@@ -190,6 +190,7 @@
     <w:p>
       <w:pPr>
         <w:pStyle w:val="Heading1"/>
+        <w:pageBreakBefore w:val="1"/>
         <w:bidi w:val="0"/>
         <w:jc w:val="start"/>
         <w:rPr/>
@@ -294,7 +295,33 @@
         <w:jc w:val="start"/>
         <w:rPr/>
       </w:pPr>
-      <w:hyperlink w:anchor="section-4-账号和数据范围">
+      <w:hyperlink w:anchor="section-4-登录失效与切换账号">
+        <w:r>
+          <w:rPr>
+            <w:rStyle w:val="Hyperlink"/>
+          </w:rPr>
+          <w:t>登录失效与切换账号</w:t>
+        </w:r>
+      </w:hyperlink>
+    </w:p>
+    <w:p>
+      <w:pPr>
+        <w:pStyle w:val="BodyText"/>
+        <w:numPr>
+          <w:ilvl w:val="0"/>
+          <w:numId w:val="1"/>
+        </w:numPr>
+        <w:tabs>
+          <w:tab w:val="clear" w:pos="1134"/>
+          <w:tab w:val="left" w:pos="709" w:leader="none"/>
+        </w:tabs>
+        <w:bidi w:val="0"/>
+        <w:spacing w:before="0" w:after="0"/>
+        <w:ind w:hanging="283" w:start="709"/>
+        <w:jc w:val="start"/>
+        <w:rPr/>
+      </w:pPr>
+      <w:hyperlink w:anchor="section-5-账号和数据范围">
         <w:r>
           <w:rPr>
             <w:rStyle w:val="Hyperlink"/>
@@ -320,7 +347,7 @@
         <w:jc w:val="start"/>
         <w:rPr/>
       </w:pPr>
-      <w:hyperlink w:anchor="section-5-通用操作原则">
+      <w:hyperlink w:anchor="section-6-通用操作原则">
         <w:r>
           <w:rPr>
             <w:rStyle w:val="Hyperlink"/>
@@ -346,7 +373,7 @@
         <w:jc w:val="start"/>
         <w:rPr/>
       </w:pPr>
-      <w:hyperlink w:anchor="section-6-修改密码与退出">
+      <w:hyperlink w:anchor="section-7-修改密码与退出">
         <w:r>
           <w:rPr>
             <w:rStyle w:val="Hyperlink"/>
@@ -372,7 +399,7 @@
         <w:jc w:val="start"/>
         <w:rPr/>
       </w:pPr>
-      <w:hyperlink w:anchor="section-7-角色职责与权限">
+      <w:hyperlink w:anchor="section-8-角色职责与权限">
         <w:r>
           <w:rPr>
             <w:rStyle w:val="Hyperlink"/>
@@ -398,7 +425,7 @@
         <w:jc w:val="start"/>
         <w:rPr/>
       </w:pPr>
-      <w:hyperlink w:anchor="section-8-首页和开单准备">
+      <w:hyperlink w:anchor="section-9-首页和开单准备">
         <w:r>
           <w:rPr>
             <w:rStyle w:val="Hyperlink"/>
@@ -424,7 +451,7 @@
         <w:jc w:val="start"/>
         <w:rPr/>
       </w:pPr>
-      <w:hyperlink w:anchor="section-9-创建-保存和提交订单">
+      <w:hyperlink w:anchor="section-10-创建-保存和提交订单">
         <w:r>
           <w:rPr>
             <w:rStyle w:val="Hyperlink"/>
@@ -450,7 +477,7 @@
         <w:jc w:val="start"/>
         <w:rPr/>
       </w:pPr>
-      <w:hyperlink w:anchor="section-10-防重复提交和冲突处理">
+      <w:hyperlink w:anchor="section-11-防重复提交和冲突处理">
         <w:r>
           <w:rPr>
             <w:rStyle w:val="Hyperlink"/>
@@ -476,7 +503,7 @@
         <w:jc w:val="start"/>
         <w:rPr/>
       </w:pPr>
-      <w:hyperlink w:anchor="section-11-撤回-退回修改和重新提交">
+      <w:hyperlink w:anchor="section-12-撤回-退回修改和重新提交">
         <w:r>
           <w:rPr>
             <w:rStyle w:val="Hyperlink"/>
@@ -502,7 +529,7 @@
         <w:jc w:val="start"/>
         <w:rPr/>
       </w:pPr>
-      <w:hyperlink w:anchor="section-12-一件代发-Excel-导入">
+      <w:hyperlink w:anchor="section-13-一件代发-Excel-导入">
         <w:r>
           <w:rPr>
             <w:rStyle w:val="Hyperlink"/>
@@ -540,7 +567,7 @@
         <w:jc w:val="start"/>
         <w:rPr/>
       </w:pPr>
-      <w:hyperlink w:anchor="section-13-库存-订单和报表查询">
+      <w:hyperlink w:anchor="section-14-库存-订单和报表查询">
         <w:r>
           <w:rPr>
             <w:rStyle w:val="Hyperlink"/>
@@ -566,7 +593,7 @@
         <w:jc w:val="start"/>
         <w:rPr/>
       </w:pPr>
-      <w:hyperlink w:anchor="section-14-业务员日结检查表">
+      <w:hyperlink w:anchor="section-15-业务员日结检查表">
         <w:r>
           <w:rPr>
             <w:rStyle w:val="Hyperlink"/>
@@ -592,7 +619,7 @@
         <w:jc w:val="start"/>
         <w:rPr/>
       </w:pPr>
-      <w:hyperlink w:anchor="section-15-常见状态与控制点">
+      <w:hyperlink w:anchor="section-16-常见状态与控制点">
         <w:r>
           <w:rPr>
             <w:rStyle w:val="Hyperlink"/>
@@ -618,7 +645,7 @@
         <w:jc w:val="start"/>
         <w:rPr/>
       </w:pPr>
-      <w:hyperlink w:anchor="section-16-异常处理与问题上报">
+      <w:hyperlink w:anchor="section-17-异常处理与问题上报">
         <w:r>
           <w:rPr>
             <w:rStyle w:val="Hyperlink"/>
@@ -644,7 +671,7 @@
         <w:jc w:val="start"/>
         <w:rPr/>
       </w:pPr>
-      <w:hyperlink w:anchor="section-17-无法登录或菜单缺失">
+      <w:hyperlink w:anchor="section-18-无法登录或菜单缺失">
         <w:r>
           <w:rPr>
             <w:rStyle w:val="Hyperlink"/>
@@ -670,7 +697,7 @@
         <w:jc w:val="start"/>
         <w:rPr/>
       </w:pPr>
-      <w:hyperlink w:anchor="section-18-数据为空或范围不正确">
+      <w:hyperlink w:anchor="section-19-数据为空或范围不正确">
         <w:r>
           <w:rPr>
             <w:rStyle w:val="Hyperlink"/>
@@ -696,7 +723,7 @@
         <w:jc w:val="start"/>
         <w:rPr/>
       </w:pPr>
-      <w:hyperlink w:anchor="section-19-网络超时或重复提交提示">
+      <w:hyperlink w:anchor="section-20-网络超时或重复提交提示">
         <w:r>
           <w:rPr>
             <w:rStyle w:val="Hyperlink"/>
@@ -722,7 +749,59 @@
         <w:jc w:val="start"/>
         <w:rPr/>
       </w:pPr>
-      <w:hyperlink w:anchor="section-20-库存-任务或账单不一致">
+      <w:hyperlink w:anchor="section-21-打印失败或打印页过期">
+        <w:r>
+          <w:rPr>
+            <w:rStyle w:val="Hyperlink"/>
+          </w:rPr>
+          <w:t>打印失败或打印页过期</w:t>
+        </w:r>
+      </w:hyperlink>
+    </w:p>
+    <w:p>
+      <w:pPr>
+        <w:pStyle w:val="BodyText"/>
+        <w:numPr>
+          <w:ilvl w:val="0"/>
+          <w:numId w:val="1"/>
+        </w:numPr>
+        <w:tabs>
+          <w:tab w:val="clear" w:pos="1134"/>
+          <w:tab w:val="left" w:pos="709" w:leader="none"/>
+        </w:tabs>
+        <w:bidi w:val="0"/>
+        <w:spacing w:before="0" w:after="0"/>
+        <w:ind w:hanging="283" w:start="709"/>
+        <w:jc w:val="start"/>
+        <w:rPr/>
+      </w:pPr>
+      <w:hyperlink w:anchor="section-22-移库-补货过账失败">
+        <w:r>
+          <w:rPr>
+            <w:rStyle w:val="Hyperlink"/>
+          </w:rPr>
+          <w:t>移库、补货过账失败</w:t>
+        </w:r>
+      </w:hyperlink>
+    </w:p>
+    <w:p>
+      <w:pPr>
+        <w:pStyle w:val="BodyText"/>
+        <w:numPr>
+          <w:ilvl w:val="0"/>
+          <w:numId w:val="1"/>
+        </w:numPr>
+        <w:tabs>
+          <w:tab w:val="clear" w:pos="1134"/>
+          <w:tab w:val="left" w:pos="709" w:leader="none"/>
+        </w:tabs>
+        <w:bidi w:val="0"/>
+        <w:spacing w:before="0" w:after="0"/>
+        <w:ind w:hanging="283" w:start="709"/>
+        <w:jc w:val="start"/>
+        <w:rPr/>
+      </w:pPr>
+      <w:hyperlink w:anchor="section-23-库存-任务或账单不一致">
         <w:r>
           <w:rPr>
             <w:rStyle w:val="Hyperlink"/>
@@ -748,7 +827,7 @@
         <w:jc w:val="start"/>
         <w:rPr/>
       </w:pPr>
-      <w:hyperlink w:anchor="section-21-问题上报模板">
+      <w:hyperlink w:anchor="section-24-问题上报模板">
         <w:r>
           <w:rPr>
             <w:rStyle w:val="Hyperlink"/>
@@ -774,7 +853,7 @@
         <w:jc w:val="start"/>
         <w:rPr/>
       </w:pPr>
-      <w:hyperlink w:anchor="section-22-日常自检与培训验收">
+      <w:hyperlink w:anchor="section-25-日常自检与培训验收">
         <w:r>
           <w:rPr>
             <w:rStyle w:val="Hyperlink"/>
@@ -800,7 +879,7 @@
         <w:jc w:val="start"/>
         <w:rPr/>
       </w:pPr>
-      <w:hyperlink w:anchor="section-23-专项手册与边界">
+      <w:hyperlink w:anchor="section-26-专项手册与边界">
         <w:r>
           <w:rPr>
             <w:rStyle w:val="Hyperlink"/>
@@ -825,7 +904,7 @@
         <w:jc w:val="start"/>
         <w:rPr/>
       </w:pPr>
-      <w:hyperlink w:anchor="section-24-文档修订记录">
+      <w:hyperlink w:anchor="section-27-文档修订记录">
         <w:r>
           <w:rPr>
             <w:rStyle w:val="Hyperlink"/>
@@ -837,6 +916,7 @@
     <w:p>
       <w:pPr>
         <w:pStyle w:val="BodyText"/>
+        <w:pageBreakBefore w:val="1"/>
         <w:bidi w:val="0"/>
         <w:jc w:val="start"/>
         <w:rPr/>
@@ -865,7 +945,7 @@
       </w:r>
       <w:r>
         <w:rPr/>
-        <w:t>V2.0</w:t>
+        <w:t>V2.1</w:t>
       </w:r>
     </w:p>
     <w:p>
@@ -887,7 +967,7 @@
       </w:r>
       <w:r>
         <w:rPr/>
-        <w:t xml:space="preserve">2026-08-04 </w:t>
+        <w:t xml:space="preserve">2026-09-07 </w:t>
       </w:r>
       <w:r>
         <w:rPr/>
@@ -1015,20 +1095,20 @@
     </w:p>
     <w:tbl>
       <w:tblPr>
-        <w:tblW w:w="6317" w:type="dxa"/>
+        <w:tblW w:w="10050" w:type="dxa"/>
         <w:jc w:val="start"/>
         <w:tblInd w:w="0" w:type="dxa"/>
         <w:tblLayout w:type="fixed"/>
         <w:tblCellMar>
-          <w:top w:w="28" w:type="dxa"/>
-          <w:start w:w="28" w:type="dxa"/>
-          <w:bottom w:w="28" w:type="dxa"/>
-          <w:end w:w="28" w:type="dxa"/>
+          <w:top w:w="80" w:type="dxa"/>
+          <w:start w:w="80" w:type="dxa"/>
+          <w:bottom w:w="80" w:type="dxa"/>
+          <w:end w:w="80" w:type="dxa"/>
         </w:tblCellMar>
       </w:tblPr>
       <w:tblGrid>
-        <w:gridCol w:w="1096"/>
-        <w:gridCol w:w="5221"/>
+        <w:gridCol w:w="1832"/>
+        <w:gridCol w:w="8217"/>
       </w:tblGrid>
       <w:tr>
         <w:trPr>
@@ -1036,42 +1116,58 @@
         </w:trPr>
         <w:tc>
           <w:tcPr>
-            <w:tcW w:w="1096" w:type="dxa"/>
-            <w:tcBorders/>
-            <w:vAlign w:val="center"/>
+            <w:tcW w:w="1832" w:type="dxa"/>
+            <w:tcBorders>
+              <w:top w:val="single" w:sz="2" w:space="0" w:color="BDC9DA"/>
+              <w:start w:val="single" w:sz="2" w:space="0" w:color="BDC9DA"/>
+              <w:bottom w:val="single" w:sz="2" w:space="0" w:color="BDC9DA"/>
+              <w:end w:val="single" w:sz="2" w:space="0" w:color="BDC9DA"/>
+            </w:tcBorders>
+            <w:shd w:fill="EAF1FD" w:val="clear"/>
           </w:tcPr>
           <w:p>
             <w:pPr>
               <w:pStyle w:val="TableHeading"/>
-              <w:suppressLineNumbers/>
               <w:bidi w:val="0"/>
               <w:spacing w:before="0" w:after="283"/>
-              <w:jc w:val="center"/>
-              <w:rPr/>
+              <w:ind w:hanging="0" w:start="0" w:end="0"/>
+              <w:rPr>
+                <w:sz w:val="18"/>
+              </w:rPr>
             </w:pPr>
             <w:r>
-              <w:rPr/>
+              <w:rPr>
+                <w:sz w:val="18"/>
+              </w:rPr>
               <w:t>项目</w:t>
             </w:r>
           </w:p>
         </w:tc>
         <w:tc>
           <w:tcPr>
-            <w:tcW w:w="5221" w:type="dxa"/>
-            <w:tcBorders/>
-            <w:vAlign w:val="center"/>
+            <w:tcW w:w="8217" w:type="dxa"/>
+            <w:tcBorders>
+              <w:top w:val="single" w:sz="2" w:space="0" w:color="BDC9DA"/>
+              <w:start w:val="single" w:sz="2" w:space="0" w:color="BDC9DA"/>
+              <w:bottom w:val="single" w:sz="2" w:space="0" w:color="BDC9DA"/>
+              <w:end w:val="single" w:sz="2" w:space="0" w:color="BDC9DA"/>
+            </w:tcBorders>
+            <w:shd w:fill="EAF1FD" w:val="clear"/>
           </w:tcPr>
           <w:p>
             <w:pPr>
               <w:pStyle w:val="TableHeading"/>
-              <w:suppressLineNumbers/>
               <w:bidi w:val="0"/>
               <w:spacing w:before="0" w:after="283"/>
-              <w:jc w:val="center"/>
-              <w:rPr/>
+              <w:ind w:hanging="0" w:start="0" w:end="0"/>
+              <w:rPr>
+                <w:sz w:val="18"/>
+              </w:rPr>
             </w:pPr>
             <w:r>
-              <w:rPr/>
+              <w:rPr>
+                <w:sz w:val="18"/>
+              </w:rPr>
               <w:t>本角色要求</w:t>
             </w:r>
           </w:p>
@@ -1081,40 +1177,58 @@
         <w:trPr/>
         <w:tc>
           <w:tcPr>
-            <w:tcW w:w="1096" w:type="dxa"/>
-            <w:tcBorders/>
-            <w:vAlign w:val="center"/>
+            <w:tcW w:w="1832" w:type="dxa"/>
+            <w:tcBorders>
+              <w:top w:val="single" w:sz="2" w:space="0" w:color="BDC9DA"/>
+              <w:start w:val="single" w:sz="2" w:space="0" w:color="BDC9DA"/>
+              <w:bottom w:val="single" w:sz="2" w:space="0" w:color="BDC9DA"/>
+              <w:end w:val="single" w:sz="2" w:space="0" w:color="BDC9DA"/>
+            </w:tcBorders>
           </w:tcPr>
           <w:p>
             <w:pPr>
               <w:pStyle w:val="TableContents"/>
               <w:bidi w:val="0"/>
               <w:spacing w:before="0" w:after="283"/>
+              <w:ind w:hanging="0" w:start="0" w:end="0"/>
               <w:jc w:val="start"/>
-              <w:rPr/>
+              <w:rPr>
+                <w:sz w:val="18"/>
+              </w:rPr>
             </w:pPr>
             <w:r>
-              <w:rPr/>
+              <w:rPr>
+                <w:sz w:val="18"/>
+              </w:rPr>
               <w:t>角色</w:t>
             </w:r>
           </w:p>
         </w:tc>
         <w:tc>
           <w:tcPr>
-            <w:tcW w:w="5221" w:type="dxa"/>
-            <w:tcBorders/>
-            <w:vAlign w:val="center"/>
+            <w:tcW w:w="8217" w:type="dxa"/>
+            <w:tcBorders>
+              <w:top w:val="single" w:sz="2" w:space="0" w:color="BDC9DA"/>
+              <w:start w:val="single" w:sz="2" w:space="0" w:color="BDC9DA"/>
+              <w:bottom w:val="single" w:sz="2" w:space="0" w:color="BDC9DA"/>
+              <w:end w:val="single" w:sz="2" w:space="0" w:color="BDC9DA"/>
+            </w:tcBorders>
           </w:tcPr>
           <w:p>
             <w:pPr>
               <w:pStyle w:val="TableContents"/>
               <w:bidi w:val="0"/>
               <w:spacing w:before="0" w:after="283"/>
+              <w:ind w:hanging="0" w:start="0" w:end="0"/>
               <w:jc w:val="start"/>
-              <w:rPr/>
+              <w:rPr>
+                <w:sz w:val="18"/>
+              </w:rPr>
             </w:pPr>
             <w:r>
-              <w:rPr/>
+              <w:rPr>
+                <w:sz w:val="18"/>
+              </w:rPr>
               <w:t>货主业务员</w:t>
             </w:r>
           </w:p>
@@ -1124,47 +1238,63 @@
         <w:trPr/>
         <w:tc>
           <w:tcPr>
-            <w:tcW w:w="1096" w:type="dxa"/>
-            <w:tcBorders/>
-            <w:vAlign w:val="center"/>
+            <w:tcW w:w="1832" w:type="dxa"/>
+            <w:tcBorders>
+              <w:top w:val="single" w:sz="2" w:space="0" w:color="BDC9DA"/>
+              <w:start w:val="single" w:sz="2" w:space="0" w:color="BDC9DA"/>
+              <w:bottom w:val="single" w:sz="2" w:space="0" w:color="BDC9DA"/>
+              <w:end w:val="single" w:sz="2" w:space="0" w:color="BDC9DA"/>
+            </w:tcBorders>
           </w:tcPr>
           <w:p>
             <w:pPr>
               <w:pStyle w:val="TableContents"/>
               <w:bidi w:val="0"/>
               <w:spacing w:before="0" w:after="283"/>
+              <w:ind w:hanging="0" w:start="0" w:end="0"/>
               <w:jc w:val="start"/>
-              <w:rPr/>
+              <w:rPr>
+                <w:sz w:val="18"/>
+              </w:rPr>
             </w:pPr>
             <w:r>
-              <w:rPr/>
+              <w:rPr>
+                <w:sz w:val="18"/>
+              </w:rPr>
               <w:t>正式权限组</w:t>
             </w:r>
           </w:p>
         </w:tc>
         <w:tc>
           <w:tcPr>
-            <w:tcW w:w="5221" w:type="dxa"/>
-            <w:tcBorders/>
-            <w:vAlign w:val="center"/>
+            <w:tcW w:w="8217" w:type="dxa"/>
+            <w:tcBorders>
+              <w:top w:val="single" w:sz="2" w:space="0" w:color="BDC9DA"/>
+              <w:start w:val="single" w:sz="2" w:space="0" w:color="BDC9DA"/>
+              <w:bottom w:val="single" w:sz="2" w:space="0" w:color="BDC9DA"/>
+              <w:end w:val="single" w:sz="2" w:space="0" w:color="BDC9DA"/>
+            </w:tcBorders>
           </w:tcPr>
           <w:p>
             <w:pPr>
               <w:pStyle w:val="TableContents"/>
               <w:bidi w:val="0"/>
               <w:spacing w:before="0" w:after="283"/>
+              <w:ind w:hanging="0" w:start="0" w:end="0"/>
               <w:jc w:val="start"/>
               <w:rPr/>
             </w:pPr>
             <w:r>
               <w:rPr>
                 <w:rStyle w:val="SourceText"/>
+                <w:sz w:val="18"/>
               </w:rPr>
               <w:t>WMS::</w:t>
             </w:r>
             <w:r>
               <w:rPr>
                 <w:rStyle w:val="SourceText"/>
+                <w:sz w:val="18"/>
               </w:rPr>
               <w:t>货主业务员</w:t>
             </w:r>
@@ -1175,48 +1305,68 @@
         <w:trPr/>
         <w:tc>
           <w:tcPr>
-            <w:tcW w:w="1096" w:type="dxa"/>
-            <w:tcBorders/>
-            <w:vAlign w:val="center"/>
+            <w:tcW w:w="1832" w:type="dxa"/>
+            <w:tcBorders>
+              <w:top w:val="single" w:sz="2" w:space="0" w:color="BDC9DA"/>
+              <w:start w:val="single" w:sz="2" w:space="0" w:color="BDC9DA"/>
+              <w:bottom w:val="single" w:sz="2" w:space="0" w:color="BDC9DA"/>
+              <w:end w:val="single" w:sz="2" w:space="0" w:color="BDC9DA"/>
+            </w:tcBorders>
           </w:tcPr>
           <w:p>
             <w:pPr>
               <w:pStyle w:val="TableContents"/>
               <w:bidi w:val="0"/>
               <w:spacing w:before="0" w:after="283"/>
+              <w:ind w:hanging="0" w:start="0" w:end="0"/>
               <w:jc w:val="start"/>
-              <w:rPr/>
+              <w:rPr>
+                <w:sz w:val="18"/>
+              </w:rPr>
             </w:pPr>
             <w:r>
-              <w:rPr/>
+              <w:rPr>
+                <w:sz w:val="18"/>
+              </w:rPr>
               <w:t>主要入口</w:t>
             </w:r>
           </w:p>
         </w:tc>
         <w:tc>
           <w:tcPr>
-            <w:tcW w:w="5221" w:type="dxa"/>
-            <w:tcBorders/>
-            <w:vAlign w:val="center"/>
+            <w:tcW w:w="8217" w:type="dxa"/>
+            <w:tcBorders>
+              <w:top w:val="single" w:sz="2" w:space="0" w:color="BDC9DA"/>
+              <w:start w:val="single" w:sz="2" w:space="0" w:color="BDC9DA"/>
+              <w:bottom w:val="single" w:sz="2" w:space="0" w:color="BDC9DA"/>
+              <w:end w:val="single" w:sz="2" w:space="0" w:color="BDC9DA"/>
+            </w:tcBorders>
           </w:tcPr>
           <w:p>
             <w:pPr>
               <w:pStyle w:val="TableContents"/>
               <w:bidi w:val="0"/>
               <w:spacing w:before="0" w:after="283"/>
+              <w:ind w:hanging="0" w:start="0" w:end="0"/>
               <w:jc w:val="start"/>
               <w:rPr/>
             </w:pPr>
             <w:r>
-              <w:rPr/>
+              <w:rPr>
+                <w:sz w:val="18"/>
+              </w:rPr>
               <w:t>货主业务端（</w:t>
             </w:r>
             <w:r>
-              <w:rPr/>
+              <w:rPr>
+                <w:sz w:val="18"/>
+              </w:rPr>
               <w:t>wmsownersale</w:t>
             </w:r>
             <w:r>
-              <w:rPr/>
+              <w:rPr>
+                <w:sz w:val="18"/>
+              </w:rPr>
               <w:t>）</w:t>
             </w:r>
           </w:p>
@@ -1226,9 +1376,42 @@
         <w:trPr/>
         <w:tc>
           <w:tcPr>
-            <w:tcW w:w="1096" w:type="dxa"/>
-            <w:tcBorders/>
-            <w:vAlign w:val="center"/>
+            <w:tcW w:w="1832" w:type="dxa"/>
+            <w:tcBorders>
+              <w:top w:val="single" w:sz="2" w:space="0" w:color="BDC9DA"/>
+              <w:start w:val="single" w:sz="2" w:space="0" w:color="BDC9DA"/>
+              <w:bottom w:val="single" w:sz="2" w:space="0" w:color="BDC9DA"/>
+              <w:end w:val="single" w:sz="2" w:space="0" w:color="BDC9DA"/>
+            </w:tcBorders>
+          </w:tcPr>
+          <w:p>
+            <w:pPr>
+              <w:pStyle w:val="TableContents"/>
+              <w:bidi w:val="0"/>
+              <w:spacing w:before="0" w:after="283"/>
+              <w:ind w:hanging="0" w:start="0" w:end="0"/>
+              <w:jc w:val="start"/>
+              <w:rPr>
+                <w:sz w:val="18"/>
+              </w:rPr>
+            </w:pPr>
+            <w:r>
+              <w:rPr>
+                <w:sz w:val="18"/>
+              </w:rPr>
+              <w:t>数据范围</w:t>
+            </w:r>
+          </w:p>
+        </w:tc>
+        <w:tc>
+          <w:tcPr>
+            <w:tcW w:w="8217" w:type="dxa"/>
+            <w:tcBorders>
+              <w:top w:val="single" w:sz="2" w:space="0" w:color="BDC9DA"/>
+              <w:start w:val="single" w:sz="2" w:space="0" w:color="BDC9DA"/>
+              <w:bottom w:val="single" w:sz="2" w:space="0" w:color="BDC9DA"/>
+              <w:end w:val="single" w:sz="2" w:space="0" w:color="BDC9DA"/>
+            </w:tcBorders>
           </w:tcPr>
           <w:p>
             <w:pPr>
@@ -1236,30 +1419,14 @@
               <w:bidi w:val="0"/>
               <w:spacing w:before="0" w:after="283"/>
               <w:jc w:val="start"/>
-              <w:rPr/>
+              <w:rPr>
+                <w:sz w:val="18"/>
+              </w:rPr>
             </w:pPr>
             <w:r>
-              <w:rPr/>
-              <w:t>数据范围</w:t>
-            </w:r>
-          </w:p>
-        </w:tc>
-        <w:tc>
-          <w:tcPr>
-            <w:tcW w:w="5221" w:type="dxa"/>
-            <w:tcBorders/>
-            <w:vAlign w:val="center"/>
-          </w:tcPr>
-          <w:p>
-            <w:pPr>
-              <w:pStyle w:val="TableContents"/>
-              <w:bidi w:val="0"/>
-              <w:spacing w:before="0" w:after="283"/>
-              <w:jc w:val="start"/>
-              <w:rPr/>
-            </w:pPr>
-            <w:r>
-              <w:rPr/>
+              <w:rPr>
+                <w:sz w:val="18"/>
+              </w:rPr>
               <w:t>一个明确的货主范围，并从货主已授权仓库中选择履约仓库</w:t>
             </w:r>
           </w:p>
@@ -1441,10 +1608,134 @@
         <w:jc w:val="start"/>
         <w:rPr/>
       </w:pPr>
-      <w:bookmarkStart w:id="3" w:name="section-4-账号和数据范围"/>
+      <w:bookmarkStart w:id="3" w:name="section-4-登录失效与切换账号"/>
       <w:bookmarkEnd w:id="3"/>
       <w:r>
         <w:rPr/>
+        <w:t>登录失效与切换账号</w:t>
+      </w:r>
+    </w:p>
+    <w:p>
+      <w:pPr>
+        <w:pStyle w:val="BodyText"/>
+        <w:numPr>
+          <w:ilvl w:val="0"/>
+          <w:numId w:val="3"/>
+        </w:numPr>
+        <w:tabs>
+          <w:tab w:val="clear" w:pos="1134"/>
+          <w:tab w:val="left" w:pos="709" w:leader="none"/>
+        </w:tabs>
+        <w:bidi w:val="0"/>
+        <w:spacing w:before="0" w:after="0"/>
+        <w:ind w:hanging="283" w:start="709"/>
+        <w:jc w:val="start"/>
+        <w:rPr/>
+      </w:pPr>
+      <w:r>
+        <w:rPr/>
+        <w:t xml:space="preserve">使用管理员提供的正式入口；客户端的服务地址由部署配置决定，不在登录页自行改接其他服务器。 </w:t>
+      </w:r>
+    </w:p>
+    <w:p>
+      <w:pPr>
+        <w:pStyle w:val="BodyText"/>
+        <w:numPr>
+          <w:ilvl w:val="0"/>
+          <w:numId w:val="3"/>
+        </w:numPr>
+        <w:tabs>
+          <w:tab w:val="clear" w:pos="1134"/>
+          <w:tab w:val="left" w:pos="709" w:leader="none"/>
+        </w:tabs>
+        <w:bidi w:val="0"/>
+        <w:spacing w:before="0" w:after="0"/>
+        <w:ind w:hanging="283" w:start="709"/>
+        <w:jc w:val="start"/>
+        <w:rPr/>
+      </w:pPr>
+      <w:r>
+        <w:rPr/>
+        <w:t xml:space="preserve">使用过程中客户端会尝试续期登录。临时断网或服务器繁忙时先检查网络，恢复后重新查询当前单据；不能把网络故障当成业务未提交。 </w:t>
+      </w:r>
+    </w:p>
+    <w:p>
+      <w:pPr>
+        <w:pStyle w:val="BodyText"/>
+        <w:numPr>
+          <w:ilvl w:val="0"/>
+          <w:numId w:val="3"/>
+        </w:numPr>
+        <w:tabs>
+          <w:tab w:val="clear" w:pos="1134"/>
+          <w:tab w:val="left" w:pos="709" w:leader="none"/>
+        </w:tabs>
+        <w:bidi w:val="0"/>
+        <w:spacing w:before="0" w:after="0"/>
+        <w:ind w:hanging="283" w:start="709"/>
+        <w:jc w:val="start"/>
+        <w:rPr/>
+      </w:pPr>
+      <w:r>
+        <w:rPr/>
+        <w:t xml:space="preserve">明确提示登录失效并返回登录页时，重新登录本人账号，再核对角色、仓库或货主范围。 </w:t>
+      </w:r>
+    </w:p>
+    <w:p>
+      <w:pPr>
+        <w:pStyle w:val="BodyText"/>
+        <w:numPr>
+          <w:ilvl w:val="0"/>
+          <w:numId w:val="3"/>
+        </w:numPr>
+        <w:tabs>
+          <w:tab w:val="clear" w:pos="1134"/>
+          <w:tab w:val="left" w:pos="709" w:leader="none"/>
+        </w:tabs>
+        <w:bidi w:val="0"/>
+        <w:spacing w:before="0" w:after="0"/>
+        <w:ind w:hanging="283" w:start="709"/>
+        <w:jc w:val="start"/>
+        <w:rPr/>
+      </w:pPr>
+      <w:r>
+        <w:rPr/>
+        <w:t xml:space="preserve">看到“登录账号已变化”或“登录状态已变化”时停止当前操作，刷新页面并重新选择业务对象。旧账号的页面结果不能作为新账号继续操作的依据。 </w:t>
+      </w:r>
+    </w:p>
+    <w:p>
+      <w:pPr>
+        <w:pStyle w:val="BodyText"/>
+        <w:numPr>
+          <w:ilvl w:val="0"/>
+          <w:numId w:val="3"/>
+        </w:numPr>
+        <w:tabs>
+          <w:tab w:val="clear" w:pos="1134"/>
+          <w:tab w:val="left" w:pos="709" w:leader="none"/>
+        </w:tabs>
+        <w:bidi w:val="0"/>
+        <w:ind w:hanging="283" w:start="709"/>
+        <w:jc w:val="start"/>
+        <w:rPr/>
+      </w:pPr>
+      <w:r>
+        <w:rPr/>
+        <w:t xml:space="preserve">连续登录过频时按提示等待，不连续点击；仍不能登录则联系管理员检查账号。 </w:t>
+      </w:r>
+    </w:p>
+    <w:p>
+      <w:pPr>
+        <w:pStyle w:val="Heading3"/>
+        <w:bidi w:val="0"/>
+        <w:ind w:hanging="0" w:start="0" w:end="0"/>
+        <w:jc w:val="start"/>
+        <w:rPr/>
+      </w:pPr>
+      <w:bookmarkStart w:id="4" w:name="section-5-账号和数据范围"/>
+      <w:bookmarkEnd w:id="4"/>
+      <w:r>
+        <w:rPr/>
         <w:t>账号和数据范围</w:t>
       </w:r>
     </w:p>
@@ -1453,7 +1744,7 @@
         <w:pStyle w:val="BodyText"/>
         <w:numPr>
           <w:ilvl w:val="0"/>
-          <w:numId w:val="3"/>
+          <w:numId w:val="4"/>
         </w:numPr>
         <w:tabs>
           <w:tab w:val="clear" w:pos="1134"/>
@@ -1483,7 +1774,7 @@
         <w:pStyle w:val="BodyText"/>
         <w:numPr>
           <w:ilvl w:val="0"/>
-          <w:numId w:val="3"/>
+          <w:numId w:val="4"/>
         </w:numPr>
         <w:tabs>
           <w:tab w:val="clear" w:pos="1134"/>
@@ -1505,7 +1796,7 @@
         <w:pStyle w:val="BodyText"/>
         <w:numPr>
           <w:ilvl w:val="0"/>
-          <w:numId w:val="3"/>
+          <w:numId w:val="4"/>
         </w:numPr>
         <w:tabs>
           <w:tab w:val="clear" w:pos="1134"/>
@@ -1535,7 +1826,7 @@
         <w:pStyle w:val="BodyText"/>
         <w:numPr>
           <w:ilvl w:val="0"/>
-          <w:numId w:val="3"/>
+          <w:numId w:val="4"/>
         </w:numPr>
         <w:tabs>
           <w:tab w:val="clear" w:pos="1134"/>
@@ -1557,7 +1848,7 @@
         <w:pStyle w:val="BodyText"/>
         <w:numPr>
           <w:ilvl w:val="0"/>
-          <w:numId w:val="3"/>
+          <w:numId w:val="4"/>
         </w:numPr>
         <w:tabs>
           <w:tab w:val="clear" w:pos="1134"/>
@@ -1581,8 +1872,8 @@
         <w:jc w:val="start"/>
         <w:rPr/>
       </w:pPr>
-      <w:bookmarkStart w:id="4" w:name="section-5-通用操作原则"/>
-      <w:bookmarkEnd w:id="4"/>
+      <w:bookmarkStart w:id="5" w:name="section-6-通用操作原则"/>
+      <w:bookmarkEnd w:id="5"/>
       <w:r>
         <w:rPr/>
         <w:t>通用操作原则</w:t>
@@ -1593,7 +1884,7 @@
         <w:pStyle w:val="BodyText"/>
         <w:numPr>
           <w:ilvl w:val="0"/>
-          <w:numId w:val="4"/>
+          <w:numId w:val="5"/>
         </w:numPr>
         <w:tabs>
           <w:tab w:val="clear" w:pos="1134"/>
@@ -1615,7 +1906,7 @@
         <w:pStyle w:val="BodyText"/>
         <w:numPr>
           <w:ilvl w:val="0"/>
-          <w:numId w:val="4"/>
+          <w:numId w:val="5"/>
         </w:numPr>
         <w:tabs>
           <w:tab w:val="clear" w:pos="1134"/>
@@ -1637,7 +1928,7 @@
         <w:pStyle w:val="BodyText"/>
         <w:numPr>
           <w:ilvl w:val="0"/>
-          <w:numId w:val="4"/>
+          <w:numId w:val="5"/>
         </w:numPr>
         <w:tabs>
           <w:tab w:val="clear" w:pos="1134"/>
@@ -1659,7 +1950,7 @@
         <w:pStyle w:val="BodyText"/>
         <w:numPr>
           <w:ilvl w:val="0"/>
-          <w:numId w:val="4"/>
+          <w:numId w:val="5"/>
         </w:numPr>
         <w:tabs>
           <w:tab w:val="clear" w:pos="1134"/>
@@ -1681,7 +1972,7 @@
         <w:pStyle w:val="BodyText"/>
         <w:numPr>
           <w:ilvl w:val="0"/>
-          <w:numId w:val="4"/>
+          <w:numId w:val="5"/>
         </w:numPr>
         <w:tabs>
           <w:tab w:val="clear" w:pos="1134"/>
@@ -1703,7 +1994,7 @@
         <w:pStyle w:val="BodyText"/>
         <w:numPr>
           <w:ilvl w:val="0"/>
-          <w:numId w:val="4"/>
+          <w:numId w:val="5"/>
         </w:numPr>
         <w:tabs>
           <w:tab w:val="clear" w:pos="1134"/>
@@ -1727,8 +2018,8 @@
         <w:jc w:val="start"/>
         <w:rPr/>
       </w:pPr>
-      <w:bookmarkStart w:id="5" w:name="section-6-修改密码与退出"/>
-      <w:bookmarkEnd w:id="5"/>
+      <w:bookmarkStart w:id="6" w:name="section-7-修改密码与退出"/>
+      <w:bookmarkEnd w:id="6"/>
       <w:r>
         <w:rPr/>
         <w:t>修改密码与退出</w:t>
@@ -1739,7 +2030,7 @@
         <w:pStyle w:val="BodyText"/>
         <w:numPr>
           <w:ilvl w:val="0"/>
-          <w:numId w:val="5"/>
+          <w:numId w:val="6"/>
         </w:numPr>
         <w:tabs>
           <w:tab w:val="clear" w:pos="1134"/>
@@ -1761,7 +2052,7 @@
         <w:pStyle w:val="BodyText"/>
         <w:numPr>
           <w:ilvl w:val="0"/>
-          <w:numId w:val="5"/>
+          <w:numId w:val="6"/>
         </w:numPr>
         <w:tabs>
           <w:tab w:val="clear" w:pos="1134"/>
@@ -1783,13 +2074,14 @@
         <w:pStyle w:val="BodyText"/>
         <w:numPr>
           <w:ilvl w:val="0"/>
-          <w:numId w:val="5"/>
-        </w:numPr>
-        <w:tabs>
-          <w:tab w:val="clear" w:pos="1134"/>
-          <w:tab w:val="left" w:pos="709" w:leader="none"/>
-        </w:tabs>
-        <w:bidi w:val="0"/>
+          <w:numId w:val="6"/>
+        </w:numPr>
+        <w:tabs>
+          <w:tab w:val="clear" w:pos="1134"/>
+          <w:tab w:val="left" w:pos="709" w:leader="none"/>
+        </w:tabs>
+        <w:bidi w:val="0"/>
+        <w:spacing w:before="0" w:after="0"/>
         <w:ind w:hanging="283" w:start="709"/>
         <w:jc w:val="start"/>
         <w:rPr/>
@@ -1801,6 +2093,27 @@
     </w:p>
     <w:p>
       <w:pPr>
+        <w:pStyle w:val="BodyText"/>
+        <w:numPr>
+          <w:ilvl w:val="0"/>
+          <w:numId w:val="6"/>
+        </w:numPr>
+        <w:tabs>
+          <w:tab w:val="clear" w:pos="1134"/>
+          <w:tab w:val="left" w:pos="709" w:leader="none"/>
+        </w:tabs>
+        <w:bidi w:val="0"/>
+        <w:ind w:hanging="283" w:start="709"/>
+        <w:jc w:val="start"/>
+        <w:rPr/>
+      </w:pPr>
+      <w:r>
+        <w:rPr/>
+        <w:t xml:space="preserve">切换账号前先记录尚未确认的单号、任务号及收付款结果；下一位人员使用自己的账号重新打开业务页面，不接着提交上一账号遗留的内容。 </w:t>
+      </w:r>
+    </w:p>
+    <w:p>
+      <w:pPr>
         <w:pStyle w:val="HorizontalLine"/>
         <w:bidi w:val="0"/>
         <w:jc w:val="start"/>
@@ -1818,8 +2131,8 @@
         <w:jc w:val="start"/>
         <w:rPr/>
       </w:pPr>
-      <w:bookmarkStart w:id="6" w:name="section-7-角色职责与权限"/>
-      <w:bookmarkEnd w:id="6"/>
+      <w:bookmarkStart w:id="7" w:name="section-8-角色职责与权限"/>
+      <w:bookmarkEnd w:id="7"/>
       <w:r>
         <w:rPr/>
         <w:t>角色职责与权限</w:t>
@@ -1885,8 +2198,8 @@
         <w:jc w:val="start"/>
         <w:rPr/>
       </w:pPr>
-      <w:bookmarkStart w:id="7" w:name="section-8-首页和开单准备"/>
-      <w:bookmarkEnd w:id="7"/>
+      <w:bookmarkStart w:id="8" w:name="section-9-首页和开单准备"/>
+      <w:bookmarkEnd w:id="8"/>
       <w:r>
         <w:rPr/>
         <w:t>首页和开单准备</w:t>
@@ -1897,7 +2210,7 @@
         <w:pStyle w:val="BodyText"/>
         <w:numPr>
           <w:ilvl w:val="0"/>
-          <w:numId w:val="6"/>
+          <w:numId w:val="7"/>
         </w:numPr>
         <w:tabs>
           <w:tab w:val="clear" w:pos="1134"/>
@@ -1919,7 +2232,7 @@
         <w:pStyle w:val="BodyText"/>
         <w:numPr>
           <w:ilvl w:val="0"/>
-          <w:numId w:val="6"/>
+          <w:numId w:val="7"/>
         </w:numPr>
         <w:tabs>
           <w:tab w:val="clear" w:pos="1134"/>
@@ -1941,7 +2254,7 @@
         <w:pStyle w:val="BodyText"/>
         <w:numPr>
           <w:ilvl w:val="0"/>
-          <w:numId w:val="6"/>
+          <w:numId w:val="7"/>
         </w:numPr>
         <w:tabs>
           <w:tab w:val="clear" w:pos="1134"/>
@@ -1963,7 +2276,7 @@
         <w:pStyle w:val="BodyText"/>
         <w:numPr>
           <w:ilvl w:val="0"/>
-          <w:numId w:val="6"/>
+          <w:numId w:val="7"/>
         </w:numPr>
         <w:tabs>
           <w:tab w:val="clear" w:pos="1134"/>
@@ -1995,8 +2308,8 @@
         <w:jc w:val="start"/>
         <w:rPr/>
       </w:pPr>
-      <w:bookmarkStart w:id="8" w:name="section-9-创建-保存和提交订单"/>
-      <w:bookmarkEnd w:id="8"/>
+      <w:bookmarkStart w:id="9" w:name="section-10-创建-保存和提交订单"/>
+      <w:bookmarkEnd w:id="9"/>
       <w:r>
         <w:rPr/>
         <w:t>创建、保存和提交订单</w:t>
@@ -2007,7 +2320,7 @@
         <w:pStyle w:val="BodyText"/>
         <w:numPr>
           <w:ilvl w:val="0"/>
-          <w:numId w:val="7"/>
+          <w:numId w:val="8"/>
         </w:numPr>
         <w:tabs>
           <w:tab w:val="clear" w:pos="1134"/>
@@ -2029,7 +2342,7 @@
         <w:pStyle w:val="BodyText"/>
         <w:numPr>
           <w:ilvl w:val="0"/>
-          <w:numId w:val="7"/>
+          <w:numId w:val="8"/>
         </w:numPr>
         <w:tabs>
           <w:tab w:val="clear" w:pos="1134"/>
@@ -2061,7 +2374,7 @@
         <w:pStyle w:val="BodyText"/>
         <w:numPr>
           <w:ilvl w:val="0"/>
-          <w:numId w:val="7"/>
+          <w:numId w:val="8"/>
         </w:numPr>
         <w:tabs>
           <w:tab w:val="clear" w:pos="1134"/>
@@ -2083,7 +2396,7 @@
         <w:pStyle w:val="BodyText"/>
         <w:numPr>
           <w:ilvl w:val="0"/>
-          <w:numId w:val="7"/>
+          <w:numId w:val="8"/>
         </w:numPr>
         <w:tabs>
           <w:tab w:val="clear" w:pos="1134"/>
@@ -2105,7 +2418,7 @@
         <w:pStyle w:val="BodyText"/>
         <w:numPr>
           <w:ilvl w:val="0"/>
-          <w:numId w:val="7"/>
+          <w:numId w:val="8"/>
         </w:numPr>
         <w:tabs>
           <w:tab w:val="clear" w:pos="1134"/>
@@ -2127,7 +2440,7 @@
         <w:pStyle w:val="BodyText"/>
         <w:numPr>
           <w:ilvl w:val="0"/>
-          <w:numId w:val="7"/>
+          <w:numId w:val="8"/>
         </w:numPr>
         <w:tabs>
           <w:tab w:val="clear" w:pos="1134"/>
@@ -2163,7 +2476,7 @@
         <w:pStyle w:val="BodyText"/>
         <w:numPr>
           <w:ilvl w:val="0"/>
-          <w:numId w:val="7"/>
+          <w:numId w:val="8"/>
         </w:numPr>
         <w:tabs>
           <w:tab w:val="clear" w:pos="1134"/>
@@ -2185,7 +2498,7 @@
         <w:pStyle w:val="BodyText"/>
         <w:numPr>
           <w:ilvl w:val="0"/>
-          <w:numId w:val="7"/>
+          <w:numId w:val="8"/>
         </w:numPr>
         <w:tabs>
           <w:tab w:val="clear" w:pos="1134"/>
@@ -2221,8 +2534,8 @@
         <w:jc w:val="start"/>
         <w:rPr/>
       </w:pPr>
-      <w:bookmarkStart w:id="9" w:name="section-10-防重复提交和冲突处理"/>
-      <w:bookmarkEnd w:id="9"/>
+      <w:bookmarkStart w:id="10" w:name="section-11-防重复提交和冲突处理"/>
+      <w:bookmarkEnd w:id="10"/>
       <w:r>
         <w:rPr/>
         <w:t>防重复提交和冲突处理</w:t>
@@ -2233,7 +2546,7 @@
         <w:pStyle w:val="BodyText"/>
         <w:numPr>
           <w:ilvl w:val="0"/>
-          <w:numId w:val="8"/>
+          <w:numId w:val="9"/>
         </w:numPr>
         <w:tabs>
           <w:tab w:val="clear" w:pos="1134"/>
@@ -2255,7 +2568,7 @@
         <w:pStyle w:val="BodyText"/>
         <w:numPr>
           <w:ilvl w:val="0"/>
-          <w:numId w:val="8"/>
+          <w:numId w:val="9"/>
         </w:numPr>
         <w:tabs>
           <w:tab w:val="clear" w:pos="1134"/>
@@ -2277,7 +2590,29 @@
         <w:pStyle w:val="BodyText"/>
         <w:numPr>
           <w:ilvl w:val="0"/>
-          <w:numId w:val="8"/>
+          <w:numId w:val="9"/>
+        </w:numPr>
+        <w:tabs>
+          <w:tab w:val="clear" w:pos="1134"/>
+          <w:tab w:val="left" w:pos="709" w:leader="none"/>
+        </w:tabs>
+        <w:bidi w:val="0"/>
+        <w:spacing w:before="0" w:after="0"/>
+        <w:ind w:hanging="283" w:start="709"/>
+        <w:jc w:val="start"/>
+        <w:rPr/>
+      </w:pPr>
+      <w:r>
+        <w:rPr/>
+        <w:t xml:space="preserve">登录失效或切换账号后，先重新打开原订单确认结果，再重新选择当前账号的仓库和客户。上一账号尚未返回的请求不能作为本账号的下单结果。 </w:t>
+      </w:r>
+    </w:p>
+    <w:p>
+      <w:pPr>
+        <w:pStyle w:val="BodyText"/>
+        <w:numPr>
+          <w:ilvl w:val="0"/>
+          <w:numId w:val="9"/>
         </w:numPr>
         <w:tabs>
           <w:tab w:val="clear" w:pos="1134"/>
@@ -2299,7 +2634,7 @@
         <w:pStyle w:val="BodyText"/>
         <w:numPr>
           <w:ilvl w:val="0"/>
-          <w:numId w:val="8"/>
+          <w:numId w:val="9"/>
         </w:numPr>
         <w:tabs>
           <w:tab w:val="clear" w:pos="1134"/>
@@ -2323,8 +2658,8 @@
         <w:jc w:val="start"/>
         <w:rPr/>
       </w:pPr>
-      <w:bookmarkStart w:id="10" w:name="section-11-撤回-退回修改和重新提交"/>
-      <w:bookmarkEnd w:id="10"/>
+      <w:bookmarkStart w:id="11" w:name="section-12-撤回-退回修改和重新提交"/>
+      <w:bookmarkEnd w:id="11"/>
       <w:r>
         <w:rPr/>
         <w:t>撤回、退回修改和重新提交</w:t>
@@ -2335,7 +2670,7 @@
         <w:pStyle w:val="BodyText"/>
         <w:numPr>
           <w:ilvl w:val="0"/>
-          <w:numId w:val="9"/>
+          <w:numId w:val="10"/>
         </w:numPr>
         <w:tabs>
           <w:tab w:val="clear" w:pos="1134"/>
@@ -2357,7 +2692,7 @@
         <w:pStyle w:val="BodyText"/>
         <w:numPr>
           <w:ilvl w:val="0"/>
-          <w:numId w:val="9"/>
+          <w:numId w:val="10"/>
         </w:numPr>
         <w:tabs>
           <w:tab w:val="clear" w:pos="1134"/>
@@ -2379,7 +2714,7 @@
         <w:pStyle w:val="BodyText"/>
         <w:numPr>
           <w:ilvl w:val="0"/>
-          <w:numId w:val="9"/>
+          <w:numId w:val="10"/>
         </w:numPr>
         <w:tabs>
           <w:tab w:val="clear" w:pos="1134"/>
@@ -2401,7 +2736,7 @@
         <w:pStyle w:val="BodyText"/>
         <w:numPr>
           <w:ilvl w:val="0"/>
-          <w:numId w:val="9"/>
+          <w:numId w:val="10"/>
         </w:numPr>
         <w:tabs>
           <w:tab w:val="clear" w:pos="1134"/>
@@ -2423,7 +2758,7 @@
         <w:pStyle w:val="BodyText"/>
         <w:numPr>
           <w:ilvl w:val="0"/>
-          <w:numId w:val="9"/>
+          <w:numId w:val="10"/>
         </w:numPr>
         <w:tabs>
           <w:tab w:val="clear" w:pos="1134"/>
@@ -2445,7 +2780,7 @@
         <w:pStyle w:val="BodyText"/>
         <w:numPr>
           <w:ilvl w:val="0"/>
-          <w:numId w:val="9"/>
+          <w:numId w:val="10"/>
         </w:numPr>
         <w:tabs>
           <w:tab w:val="clear" w:pos="1134"/>
@@ -2469,8 +2804,8 @@
         <w:jc w:val="start"/>
         <w:rPr/>
       </w:pPr>
-      <w:bookmarkStart w:id="11" w:name="section-12-一件代发-Excel-导入"/>
-      <w:bookmarkEnd w:id="11"/>
+      <w:bookmarkStart w:id="12" w:name="section-13-一件代发-Excel-导入"/>
+      <w:bookmarkEnd w:id="12"/>
       <w:r>
         <w:rPr/>
         <w:t xml:space="preserve">一件代发 </w:t>
@@ -2489,7 +2824,7 @@
         <w:pStyle w:val="BodyText"/>
         <w:numPr>
           <w:ilvl w:val="0"/>
-          <w:numId w:val="10"/>
+          <w:numId w:val="11"/>
         </w:numPr>
         <w:tabs>
           <w:tab w:val="clear" w:pos="1134"/>
@@ -2511,7 +2846,7 @@
         <w:pStyle w:val="BodyText"/>
         <w:numPr>
           <w:ilvl w:val="0"/>
-          <w:numId w:val="10"/>
+          <w:numId w:val="11"/>
         </w:numPr>
         <w:tabs>
           <w:tab w:val="clear" w:pos="1134"/>
@@ -2533,7 +2868,7 @@
         <w:pStyle w:val="BodyText"/>
         <w:numPr>
           <w:ilvl w:val="0"/>
-          <w:numId w:val="10"/>
+          <w:numId w:val="11"/>
         </w:numPr>
         <w:tabs>
           <w:tab w:val="clear" w:pos="1134"/>
@@ -2563,7 +2898,7 @@
         <w:pStyle w:val="BodyText"/>
         <w:numPr>
           <w:ilvl w:val="0"/>
-          <w:numId w:val="10"/>
+          <w:numId w:val="11"/>
         </w:numPr>
         <w:tabs>
           <w:tab w:val="clear" w:pos="1134"/>
@@ -2597,7 +2932,7 @@
         <w:pStyle w:val="BodyText"/>
         <w:numPr>
           <w:ilvl w:val="0"/>
-          <w:numId w:val="10"/>
+          <w:numId w:val="11"/>
         </w:numPr>
         <w:tabs>
           <w:tab w:val="clear" w:pos="1134"/>
@@ -2659,7 +2994,7 @@
         <w:pStyle w:val="BodyText"/>
         <w:numPr>
           <w:ilvl w:val="0"/>
-          <w:numId w:val="10"/>
+          <w:numId w:val="11"/>
         </w:numPr>
         <w:tabs>
           <w:tab w:val="clear" w:pos="1134"/>
@@ -2681,7 +3016,7 @@
         <w:pStyle w:val="BodyText"/>
         <w:numPr>
           <w:ilvl w:val="0"/>
-          <w:numId w:val="10"/>
+          <w:numId w:val="11"/>
         </w:numPr>
         <w:tabs>
           <w:tab w:val="clear" w:pos="1134"/>
@@ -2703,7 +3038,7 @@
         <w:pStyle w:val="BodyText"/>
         <w:numPr>
           <w:ilvl w:val="0"/>
-          <w:numId w:val="10"/>
+          <w:numId w:val="11"/>
         </w:numPr>
         <w:tabs>
           <w:tab w:val="clear" w:pos="1134"/>
@@ -2725,7 +3060,7 @@
         <w:pStyle w:val="BodyText"/>
         <w:numPr>
           <w:ilvl w:val="0"/>
-          <w:numId w:val="10"/>
+          <w:numId w:val="11"/>
         </w:numPr>
         <w:tabs>
           <w:tab w:val="clear" w:pos="1134"/>
@@ -2749,8 +3084,8 @@
         <w:jc w:val="start"/>
         <w:rPr/>
       </w:pPr>
-      <w:bookmarkStart w:id="12" w:name="section-13-库存-订单和报表查询"/>
-      <w:bookmarkEnd w:id="12"/>
+      <w:bookmarkStart w:id="13" w:name="section-14-库存-订单和报表查询"/>
+      <w:bookmarkEnd w:id="13"/>
       <w:r>
         <w:rPr/>
         <w:t>库存、订单和报表查询</w:t>
@@ -2761,7 +3096,7 @@
         <w:pStyle w:val="BodyText"/>
         <w:numPr>
           <w:ilvl w:val="0"/>
-          <w:numId w:val="11"/>
+          <w:numId w:val="12"/>
         </w:numPr>
         <w:tabs>
           <w:tab w:val="clear" w:pos="1134"/>
@@ -2787,7 +3122,7 @@
         <w:pStyle w:val="BodyText"/>
         <w:numPr>
           <w:ilvl w:val="0"/>
-          <w:numId w:val="11"/>
+          <w:numId w:val="12"/>
         </w:numPr>
         <w:tabs>
           <w:tab w:val="clear" w:pos="1134"/>
@@ -2813,7 +3148,7 @@
         <w:pStyle w:val="BodyText"/>
         <w:numPr>
           <w:ilvl w:val="0"/>
-          <w:numId w:val="11"/>
+          <w:numId w:val="12"/>
         </w:numPr>
         <w:tabs>
           <w:tab w:val="clear" w:pos="1134"/>
@@ -2855,7 +3190,7 @@
         <w:pStyle w:val="BodyText"/>
         <w:numPr>
           <w:ilvl w:val="0"/>
-          <w:numId w:val="11"/>
+          <w:numId w:val="12"/>
         </w:numPr>
         <w:tabs>
           <w:tab w:val="clear" w:pos="1134"/>
@@ -2881,7 +3216,59 @@
         <w:pStyle w:val="BodyText"/>
         <w:numPr>
           <w:ilvl w:val="0"/>
-          <w:numId w:val="11"/>
+          <w:numId w:val="12"/>
+        </w:numPr>
+        <w:tabs>
+          <w:tab w:val="clear" w:pos="1134"/>
+          <w:tab w:val="left" w:pos="709" w:leader="none"/>
+        </w:tabs>
+        <w:bidi w:val="0"/>
+        <w:spacing w:before="0" w:after="0"/>
+        <w:ind w:hanging="283" w:start="709"/>
+        <w:jc w:val="start"/>
+        <w:rPr/>
+      </w:pPr>
+      <w:r>
+        <w:rPr/>
+        <w:t xml:space="preserve">商品搜索使用当前有效标识；新旧条码并存时先核对命中的商品和包装换算，退役条码应由管理员维护，不能临时改编码下单。 </w:t>
+      </w:r>
+    </w:p>
+    <w:p>
+      <w:pPr>
+        <w:pStyle w:val="BodyText"/>
+        <w:numPr>
+          <w:ilvl w:val="0"/>
+          <w:numId w:val="12"/>
+        </w:numPr>
+        <w:tabs>
+          <w:tab w:val="clear" w:pos="1134"/>
+          <w:tab w:val="left" w:pos="709" w:leader="none"/>
+        </w:tabs>
+        <w:bidi w:val="0"/>
+        <w:spacing w:before="0" w:after="0"/>
+        <w:ind w:hanging="283" w:start="709"/>
+        <w:jc w:val="start"/>
+        <w:rPr/>
+      </w:pPr>
+      <w:r>
+        <w:rPr/>
+        <w:t xml:space="preserve">计费账单、移库审批、补货执行和 </w:t>
+      </w:r>
+      <w:r>
+        <w:rPr/>
+        <w:t xml:space="preserve">POS </w:t>
+      </w:r>
+      <w:r>
+        <w:rPr/>
+        <w:t xml:space="preserve">收款不是本岗位默认流程。库存不足时向货主管理员或仓库反馈订单和商品，不直接创建仓库移动任务代替业务交接。 </w:t>
+      </w:r>
+    </w:p>
+    <w:p>
+      <w:pPr>
+        <w:pStyle w:val="BodyText"/>
+        <w:numPr>
+          <w:ilvl w:val="0"/>
+          <w:numId w:val="12"/>
         </w:numPr>
         <w:tabs>
           <w:tab w:val="clear" w:pos="1134"/>
@@ -2905,8 +3292,8 @@
         <w:jc w:val="start"/>
         <w:rPr/>
       </w:pPr>
-      <w:bookmarkStart w:id="13" w:name="section-14-业务员日结检查表"/>
-      <w:bookmarkEnd w:id="13"/>
+      <w:bookmarkStart w:id="14" w:name="section-15-业务员日结检查表"/>
+      <w:bookmarkEnd w:id="14"/>
       <w:r>
         <w:rPr/>
         <w:t>业务员日结检查表</w:t>
@@ -2917,7 +3304,7 @@
         <w:pStyle w:val="BodyText"/>
         <w:numPr>
           <w:ilvl w:val="0"/>
-          <w:numId w:val="12"/>
+          <w:numId w:val="13"/>
         </w:numPr>
         <w:tabs>
           <w:tab w:val="clear" w:pos="1134"/>
@@ -2939,7 +3326,7 @@
         <w:pStyle w:val="BodyText"/>
         <w:numPr>
           <w:ilvl w:val="0"/>
-          <w:numId w:val="12"/>
+          <w:numId w:val="13"/>
         </w:numPr>
         <w:tabs>
           <w:tab w:val="clear" w:pos="1134"/>
@@ -2961,7 +3348,7 @@
         <w:pStyle w:val="BodyText"/>
         <w:numPr>
           <w:ilvl w:val="0"/>
-          <w:numId w:val="12"/>
+          <w:numId w:val="13"/>
         </w:numPr>
         <w:tabs>
           <w:tab w:val="clear" w:pos="1134"/>
@@ -2983,7 +3370,7 @@
         <w:pStyle w:val="BodyText"/>
         <w:numPr>
           <w:ilvl w:val="0"/>
-          <w:numId w:val="12"/>
+          <w:numId w:val="13"/>
         </w:numPr>
         <w:tabs>
           <w:tab w:val="clear" w:pos="1134"/>
@@ -3005,7 +3392,7 @@
         <w:pStyle w:val="BodyText"/>
         <w:numPr>
           <w:ilvl w:val="0"/>
-          <w:numId w:val="12"/>
+          <w:numId w:val="13"/>
         </w:numPr>
         <w:tabs>
           <w:tab w:val="clear" w:pos="1134"/>
@@ -3031,7 +3418,7 @@
         <w:pStyle w:val="BodyText"/>
         <w:numPr>
           <w:ilvl w:val="0"/>
-          <w:numId w:val="12"/>
+          <w:numId w:val="13"/>
         </w:numPr>
         <w:tabs>
           <w:tab w:val="clear" w:pos="1134"/>
@@ -3055,8 +3442,8 @@
         <w:jc w:val="start"/>
         <w:rPr/>
       </w:pPr>
-      <w:bookmarkStart w:id="14" w:name="section-15-常见状态与控制点"/>
-      <w:bookmarkEnd w:id="14"/>
+      <w:bookmarkStart w:id="15" w:name="section-16-常见状态与控制点"/>
+      <w:bookmarkEnd w:id="15"/>
       <w:r>
         <w:rPr/>
         <w:t>常见状态与控制点</w:t>
@@ -3064,21 +3451,21 @@
     </w:p>
     <w:tbl>
       <w:tblPr>
-        <w:tblW w:w="10923" w:type="dxa"/>
+        <w:tblW w:w="10050" w:type="dxa"/>
         <w:jc w:val="start"/>
         <w:tblInd w:w="0" w:type="dxa"/>
         <w:tblLayout w:type="fixed"/>
         <w:tblCellMar>
-          <w:top w:w="28" w:type="dxa"/>
-          <w:start w:w="28" w:type="dxa"/>
-          <w:bottom w:w="28" w:type="dxa"/>
-          <w:end w:w="28" w:type="dxa"/>
+          <w:top w:w="80" w:type="dxa"/>
+          <w:start w:w="80" w:type="dxa"/>
+          <w:bottom w:w="80" w:type="dxa"/>
+          <w:end w:w="80" w:type="dxa"/>
         </w:tblCellMar>
       </w:tblPr>
       <w:tblGrid>
-        <w:gridCol w:w="3061"/>
-        <w:gridCol w:w="3031"/>
-        <w:gridCol w:w="4831"/>
+        <w:gridCol w:w="2827"/>
+        <w:gridCol w:w="2749"/>
+        <w:gridCol w:w="4474"/>
       </w:tblGrid>
       <w:tr>
         <w:trPr>
@@ -3086,63 +3473,87 @@
         </w:trPr>
         <w:tc>
           <w:tcPr>
-            <w:tcW w:w="3061" w:type="dxa"/>
-            <w:tcBorders/>
-            <w:vAlign w:val="center"/>
+            <w:tcW w:w="2827" w:type="dxa"/>
+            <w:tcBorders>
+              <w:top w:val="single" w:sz="2" w:space="0" w:color="BDC9DA"/>
+              <w:start w:val="single" w:sz="2" w:space="0" w:color="BDC9DA"/>
+              <w:bottom w:val="single" w:sz="2" w:space="0" w:color="BDC9DA"/>
+              <w:end w:val="single" w:sz="2" w:space="0" w:color="BDC9DA"/>
+            </w:tcBorders>
+            <w:shd w:fill="EAF1FD" w:val="clear"/>
           </w:tcPr>
           <w:p>
             <w:pPr>
               <w:pStyle w:val="TableHeading"/>
-              <w:suppressLineNumbers/>
               <w:bidi w:val="0"/>
               <w:spacing w:before="0" w:after="283"/>
-              <w:jc w:val="center"/>
-              <w:rPr/>
+              <w:ind w:hanging="0" w:start="0" w:end="0"/>
+              <w:rPr>
+                <w:sz w:val="18"/>
+              </w:rPr>
             </w:pPr>
             <w:r>
-              <w:rPr/>
+              <w:rPr>
+                <w:sz w:val="18"/>
+              </w:rPr>
               <w:t>状态</w:t>
             </w:r>
           </w:p>
         </w:tc>
         <w:tc>
           <w:tcPr>
-            <w:tcW w:w="3031" w:type="dxa"/>
-            <w:tcBorders/>
-            <w:vAlign w:val="center"/>
+            <w:tcW w:w="2749" w:type="dxa"/>
+            <w:tcBorders>
+              <w:top w:val="single" w:sz="2" w:space="0" w:color="BDC9DA"/>
+              <w:start w:val="single" w:sz="2" w:space="0" w:color="BDC9DA"/>
+              <w:bottom w:val="single" w:sz="2" w:space="0" w:color="BDC9DA"/>
+              <w:end w:val="single" w:sz="2" w:space="0" w:color="BDC9DA"/>
+            </w:tcBorders>
+            <w:shd w:fill="EAF1FD" w:val="clear"/>
           </w:tcPr>
           <w:p>
             <w:pPr>
               <w:pStyle w:val="TableHeading"/>
-              <w:suppressLineNumbers/>
               <w:bidi w:val="0"/>
               <w:spacing w:before="0" w:after="283"/>
-              <w:jc w:val="center"/>
-              <w:rPr/>
+              <w:ind w:hanging="0" w:start="0" w:end="0"/>
+              <w:rPr>
+                <w:sz w:val="18"/>
+              </w:rPr>
             </w:pPr>
             <w:r>
-              <w:rPr/>
+              <w:rPr>
+                <w:sz w:val="18"/>
+              </w:rPr>
               <w:t>含义</w:t>
             </w:r>
           </w:p>
         </w:tc>
         <w:tc>
           <w:tcPr>
-            <w:tcW w:w="4831" w:type="dxa"/>
-            <w:tcBorders/>
-            <w:vAlign w:val="center"/>
+            <w:tcW w:w="4474" w:type="dxa"/>
+            <w:tcBorders>
+              <w:top w:val="single" w:sz="2" w:space="0" w:color="BDC9DA"/>
+              <w:start w:val="single" w:sz="2" w:space="0" w:color="BDC9DA"/>
+              <w:bottom w:val="single" w:sz="2" w:space="0" w:color="BDC9DA"/>
+              <w:end w:val="single" w:sz="2" w:space="0" w:color="BDC9DA"/>
+            </w:tcBorders>
+            <w:shd w:fill="EAF1FD" w:val="clear"/>
           </w:tcPr>
           <w:p>
             <w:pPr>
               <w:pStyle w:val="TableHeading"/>
-              <w:suppressLineNumbers/>
               <w:bidi w:val="0"/>
               <w:spacing w:before="0" w:after="283"/>
-              <w:jc w:val="center"/>
-              <w:rPr/>
+              <w:ind w:hanging="0" w:start="0" w:end="0"/>
+              <w:rPr>
+                <w:sz w:val="18"/>
+              </w:rPr>
             </w:pPr>
             <w:r>
-              <w:rPr/>
+              <w:rPr>
+                <w:sz w:val="18"/>
+              </w:rPr>
               <w:t>操作要求</w:t>
             </w:r>
           </w:p>
@@ -3152,64 +3563,91 @@
         <w:trPr/>
         <w:tc>
           <w:tcPr>
-            <w:tcW w:w="3061" w:type="dxa"/>
-            <w:tcBorders/>
-            <w:vAlign w:val="center"/>
+            <w:tcW w:w="2827" w:type="dxa"/>
+            <w:tcBorders>
+              <w:top w:val="single" w:sz="2" w:space="0" w:color="BDC9DA"/>
+              <w:start w:val="single" w:sz="2" w:space="0" w:color="BDC9DA"/>
+              <w:bottom w:val="single" w:sz="2" w:space="0" w:color="BDC9DA"/>
+              <w:end w:val="single" w:sz="2" w:space="0" w:color="BDC9DA"/>
+            </w:tcBorders>
           </w:tcPr>
           <w:p>
             <w:pPr>
               <w:pStyle w:val="TableContents"/>
               <w:bidi w:val="0"/>
               <w:spacing w:before="0" w:after="283"/>
+              <w:ind w:hanging="0" w:start="0" w:end="0"/>
               <w:jc w:val="start"/>
               <w:rPr/>
             </w:pPr>
             <w:r>
-              <w:rPr/>
+              <w:rPr>
+                <w:sz w:val="18"/>
+              </w:rPr>
               <w:t xml:space="preserve">草稿 </w:t>
             </w:r>
             <w:r>
-              <w:rPr/>
+              <w:rPr>
+                <w:sz w:val="18"/>
+              </w:rPr>
               <w:t>/ DRAFT</w:t>
             </w:r>
           </w:p>
         </w:tc>
         <w:tc>
           <w:tcPr>
-            <w:tcW w:w="3031" w:type="dxa"/>
-            <w:tcBorders/>
-            <w:vAlign w:val="center"/>
+            <w:tcW w:w="2749" w:type="dxa"/>
+            <w:tcBorders>
+              <w:top w:val="single" w:sz="2" w:space="0" w:color="BDC9DA"/>
+              <w:start w:val="single" w:sz="2" w:space="0" w:color="BDC9DA"/>
+              <w:bottom w:val="single" w:sz="2" w:space="0" w:color="BDC9DA"/>
+              <w:end w:val="single" w:sz="2" w:space="0" w:color="BDC9DA"/>
+            </w:tcBorders>
           </w:tcPr>
           <w:p>
             <w:pPr>
               <w:pStyle w:val="TableContents"/>
               <w:bidi w:val="0"/>
               <w:spacing w:before="0" w:after="283"/>
+              <w:ind w:hanging="0" w:start="0" w:end="0"/>
               <w:jc w:val="start"/>
-              <w:rPr/>
+              <w:rPr>
+                <w:sz w:val="18"/>
+              </w:rPr>
             </w:pPr>
             <w:r>
-              <w:rPr/>
+              <w:rPr>
+                <w:sz w:val="18"/>
+              </w:rPr>
               <w:t>单据尚未正式提交</w:t>
             </w:r>
           </w:p>
         </w:tc>
         <w:tc>
           <w:tcPr>
-            <w:tcW w:w="4831" w:type="dxa"/>
-            <w:tcBorders/>
-            <w:vAlign w:val="center"/>
+            <w:tcW w:w="4474" w:type="dxa"/>
+            <w:tcBorders>
+              <w:top w:val="single" w:sz="2" w:space="0" w:color="BDC9DA"/>
+              <w:start w:val="single" w:sz="2" w:space="0" w:color="BDC9DA"/>
+              <w:bottom w:val="single" w:sz="2" w:space="0" w:color="BDC9DA"/>
+              <w:end w:val="single" w:sz="2" w:space="0" w:color="BDC9DA"/>
+            </w:tcBorders>
           </w:tcPr>
           <w:p>
             <w:pPr>
               <w:pStyle w:val="TableContents"/>
               <w:bidi w:val="0"/>
               <w:spacing w:before="0" w:after="283"/>
+              <w:ind w:hanging="0" w:start="0" w:end="0"/>
               <w:jc w:val="start"/>
-              <w:rPr/>
+              <w:rPr>
+                <w:sz w:val="18"/>
+              </w:rPr>
             </w:pPr>
             <w:r>
-              <w:rPr/>
+              <w:rPr>
+                <w:sz w:val="18"/>
+              </w:rPr>
               <w:t>原创建人可在权限允许时修改、提交或删除未生效内容</w:t>
             </w:r>
           </w:p>
@@ -3219,64 +3657,91 @@
         <w:trPr/>
         <w:tc>
           <w:tcPr>
-            <w:tcW w:w="3061" w:type="dxa"/>
-            <w:tcBorders/>
-            <w:vAlign w:val="center"/>
+            <w:tcW w:w="2827" w:type="dxa"/>
+            <w:tcBorders>
+              <w:top w:val="single" w:sz="2" w:space="0" w:color="BDC9DA"/>
+              <w:start w:val="single" w:sz="2" w:space="0" w:color="BDC9DA"/>
+              <w:bottom w:val="single" w:sz="2" w:space="0" w:color="BDC9DA"/>
+              <w:end w:val="single" w:sz="2" w:space="0" w:color="BDC9DA"/>
+            </w:tcBorders>
           </w:tcPr>
           <w:p>
             <w:pPr>
               <w:pStyle w:val="TableContents"/>
               <w:bidi w:val="0"/>
               <w:spacing w:before="0" w:after="283"/>
+              <w:ind w:hanging="0" w:start="0" w:end="0"/>
               <w:jc w:val="start"/>
               <w:rPr/>
             </w:pPr>
             <w:r>
-              <w:rPr/>
+              <w:rPr>
+                <w:sz w:val="18"/>
+              </w:rPr>
               <w:t xml:space="preserve">待货主审核 </w:t>
             </w:r>
             <w:r>
-              <w:rPr/>
+              <w:rPr>
+                <w:sz w:val="18"/>
+              </w:rPr>
               <w:t>/ OWNER_PENDING</w:t>
             </w:r>
           </w:p>
         </w:tc>
         <w:tc>
           <w:tcPr>
-            <w:tcW w:w="3031" w:type="dxa"/>
-            <w:tcBorders/>
-            <w:vAlign w:val="center"/>
+            <w:tcW w:w="2749" w:type="dxa"/>
+            <w:tcBorders>
+              <w:top w:val="single" w:sz="2" w:space="0" w:color="BDC9DA"/>
+              <w:start w:val="single" w:sz="2" w:space="0" w:color="BDC9DA"/>
+              <w:bottom w:val="single" w:sz="2" w:space="0" w:color="BDC9DA"/>
+              <w:end w:val="single" w:sz="2" w:space="0" w:color="BDC9DA"/>
+            </w:tcBorders>
           </w:tcPr>
           <w:p>
             <w:pPr>
               <w:pStyle w:val="TableContents"/>
               <w:bidi w:val="0"/>
               <w:spacing w:before="0" w:after="283"/>
+              <w:ind w:hanging="0" w:start="0" w:end="0"/>
               <w:jc w:val="start"/>
-              <w:rPr/>
+              <w:rPr>
+                <w:sz w:val="18"/>
+              </w:rPr>
             </w:pPr>
             <w:r>
-              <w:rPr/>
+              <w:rPr>
+                <w:sz w:val="18"/>
+              </w:rPr>
               <w:t>业务员已经提交</w:t>
             </w:r>
           </w:p>
         </w:tc>
         <w:tc>
           <w:tcPr>
-            <w:tcW w:w="4831" w:type="dxa"/>
-            <w:tcBorders/>
-            <w:vAlign w:val="center"/>
+            <w:tcW w:w="4474" w:type="dxa"/>
+            <w:tcBorders>
+              <w:top w:val="single" w:sz="2" w:space="0" w:color="BDC9DA"/>
+              <w:start w:val="single" w:sz="2" w:space="0" w:color="BDC9DA"/>
+              <w:bottom w:val="single" w:sz="2" w:space="0" w:color="BDC9DA"/>
+              <w:end w:val="single" w:sz="2" w:space="0" w:color="BDC9DA"/>
+            </w:tcBorders>
           </w:tcPr>
           <w:p>
             <w:pPr>
               <w:pStyle w:val="TableContents"/>
               <w:bidi w:val="0"/>
               <w:spacing w:before="0" w:after="283"/>
+              <w:ind w:hanging="0" w:start="0" w:end="0"/>
               <w:jc w:val="start"/>
-              <w:rPr/>
+              <w:rPr>
+                <w:sz w:val="18"/>
+              </w:rPr>
             </w:pPr>
             <w:r>
-              <w:rPr/>
+              <w:rPr>
+                <w:sz w:val="18"/>
+              </w:rPr>
               <w:t>等待货主管理员通过、退回或取消</w:t>
             </w:r>
           </w:p>
@@ -3286,64 +3751,91 @@
         <w:trPr/>
         <w:tc>
           <w:tcPr>
-            <w:tcW w:w="3061" w:type="dxa"/>
-            <w:tcBorders/>
-            <w:vAlign w:val="center"/>
+            <w:tcW w:w="2827" w:type="dxa"/>
+            <w:tcBorders>
+              <w:top w:val="single" w:sz="2" w:space="0" w:color="BDC9DA"/>
+              <w:start w:val="single" w:sz="2" w:space="0" w:color="BDC9DA"/>
+              <w:bottom w:val="single" w:sz="2" w:space="0" w:color="BDC9DA"/>
+              <w:end w:val="single" w:sz="2" w:space="0" w:color="BDC9DA"/>
+            </w:tcBorders>
           </w:tcPr>
           <w:p>
             <w:pPr>
               <w:pStyle w:val="TableContents"/>
               <w:bidi w:val="0"/>
               <w:spacing w:before="0" w:after="283"/>
+              <w:ind w:hanging="0" w:start="0" w:end="0"/>
               <w:jc w:val="start"/>
               <w:rPr/>
             </w:pPr>
             <w:r>
-              <w:rPr/>
+              <w:rPr>
+                <w:sz w:val="18"/>
+              </w:rPr>
               <w:t xml:space="preserve">货主已通过 </w:t>
             </w:r>
             <w:r>
-              <w:rPr/>
+              <w:rPr>
+                <w:sz w:val="18"/>
+              </w:rPr>
               <w:t>/ OWNER_APPROVED</w:t>
             </w:r>
           </w:p>
         </w:tc>
         <w:tc>
           <w:tcPr>
-            <w:tcW w:w="3031" w:type="dxa"/>
-            <w:tcBorders/>
-            <w:vAlign w:val="center"/>
+            <w:tcW w:w="2749" w:type="dxa"/>
+            <w:tcBorders>
+              <w:top w:val="single" w:sz="2" w:space="0" w:color="BDC9DA"/>
+              <w:start w:val="single" w:sz="2" w:space="0" w:color="BDC9DA"/>
+              <w:bottom w:val="single" w:sz="2" w:space="0" w:color="BDC9DA"/>
+              <w:end w:val="single" w:sz="2" w:space="0" w:color="BDC9DA"/>
+            </w:tcBorders>
           </w:tcPr>
           <w:p>
             <w:pPr>
               <w:pStyle w:val="TableContents"/>
               <w:bidi w:val="0"/>
               <w:spacing w:before="0" w:after="283"/>
+              <w:ind w:hanging="0" w:start="0" w:end="0"/>
               <w:jc w:val="start"/>
-              <w:rPr/>
+              <w:rPr>
+                <w:sz w:val="18"/>
+              </w:rPr>
             </w:pPr>
             <w:r>
-              <w:rPr/>
+              <w:rPr>
+                <w:sz w:val="18"/>
+              </w:rPr>
               <w:t>商业条件已确认，库存可能已冻结</w:t>
             </w:r>
           </w:p>
         </w:tc>
         <w:tc>
           <w:tcPr>
-            <w:tcW w:w="4831" w:type="dxa"/>
-            <w:tcBorders/>
-            <w:vAlign w:val="center"/>
+            <w:tcW w:w="4474" w:type="dxa"/>
+            <w:tcBorders>
+              <w:top w:val="single" w:sz="2" w:space="0" w:color="BDC9DA"/>
+              <w:start w:val="single" w:sz="2" w:space="0" w:color="BDC9DA"/>
+              <w:bottom w:val="single" w:sz="2" w:space="0" w:color="BDC9DA"/>
+              <w:end w:val="single" w:sz="2" w:space="0" w:color="BDC9DA"/>
+            </w:tcBorders>
           </w:tcPr>
           <w:p>
             <w:pPr>
               <w:pStyle w:val="TableContents"/>
               <w:bidi w:val="0"/>
               <w:spacing w:before="0" w:after="283"/>
+              <w:ind w:hanging="0" w:start="0" w:end="0"/>
               <w:jc w:val="start"/>
-              <w:rPr/>
+              <w:rPr>
+                <w:sz w:val="18"/>
+              </w:rPr>
             </w:pPr>
             <w:r>
-              <w:rPr/>
+              <w:rPr>
+                <w:sz w:val="18"/>
+              </w:rPr>
               <w:t>等待仓库管理员确认并发布任务</w:t>
             </w:r>
           </w:p>
@@ -3353,64 +3845,91 @@
         <w:trPr/>
         <w:tc>
           <w:tcPr>
-            <w:tcW w:w="3061" w:type="dxa"/>
-            <w:tcBorders/>
-            <w:vAlign w:val="center"/>
+            <w:tcW w:w="2827" w:type="dxa"/>
+            <w:tcBorders>
+              <w:top w:val="single" w:sz="2" w:space="0" w:color="BDC9DA"/>
+              <w:start w:val="single" w:sz="2" w:space="0" w:color="BDC9DA"/>
+              <w:bottom w:val="single" w:sz="2" w:space="0" w:color="BDC9DA"/>
+              <w:end w:val="single" w:sz="2" w:space="0" w:color="BDC9DA"/>
+            </w:tcBorders>
           </w:tcPr>
           <w:p>
             <w:pPr>
               <w:pStyle w:val="TableContents"/>
               <w:bidi w:val="0"/>
               <w:spacing w:before="0" w:after="283"/>
+              <w:ind w:hanging="0" w:start="0" w:end="0"/>
               <w:jc w:val="start"/>
               <w:rPr/>
             </w:pPr>
             <w:r>
-              <w:rPr/>
+              <w:rPr>
+                <w:sz w:val="18"/>
+              </w:rPr>
               <w:t xml:space="preserve">待仓库确认 </w:t>
             </w:r>
             <w:r>
-              <w:rPr/>
+              <w:rPr>
+                <w:sz w:val="18"/>
+              </w:rPr>
               <w:t>/ WHS_PENDING</w:t>
             </w:r>
           </w:p>
         </w:tc>
         <w:tc>
           <w:tcPr>
-            <w:tcW w:w="3031" w:type="dxa"/>
-            <w:tcBorders/>
-            <w:vAlign w:val="center"/>
+            <w:tcW w:w="2749" w:type="dxa"/>
+            <w:tcBorders>
+              <w:top w:val="single" w:sz="2" w:space="0" w:color="BDC9DA"/>
+              <w:start w:val="single" w:sz="2" w:space="0" w:color="BDC9DA"/>
+              <w:bottom w:val="single" w:sz="2" w:space="0" w:color="BDC9DA"/>
+              <w:end w:val="single" w:sz="2" w:space="0" w:color="BDC9DA"/>
+            </w:tcBorders>
           </w:tcPr>
           <w:p>
             <w:pPr>
               <w:pStyle w:val="TableContents"/>
               <w:bidi w:val="0"/>
               <w:spacing w:before="0" w:after="283"/>
+              <w:ind w:hanging="0" w:start="0" w:end="0"/>
               <w:jc w:val="start"/>
-              <w:rPr/>
+              <w:rPr>
+                <w:sz w:val="18"/>
+              </w:rPr>
             </w:pPr>
             <w:r>
-              <w:rPr/>
+              <w:rPr>
+                <w:sz w:val="18"/>
+              </w:rPr>
               <w:t>等待仓库接单</w:t>
             </w:r>
           </w:p>
         </w:tc>
         <w:tc>
           <w:tcPr>
-            <w:tcW w:w="4831" w:type="dxa"/>
-            <w:tcBorders/>
-            <w:vAlign w:val="center"/>
+            <w:tcW w:w="4474" w:type="dxa"/>
+            <w:tcBorders>
+              <w:top w:val="single" w:sz="2" w:space="0" w:color="BDC9DA"/>
+              <w:start w:val="single" w:sz="2" w:space="0" w:color="BDC9DA"/>
+              <w:bottom w:val="single" w:sz="2" w:space="0" w:color="BDC9DA"/>
+              <w:end w:val="single" w:sz="2" w:space="0" w:color="BDC9DA"/>
+            </w:tcBorders>
           </w:tcPr>
           <w:p>
             <w:pPr>
               <w:pStyle w:val="TableContents"/>
               <w:bidi w:val="0"/>
               <w:spacing w:before="0" w:after="283"/>
+              <w:ind w:hanging="0" w:start="0" w:end="0"/>
               <w:jc w:val="start"/>
-              <w:rPr/>
+              <w:rPr>
+                <w:sz w:val="18"/>
+              </w:rPr>
             </w:pPr>
             <w:r>
-              <w:rPr/>
+              <w:rPr>
+                <w:sz w:val="18"/>
+              </w:rPr>
               <w:t>仓库管理员检查仓库、库存和履约条件</w:t>
             </w:r>
           </w:p>
@@ -3420,64 +3939,91 @@
         <w:trPr/>
         <w:tc>
           <w:tcPr>
-            <w:tcW w:w="3061" w:type="dxa"/>
-            <w:tcBorders/>
-            <w:vAlign w:val="center"/>
+            <w:tcW w:w="2827" w:type="dxa"/>
+            <w:tcBorders>
+              <w:top w:val="single" w:sz="2" w:space="0" w:color="BDC9DA"/>
+              <w:start w:val="single" w:sz="2" w:space="0" w:color="BDC9DA"/>
+              <w:bottom w:val="single" w:sz="2" w:space="0" w:color="BDC9DA"/>
+              <w:end w:val="single" w:sz="2" w:space="0" w:color="BDC9DA"/>
+            </w:tcBorders>
           </w:tcPr>
           <w:p>
             <w:pPr>
               <w:pStyle w:val="TableContents"/>
               <w:bidi w:val="0"/>
               <w:spacing w:before="0" w:after="283"/>
+              <w:ind w:hanging="0" w:start="0" w:end="0"/>
               <w:jc w:val="start"/>
               <w:rPr/>
             </w:pPr>
             <w:r>
-              <w:rPr/>
+              <w:rPr>
+                <w:sz w:val="18"/>
+              </w:rPr>
               <w:t xml:space="preserve">仓库已确认 </w:t>
             </w:r>
             <w:r>
-              <w:rPr/>
+              <w:rPr>
+                <w:sz w:val="18"/>
+              </w:rPr>
               <w:t>/ WHS_APPROVED</w:t>
             </w:r>
           </w:p>
         </w:tc>
         <w:tc>
           <w:tcPr>
-            <w:tcW w:w="3031" w:type="dxa"/>
-            <w:tcBorders/>
-            <w:vAlign w:val="center"/>
+            <w:tcW w:w="2749" w:type="dxa"/>
+            <w:tcBorders>
+              <w:top w:val="single" w:sz="2" w:space="0" w:color="BDC9DA"/>
+              <w:start w:val="single" w:sz="2" w:space="0" w:color="BDC9DA"/>
+              <w:bottom w:val="single" w:sz="2" w:space="0" w:color="BDC9DA"/>
+              <w:end w:val="single" w:sz="2" w:space="0" w:color="BDC9DA"/>
+            </w:tcBorders>
           </w:tcPr>
           <w:p>
             <w:pPr>
               <w:pStyle w:val="TableContents"/>
               <w:bidi w:val="0"/>
               <w:spacing w:before="0" w:after="283"/>
+              <w:ind w:hanging="0" w:start="0" w:end="0"/>
               <w:jc w:val="start"/>
-              <w:rPr/>
+              <w:rPr>
+                <w:sz w:val="18"/>
+              </w:rPr>
             </w:pPr>
             <w:r>
-              <w:rPr/>
+              <w:rPr>
+                <w:sz w:val="18"/>
+              </w:rPr>
               <w:t>已进入仓库履约</w:t>
             </w:r>
           </w:p>
         </w:tc>
         <w:tc>
           <w:tcPr>
-            <w:tcW w:w="4831" w:type="dxa"/>
-            <w:tcBorders/>
-            <w:vAlign w:val="center"/>
+            <w:tcW w:w="4474" w:type="dxa"/>
+            <w:tcBorders>
+              <w:top w:val="single" w:sz="2" w:space="0" w:color="BDC9DA"/>
+              <w:start w:val="single" w:sz="2" w:space="0" w:color="BDC9DA"/>
+              <w:bottom w:val="single" w:sz="2" w:space="0" w:color="BDC9DA"/>
+              <w:end w:val="single" w:sz="2" w:space="0" w:color="BDC9DA"/>
+            </w:tcBorders>
           </w:tcPr>
           <w:p>
             <w:pPr>
               <w:pStyle w:val="TableContents"/>
               <w:bidi w:val="0"/>
               <w:spacing w:before="0" w:after="283"/>
+              <w:ind w:hanging="0" w:start="0" w:end="0"/>
               <w:jc w:val="start"/>
-              <w:rPr/>
+              <w:rPr>
+                <w:sz w:val="18"/>
+              </w:rPr>
             </w:pPr>
             <w:r>
-              <w:rPr/>
+              <w:rPr>
+                <w:sz w:val="18"/>
+              </w:rPr>
               <w:t>不得随意修改原订单</w:t>
             </w:r>
           </w:p>
@@ -3487,64 +4033,91 @@
         <w:trPr/>
         <w:tc>
           <w:tcPr>
-            <w:tcW w:w="3061" w:type="dxa"/>
-            <w:tcBorders/>
-            <w:vAlign w:val="center"/>
+            <w:tcW w:w="2827" w:type="dxa"/>
+            <w:tcBorders>
+              <w:top w:val="single" w:sz="2" w:space="0" w:color="BDC9DA"/>
+              <w:start w:val="single" w:sz="2" w:space="0" w:color="BDC9DA"/>
+              <w:bottom w:val="single" w:sz="2" w:space="0" w:color="BDC9DA"/>
+              <w:end w:val="single" w:sz="2" w:space="0" w:color="BDC9DA"/>
+            </w:tcBorders>
           </w:tcPr>
           <w:p>
             <w:pPr>
               <w:pStyle w:val="TableContents"/>
               <w:bidi w:val="0"/>
               <w:spacing w:before="0" w:after="283"/>
+              <w:ind w:hanging="0" w:start="0" w:end="0"/>
               <w:jc w:val="start"/>
               <w:rPr/>
             </w:pPr>
             <w:r>
-              <w:rPr/>
+              <w:rPr>
+                <w:sz w:val="18"/>
+              </w:rPr>
               <w:t xml:space="preserve">保留 </w:t>
             </w:r>
             <w:r>
-              <w:rPr/>
+              <w:rPr>
+                <w:sz w:val="18"/>
+              </w:rPr>
               <w:t>/ RESERVED</w:t>
             </w:r>
           </w:p>
         </w:tc>
         <w:tc>
           <w:tcPr>
-            <w:tcW w:w="3031" w:type="dxa"/>
-            <w:tcBorders/>
-            <w:vAlign w:val="center"/>
+            <w:tcW w:w="2749" w:type="dxa"/>
+            <w:tcBorders>
+              <w:top w:val="single" w:sz="2" w:space="0" w:color="BDC9DA"/>
+              <w:start w:val="single" w:sz="2" w:space="0" w:color="BDC9DA"/>
+              <w:bottom w:val="single" w:sz="2" w:space="0" w:color="BDC9DA"/>
+              <w:end w:val="single" w:sz="2" w:space="0" w:color="BDC9DA"/>
+            </w:tcBorders>
           </w:tcPr>
           <w:p>
             <w:pPr>
               <w:pStyle w:val="TableContents"/>
               <w:bidi w:val="0"/>
               <w:spacing w:before="0" w:after="283"/>
+              <w:ind w:hanging="0" w:start="0" w:end="0"/>
               <w:jc w:val="start"/>
-              <w:rPr/>
+              <w:rPr>
+                <w:sz w:val="18"/>
+              </w:rPr>
             </w:pPr>
             <w:r>
-              <w:rPr/>
+              <w:rPr>
+                <w:sz w:val="18"/>
+              </w:rPr>
               <w:t>任务已因货主审核创建但尚未发布</w:t>
             </w:r>
           </w:p>
         </w:tc>
         <w:tc>
           <w:tcPr>
-            <w:tcW w:w="4831" w:type="dxa"/>
-            <w:tcBorders/>
-            <w:vAlign w:val="center"/>
+            <w:tcW w:w="4474" w:type="dxa"/>
+            <w:tcBorders>
+              <w:top w:val="single" w:sz="2" w:space="0" w:color="BDC9DA"/>
+              <w:start w:val="single" w:sz="2" w:space="0" w:color="BDC9DA"/>
+              <w:bottom w:val="single" w:sz="2" w:space="0" w:color="BDC9DA"/>
+              <w:end w:val="single" w:sz="2" w:space="0" w:color="BDC9DA"/>
+            </w:tcBorders>
           </w:tcPr>
           <w:p>
             <w:pPr>
               <w:pStyle w:val="TableContents"/>
               <w:bidi w:val="0"/>
               <w:spacing w:before="0" w:after="283"/>
+              <w:ind w:hanging="0" w:start="0" w:end="0"/>
               <w:jc w:val="start"/>
-              <w:rPr/>
+              <w:rPr>
+                <w:sz w:val="18"/>
+              </w:rPr>
             </w:pPr>
             <w:r>
-              <w:rPr/>
+              <w:rPr>
+                <w:sz w:val="18"/>
+              </w:rPr>
               <w:t>仓库确认前不得现场执行</w:t>
             </w:r>
           </w:p>
@@ -3554,64 +4127,91 @@
         <w:trPr/>
         <w:tc>
           <w:tcPr>
-            <w:tcW w:w="3061" w:type="dxa"/>
-            <w:tcBorders/>
-            <w:vAlign w:val="center"/>
+            <w:tcW w:w="2827" w:type="dxa"/>
+            <w:tcBorders>
+              <w:top w:val="single" w:sz="2" w:space="0" w:color="BDC9DA"/>
+              <w:start w:val="single" w:sz="2" w:space="0" w:color="BDC9DA"/>
+              <w:bottom w:val="single" w:sz="2" w:space="0" w:color="BDC9DA"/>
+              <w:end w:val="single" w:sz="2" w:space="0" w:color="BDC9DA"/>
+            </w:tcBorders>
           </w:tcPr>
           <w:p>
             <w:pPr>
               <w:pStyle w:val="TableContents"/>
               <w:bidi w:val="0"/>
               <w:spacing w:before="0" w:after="283"/>
+              <w:ind w:hanging="0" w:start="0" w:end="0"/>
               <w:jc w:val="start"/>
               <w:rPr/>
             </w:pPr>
             <w:r>
-              <w:rPr/>
+              <w:rPr>
+                <w:sz w:val="18"/>
+              </w:rPr>
               <w:t xml:space="preserve">待发布 </w:t>
             </w:r>
             <w:r>
-              <w:rPr/>
+              <w:rPr>
+                <w:sz w:val="18"/>
+              </w:rPr>
               <w:t>/ READY</w:t>
             </w:r>
           </w:p>
         </w:tc>
         <w:tc>
           <w:tcPr>
-            <w:tcW w:w="3031" w:type="dxa"/>
-            <w:tcBorders/>
-            <w:vAlign w:val="center"/>
+            <w:tcW w:w="2749" w:type="dxa"/>
+            <w:tcBorders>
+              <w:top w:val="single" w:sz="2" w:space="0" w:color="BDC9DA"/>
+              <w:start w:val="single" w:sz="2" w:space="0" w:color="BDC9DA"/>
+              <w:bottom w:val="single" w:sz="2" w:space="0" w:color="BDC9DA"/>
+              <w:end w:val="single" w:sz="2" w:space="0" w:color="BDC9DA"/>
+            </w:tcBorders>
           </w:tcPr>
           <w:p>
             <w:pPr>
               <w:pStyle w:val="TableContents"/>
               <w:bidi w:val="0"/>
               <w:spacing w:before="0" w:after="283"/>
+              <w:ind w:hanging="0" w:start="0" w:end="0"/>
               <w:jc w:val="start"/>
-              <w:rPr/>
+              <w:rPr>
+                <w:sz w:val="18"/>
+              </w:rPr>
             </w:pPr>
             <w:r>
-              <w:rPr/>
+              <w:rPr>
+                <w:sz w:val="18"/>
+              </w:rPr>
               <w:t>任务具备发布条件</w:t>
             </w:r>
           </w:p>
         </w:tc>
         <w:tc>
           <w:tcPr>
-            <w:tcW w:w="4831" w:type="dxa"/>
-            <w:tcBorders/>
-            <w:vAlign w:val="center"/>
+            <w:tcW w:w="4474" w:type="dxa"/>
+            <w:tcBorders>
+              <w:top w:val="single" w:sz="2" w:space="0" w:color="BDC9DA"/>
+              <w:start w:val="single" w:sz="2" w:space="0" w:color="BDC9DA"/>
+              <w:bottom w:val="single" w:sz="2" w:space="0" w:color="BDC9DA"/>
+              <w:end w:val="single" w:sz="2" w:space="0" w:color="BDC9DA"/>
+            </w:tcBorders>
           </w:tcPr>
           <w:p>
             <w:pPr>
               <w:pStyle w:val="TableContents"/>
               <w:bidi w:val="0"/>
               <w:spacing w:before="0" w:after="283"/>
+              <w:ind w:hanging="0" w:start="0" w:end="0"/>
               <w:jc w:val="start"/>
-              <w:rPr/>
+              <w:rPr>
+                <w:sz w:val="18"/>
+              </w:rPr>
             </w:pPr>
             <w:r>
-              <w:rPr/>
+              <w:rPr>
+                <w:sz w:val="18"/>
+              </w:rPr>
               <w:t>由仓库管理员发布</w:t>
             </w:r>
           </w:p>
@@ -3621,64 +4221,91 @@
         <w:trPr/>
         <w:tc>
           <w:tcPr>
-            <w:tcW w:w="3061" w:type="dxa"/>
-            <w:tcBorders/>
-            <w:vAlign w:val="center"/>
+            <w:tcW w:w="2827" w:type="dxa"/>
+            <w:tcBorders>
+              <w:top w:val="single" w:sz="2" w:space="0" w:color="BDC9DA"/>
+              <w:start w:val="single" w:sz="2" w:space="0" w:color="BDC9DA"/>
+              <w:bottom w:val="single" w:sz="2" w:space="0" w:color="BDC9DA"/>
+              <w:end w:val="single" w:sz="2" w:space="0" w:color="BDC9DA"/>
+            </w:tcBorders>
           </w:tcPr>
           <w:p>
             <w:pPr>
               <w:pStyle w:val="TableContents"/>
               <w:bidi w:val="0"/>
               <w:spacing w:before="0" w:after="283"/>
+              <w:ind w:hanging="0" w:start="0" w:end="0"/>
               <w:jc w:val="start"/>
               <w:rPr/>
             </w:pPr>
             <w:r>
-              <w:rPr/>
+              <w:rPr>
+                <w:sz w:val="18"/>
+              </w:rPr>
               <w:t xml:space="preserve">已发布 </w:t>
             </w:r>
             <w:r>
-              <w:rPr/>
+              <w:rPr>
+                <w:sz w:val="18"/>
+              </w:rPr>
               <w:t>/ RELEASED</w:t>
             </w:r>
           </w:p>
         </w:tc>
         <w:tc>
           <w:tcPr>
-            <w:tcW w:w="3031" w:type="dxa"/>
-            <w:tcBorders/>
-            <w:vAlign w:val="center"/>
+            <w:tcW w:w="2749" w:type="dxa"/>
+            <w:tcBorders>
+              <w:top w:val="single" w:sz="2" w:space="0" w:color="BDC9DA"/>
+              <w:start w:val="single" w:sz="2" w:space="0" w:color="BDC9DA"/>
+              <w:bottom w:val="single" w:sz="2" w:space="0" w:color="BDC9DA"/>
+              <w:end w:val="single" w:sz="2" w:space="0" w:color="BDC9DA"/>
+            </w:tcBorders>
           </w:tcPr>
           <w:p>
             <w:pPr>
               <w:pStyle w:val="TableContents"/>
               <w:bidi w:val="0"/>
               <w:spacing w:before="0" w:after="283"/>
+              <w:ind w:hanging="0" w:start="0" w:end="0"/>
               <w:jc w:val="start"/>
-              <w:rPr/>
+              <w:rPr>
+                <w:sz w:val="18"/>
+              </w:rPr>
             </w:pPr>
             <w:r>
-              <w:rPr/>
+              <w:rPr>
+                <w:sz w:val="18"/>
+              </w:rPr>
               <w:t>操作员可以领取或执行</w:t>
             </w:r>
           </w:p>
         </w:tc>
         <w:tc>
           <w:tcPr>
-            <w:tcW w:w="4831" w:type="dxa"/>
-            <w:tcBorders/>
-            <w:vAlign w:val="center"/>
+            <w:tcW w:w="4474" w:type="dxa"/>
+            <w:tcBorders>
+              <w:top w:val="single" w:sz="2" w:space="0" w:color="BDC9DA"/>
+              <w:start w:val="single" w:sz="2" w:space="0" w:color="BDC9DA"/>
+              <w:bottom w:val="single" w:sz="2" w:space="0" w:color="BDC9DA"/>
+              <w:end w:val="single" w:sz="2" w:space="0" w:color="BDC9DA"/>
+            </w:tcBorders>
           </w:tcPr>
           <w:p>
             <w:pPr>
               <w:pStyle w:val="TableContents"/>
               <w:bidi w:val="0"/>
               <w:spacing w:before="0" w:after="283"/>
+              <w:ind w:hanging="0" w:start="0" w:end="0"/>
               <w:jc w:val="start"/>
-              <w:rPr/>
+              <w:rPr>
+                <w:sz w:val="18"/>
+              </w:rPr>
             </w:pPr>
             <w:r>
-              <w:rPr/>
+              <w:rPr>
+                <w:sz w:val="18"/>
+              </w:rPr>
               <w:t>按任务逐行扫描作业</w:t>
             </w:r>
           </w:p>
@@ -3688,64 +4315,91 @@
         <w:trPr/>
         <w:tc>
           <w:tcPr>
-            <w:tcW w:w="3061" w:type="dxa"/>
-            <w:tcBorders/>
-            <w:vAlign w:val="center"/>
+            <w:tcW w:w="2827" w:type="dxa"/>
+            <w:tcBorders>
+              <w:top w:val="single" w:sz="2" w:space="0" w:color="BDC9DA"/>
+              <w:start w:val="single" w:sz="2" w:space="0" w:color="BDC9DA"/>
+              <w:bottom w:val="single" w:sz="2" w:space="0" w:color="BDC9DA"/>
+              <w:end w:val="single" w:sz="2" w:space="0" w:color="BDC9DA"/>
+            </w:tcBorders>
           </w:tcPr>
           <w:p>
             <w:pPr>
               <w:pStyle w:val="TableContents"/>
               <w:bidi w:val="0"/>
               <w:spacing w:before="0" w:after="283"/>
+              <w:ind w:hanging="0" w:start="0" w:end="0"/>
               <w:jc w:val="start"/>
               <w:rPr/>
             </w:pPr>
             <w:r>
-              <w:rPr/>
+              <w:rPr>
+                <w:sz w:val="18"/>
+              </w:rPr>
               <w:t xml:space="preserve">执行中 </w:t>
             </w:r>
             <w:r>
-              <w:rPr/>
+              <w:rPr>
+                <w:sz w:val="18"/>
+              </w:rPr>
               <w:t>/ IN_PROGRESS</w:t>
             </w:r>
           </w:p>
         </w:tc>
         <w:tc>
           <w:tcPr>
-            <w:tcW w:w="3031" w:type="dxa"/>
-            <w:tcBorders/>
-            <w:vAlign w:val="center"/>
+            <w:tcW w:w="2749" w:type="dxa"/>
+            <w:tcBorders>
+              <w:top w:val="single" w:sz="2" w:space="0" w:color="BDC9DA"/>
+              <w:start w:val="single" w:sz="2" w:space="0" w:color="BDC9DA"/>
+              <w:bottom w:val="single" w:sz="2" w:space="0" w:color="BDC9DA"/>
+              <w:end w:val="single" w:sz="2" w:space="0" w:color="BDC9DA"/>
+            </w:tcBorders>
           </w:tcPr>
           <w:p>
             <w:pPr>
               <w:pStyle w:val="TableContents"/>
               <w:bidi w:val="0"/>
               <w:spacing w:before="0" w:after="283"/>
+              <w:ind w:hanging="0" w:start="0" w:end="0"/>
               <w:jc w:val="start"/>
-              <w:rPr/>
+              <w:rPr>
+                <w:sz w:val="18"/>
+              </w:rPr>
             </w:pPr>
             <w:r>
-              <w:rPr/>
+              <w:rPr>
+                <w:sz w:val="18"/>
+              </w:rPr>
               <w:t>已发生现场作业记录</w:t>
             </w:r>
           </w:p>
         </w:tc>
         <w:tc>
           <w:tcPr>
-            <w:tcW w:w="4831" w:type="dxa"/>
-            <w:tcBorders/>
-            <w:vAlign w:val="center"/>
+            <w:tcW w:w="4474" w:type="dxa"/>
+            <w:tcBorders>
+              <w:top w:val="single" w:sz="2" w:space="0" w:color="BDC9DA"/>
+              <w:start w:val="single" w:sz="2" w:space="0" w:color="BDC9DA"/>
+              <w:bottom w:val="single" w:sz="2" w:space="0" w:color="BDC9DA"/>
+              <w:end w:val="single" w:sz="2" w:space="0" w:color="BDC9DA"/>
+            </w:tcBorders>
           </w:tcPr>
           <w:p>
             <w:pPr>
               <w:pStyle w:val="TableContents"/>
               <w:bidi w:val="0"/>
               <w:spacing w:before="0" w:after="283"/>
+              <w:ind w:hanging="0" w:start="0" w:end="0"/>
               <w:jc w:val="start"/>
-              <w:rPr/>
+              <w:rPr>
+                <w:sz w:val="18"/>
+              </w:rPr>
             </w:pPr>
             <w:r>
-              <w:rPr/>
+              <w:rPr>
+                <w:sz w:val="18"/>
+              </w:rPr>
               <w:t>继续完成剩余任务行，不得另建重复任务</w:t>
             </w:r>
           </w:p>
@@ -3755,64 +4409,91 @@
         <w:trPr/>
         <w:tc>
           <w:tcPr>
-            <w:tcW w:w="3061" w:type="dxa"/>
-            <w:tcBorders/>
-            <w:vAlign w:val="center"/>
+            <w:tcW w:w="2827" w:type="dxa"/>
+            <w:tcBorders>
+              <w:top w:val="single" w:sz="2" w:space="0" w:color="BDC9DA"/>
+              <w:start w:val="single" w:sz="2" w:space="0" w:color="BDC9DA"/>
+              <w:bottom w:val="single" w:sz="2" w:space="0" w:color="BDC9DA"/>
+              <w:end w:val="single" w:sz="2" w:space="0" w:color="BDC9DA"/>
+            </w:tcBorders>
           </w:tcPr>
           <w:p>
             <w:pPr>
               <w:pStyle w:val="TableContents"/>
               <w:bidi w:val="0"/>
               <w:spacing w:before="0" w:after="283"/>
+              <w:ind w:hanging="0" w:start="0" w:end="0"/>
               <w:jc w:val="start"/>
               <w:rPr/>
             </w:pPr>
             <w:r>
-              <w:rPr/>
+              <w:rPr>
+                <w:sz w:val="18"/>
+              </w:rPr>
               <w:t xml:space="preserve">已完成 </w:t>
             </w:r>
             <w:r>
-              <w:rPr/>
+              <w:rPr>
+                <w:sz w:val="18"/>
+              </w:rPr>
               <w:t>/ COMPLETED</w:t>
             </w:r>
           </w:p>
         </w:tc>
         <w:tc>
           <w:tcPr>
-            <w:tcW w:w="3031" w:type="dxa"/>
-            <w:tcBorders/>
-            <w:vAlign w:val="center"/>
+            <w:tcW w:w="2749" w:type="dxa"/>
+            <w:tcBorders>
+              <w:top w:val="single" w:sz="2" w:space="0" w:color="BDC9DA"/>
+              <w:start w:val="single" w:sz="2" w:space="0" w:color="BDC9DA"/>
+              <w:bottom w:val="single" w:sz="2" w:space="0" w:color="BDC9DA"/>
+              <w:end w:val="single" w:sz="2" w:space="0" w:color="BDC9DA"/>
+            </w:tcBorders>
           </w:tcPr>
           <w:p>
             <w:pPr>
               <w:pStyle w:val="TableContents"/>
               <w:bidi w:val="0"/>
               <w:spacing w:before="0" w:after="283"/>
+              <w:ind w:hanging="0" w:start="0" w:end="0"/>
               <w:jc w:val="start"/>
-              <w:rPr/>
+              <w:rPr>
+                <w:sz w:val="18"/>
+              </w:rPr>
             </w:pPr>
             <w:r>
-              <w:rPr/>
+              <w:rPr>
+                <w:sz w:val="18"/>
+              </w:rPr>
               <w:t>作业数量已经完成</w:t>
             </w:r>
           </w:p>
         </w:tc>
         <w:tc>
           <w:tcPr>
-            <w:tcW w:w="4831" w:type="dxa"/>
-            <w:tcBorders/>
-            <w:vAlign w:val="center"/>
+            <w:tcW w:w="4474" w:type="dxa"/>
+            <w:tcBorders>
+              <w:top w:val="single" w:sz="2" w:space="0" w:color="BDC9DA"/>
+              <w:start w:val="single" w:sz="2" w:space="0" w:color="BDC9DA"/>
+              <w:bottom w:val="single" w:sz="2" w:space="0" w:color="BDC9DA"/>
+              <w:end w:val="single" w:sz="2" w:space="0" w:color="BDC9DA"/>
+            </w:tcBorders>
           </w:tcPr>
           <w:p>
             <w:pPr>
               <w:pStyle w:val="TableContents"/>
               <w:bidi w:val="0"/>
               <w:spacing w:before="0" w:after="283"/>
+              <w:ind w:hanging="0" w:start="0" w:end="0"/>
               <w:jc w:val="start"/>
-              <w:rPr/>
+              <w:rPr>
+                <w:sz w:val="18"/>
+              </w:rPr>
             </w:pPr>
             <w:r>
-              <w:rPr/>
+              <w:rPr>
+                <w:sz w:val="18"/>
+              </w:rPr>
               <w:t>等待复核、审核或过账</w:t>
             </w:r>
           </w:p>
@@ -3822,64 +4503,91 @@
         <w:trPr/>
         <w:tc>
           <w:tcPr>
-            <w:tcW w:w="3061" w:type="dxa"/>
-            <w:tcBorders/>
-            <w:vAlign w:val="center"/>
+            <w:tcW w:w="2827" w:type="dxa"/>
+            <w:tcBorders>
+              <w:top w:val="single" w:sz="2" w:space="0" w:color="BDC9DA"/>
+              <w:start w:val="single" w:sz="2" w:space="0" w:color="BDC9DA"/>
+              <w:bottom w:val="single" w:sz="2" w:space="0" w:color="BDC9DA"/>
+              <w:end w:val="single" w:sz="2" w:space="0" w:color="BDC9DA"/>
+            </w:tcBorders>
           </w:tcPr>
           <w:p>
             <w:pPr>
               <w:pStyle w:val="TableContents"/>
               <w:bidi w:val="0"/>
               <w:spacing w:before="0" w:after="283"/>
+              <w:ind w:hanging="0" w:start="0" w:end="0"/>
               <w:jc w:val="start"/>
               <w:rPr/>
             </w:pPr>
             <w:r>
-              <w:rPr/>
+              <w:rPr>
+                <w:sz w:val="18"/>
+              </w:rPr>
               <w:t xml:space="preserve">待审核 </w:t>
             </w:r>
             <w:r>
-              <w:rPr/>
+              <w:rPr>
+                <w:sz w:val="18"/>
+              </w:rPr>
               <w:t>/ PENDING</w:t>
             </w:r>
           </w:p>
         </w:tc>
         <w:tc>
           <w:tcPr>
-            <w:tcW w:w="3031" w:type="dxa"/>
-            <w:tcBorders/>
-            <w:vAlign w:val="center"/>
+            <w:tcW w:w="2749" w:type="dxa"/>
+            <w:tcBorders>
+              <w:top w:val="single" w:sz="2" w:space="0" w:color="BDC9DA"/>
+              <w:start w:val="single" w:sz="2" w:space="0" w:color="BDC9DA"/>
+              <w:bottom w:val="single" w:sz="2" w:space="0" w:color="BDC9DA"/>
+              <w:end w:val="single" w:sz="2" w:space="0" w:color="BDC9DA"/>
+            </w:tcBorders>
           </w:tcPr>
           <w:p>
             <w:pPr>
               <w:pStyle w:val="TableContents"/>
               <w:bidi w:val="0"/>
               <w:spacing w:before="0" w:after="283"/>
+              <w:ind w:hanging="0" w:start="0" w:end="0"/>
               <w:jc w:val="start"/>
-              <w:rPr/>
+              <w:rPr>
+                <w:sz w:val="18"/>
+              </w:rPr>
             </w:pPr>
             <w:r>
-              <w:rPr/>
+              <w:rPr>
+                <w:sz w:val="18"/>
+              </w:rPr>
               <w:t>需要复核或管理确认</w:t>
             </w:r>
           </w:p>
         </w:tc>
         <w:tc>
           <w:tcPr>
-            <w:tcW w:w="4831" w:type="dxa"/>
-            <w:tcBorders/>
-            <w:vAlign w:val="center"/>
+            <w:tcW w:w="4474" w:type="dxa"/>
+            <w:tcBorders>
+              <w:top w:val="single" w:sz="2" w:space="0" w:color="BDC9DA"/>
+              <w:start w:val="single" w:sz="2" w:space="0" w:color="BDC9DA"/>
+              <w:bottom w:val="single" w:sz="2" w:space="0" w:color="BDC9DA"/>
+              <w:end w:val="single" w:sz="2" w:space="0" w:color="BDC9DA"/>
+            </w:tcBorders>
           </w:tcPr>
           <w:p>
             <w:pPr>
               <w:pStyle w:val="TableContents"/>
               <w:bidi w:val="0"/>
               <w:spacing w:before="0" w:after="283"/>
+              <w:ind w:hanging="0" w:start="0" w:end="0"/>
               <w:jc w:val="start"/>
-              <w:rPr/>
+              <w:rPr>
+                <w:sz w:val="18"/>
+              </w:rPr>
             </w:pPr>
             <w:r>
-              <w:rPr/>
+              <w:rPr>
+                <w:sz w:val="18"/>
+              </w:rPr>
               <w:t>核对实物、数量、批次和库位</w:t>
             </w:r>
           </w:p>
@@ -3889,64 +4597,91 @@
         <w:trPr/>
         <w:tc>
           <w:tcPr>
-            <w:tcW w:w="3061" w:type="dxa"/>
-            <w:tcBorders/>
-            <w:vAlign w:val="center"/>
+            <w:tcW w:w="2827" w:type="dxa"/>
+            <w:tcBorders>
+              <w:top w:val="single" w:sz="2" w:space="0" w:color="BDC9DA"/>
+              <w:start w:val="single" w:sz="2" w:space="0" w:color="BDC9DA"/>
+              <w:bottom w:val="single" w:sz="2" w:space="0" w:color="BDC9DA"/>
+              <w:end w:val="single" w:sz="2" w:space="0" w:color="BDC9DA"/>
+            </w:tcBorders>
           </w:tcPr>
           <w:p>
             <w:pPr>
               <w:pStyle w:val="TableContents"/>
               <w:bidi w:val="0"/>
               <w:spacing w:before="0" w:after="283"/>
+              <w:ind w:hanging="0" w:start="0" w:end="0"/>
               <w:jc w:val="start"/>
               <w:rPr/>
             </w:pPr>
             <w:r>
-              <w:rPr/>
+              <w:rPr>
+                <w:sz w:val="18"/>
+              </w:rPr>
               <w:t xml:space="preserve">已过账 </w:t>
             </w:r>
             <w:r>
-              <w:rPr/>
+              <w:rPr>
+                <w:sz w:val="18"/>
+              </w:rPr>
               <w:t>/ POSTED</w:t>
             </w:r>
           </w:p>
         </w:tc>
         <w:tc>
           <w:tcPr>
-            <w:tcW w:w="3031" w:type="dxa"/>
-            <w:tcBorders/>
-            <w:vAlign w:val="center"/>
+            <w:tcW w:w="2749" w:type="dxa"/>
+            <w:tcBorders>
+              <w:top w:val="single" w:sz="2" w:space="0" w:color="BDC9DA"/>
+              <w:start w:val="single" w:sz="2" w:space="0" w:color="BDC9DA"/>
+              <w:bottom w:val="single" w:sz="2" w:space="0" w:color="BDC9DA"/>
+              <w:end w:val="single" w:sz="2" w:space="0" w:color="BDC9DA"/>
+            </w:tcBorders>
           </w:tcPr>
           <w:p>
             <w:pPr>
               <w:pStyle w:val="TableContents"/>
               <w:bidi w:val="0"/>
               <w:spacing w:before="0" w:after="283"/>
+              <w:ind w:hanging="0" w:start="0" w:end="0"/>
               <w:jc w:val="start"/>
-              <w:rPr/>
+              <w:rPr>
+                <w:sz w:val="18"/>
+              </w:rPr>
             </w:pPr>
             <w:r>
-              <w:rPr/>
+              <w:rPr>
+                <w:sz w:val="18"/>
+              </w:rPr>
               <w:t>库存影响已正式生效</w:t>
             </w:r>
           </w:p>
         </w:tc>
         <w:tc>
           <w:tcPr>
-            <w:tcW w:w="4831" w:type="dxa"/>
-            <w:tcBorders/>
-            <w:vAlign w:val="center"/>
+            <w:tcW w:w="4474" w:type="dxa"/>
+            <w:tcBorders>
+              <w:top w:val="single" w:sz="2" w:space="0" w:color="BDC9DA"/>
+              <w:start w:val="single" w:sz="2" w:space="0" w:color="BDC9DA"/>
+              <w:bottom w:val="single" w:sz="2" w:space="0" w:color="BDC9DA"/>
+              <w:end w:val="single" w:sz="2" w:space="0" w:color="BDC9DA"/>
+            </w:tcBorders>
           </w:tcPr>
           <w:p>
             <w:pPr>
               <w:pStyle w:val="TableContents"/>
               <w:bidi w:val="0"/>
               <w:spacing w:before="0" w:after="283"/>
+              <w:ind w:hanging="0" w:start="0" w:end="0"/>
               <w:jc w:val="start"/>
-              <w:rPr/>
+              <w:rPr>
+                <w:sz w:val="18"/>
+              </w:rPr>
             </w:pPr>
             <w:r>
-              <w:rPr/>
+              <w:rPr>
+                <w:sz w:val="18"/>
+              </w:rPr>
               <w:t>错误只能通过规范冲销或批准的调整处理</w:t>
             </w:r>
           </w:p>
@@ -3956,64 +4691,91 @@
         <w:trPr/>
         <w:tc>
           <w:tcPr>
-            <w:tcW w:w="3061" w:type="dxa"/>
-            <w:tcBorders/>
-            <w:vAlign w:val="center"/>
+            <w:tcW w:w="2827" w:type="dxa"/>
+            <w:tcBorders>
+              <w:top w:val="single" w:sz="2" w:space="0" w:color="BDC9DA"/>
+              <w:start w:val="single" w:sz="2" w:space="0" w:color="BDC9DA"/>
+              <w:bottom w:val="single" w:sz="2" w:space="0" w:color="BDC9DA"/>
+              <w:end w:val="single" w:sz="2" w:space="0" w:color="BDC9DA"/>
+            </w:tcBorders>
           </w:tcPr>
           <w:p>
             <w:pPr>
               <w:pStyle w:val="TableContents"/>
               <w:bidi w:val="0"/>
               <w:spacing w:before="0" w:after="283"/>
+              <w:ind w:hanging="0" w:start="0" w:end="0"/>
               <w:jc w:val="start"/>
               <w:rPr/>
             </w:pPr>
             <w:r>
-              <w:rPr/>
+              <w:rPr>
+                <w:sz w:val="18"/>
+              </w:rPr>
               <w:t xml:space="preserve">过账失败 </w:t>
             </w:r>
             <w:r>
-              <w:rPr/>
+              <w:rPr>
+                <w:sz w:val="18"/>
+              </w:rPr>
               <w:t>/ FAILED</w:t>
             </w:r>
           </w:p>
         </w:tc>
         <w:tc>
           <w:tcPr>
-            <w:tcW w:w="3031" w:type="dxa"/>
-            <w:tcBorders/>
-            <w:vAlign w:val="center"/>
+            <w:tcW w:w="2749" w:type="dxa"/>
+            <w:tcBorders>
+              <w:top w:val="single" w:sz="2" w:space="0" w:color="BDC9DA"/>
+              <w:start w:val="single" w:sz="2" w:space="0" w:color="BDC9DA"/>
+              <w:bottom w:val="single" w:sz="2" w:space="0" w:color="BDC9DA"/>
+              <w:end w:val="single" w:sz="2" w:space="0" w:color="BDC9DA"/>
+            </w:tcBorders>
           </w:tcPr>
           <w:p>
             <w:pPr>
               <w:pStyle w:val="TableContents"/>
               <w:bidi w:val="0"/>
               <w:spacing w:before="0" w:after="283"/>
+              <w:ind w:hanging="0" w:start="0" w:end="0"/>
               <w:jc w:val="start"/>
-              <w:rPr/>
+              <w:rPr>
+                <w:sz w:val="18"/>
+              </w:rPr>
             </w:pPr>
             <w:r>
-              <w:rPr/>
+              <w:rPr>
+                <w:sz w:val="18"/>
+              </w:rPr>
               <w:t>库存写入没有成功完成</w:t>
             </w:r>
           </w:p>
         </w:tc>
         <w:tc>
           <w:tcPr>
-            <w:tcW w:w="4831" w:type="dxa"/>
-            <w:tcBorders/>
-            <w:vAlign w:val="center"/>
+            <w:tcW w:w="4474" w:type="dxa"/>
+            <w:tcBorders>
+              <w:top w:val="single" w:sz="2" w:space="0" w:color="BDC9DA"/>
+              <w:start w:val="single" w:sz="2" w:space="0" w:color="BDC9DA"/>
+              <w:bottom w:val="single" w:sz="2" w:space="0" w:color="BDC9DA"/>
+              <w:end w:val="single" w:sz="2" w:space="0" w:color="BDC9DA"/>
+            </w:tcBorders>
           </w:tcPr>
           <w:p>
             <w:pPr>
               <w:pStyle w:val="TableContents"/>
               <w:bidi w:val="0"/>
               <w:spacing w:before="0" w:after="283"/>
+              <w:ind w:hanging="0" w:start="0" w:end="0"/>
               <w:jc w:val="start"/>
-              <w:rPr/>
+              <w:rPr>
+                <w:sz w:val="18"/>
+              </w:rPr>
             </w:pPr>
             <w:r>
-              <w:rPr/>
+              <w:rPr>
+                <w:sz w:val="18"/>
+              </w:rPr>
               <w:t>保留原任务号和错误信息，交管理员处理</w:t>
             </w:r>
           </w:p>
@@ -4023,64 +4785,91 @@
         <w:trPr/>
         <w:tc>
           <w:tcPr>
-            <w:tcW w:w="3061" w:type="dxa"/>
-            <w:tcBorders/>
-            <w:vAlign w:val="center"/>
+            <w:tcW w:w="2827" w:type="dxa"/>
+            <w:tcBorders>
+              <w:top w:val="single" w:sz="2" w:space="0" w:color="BDC9DA"/>
+              <w:start w:val="single" w:sz="2" w:space="0" w:color="BDC9DA"/>
+              <w:bottom w:val="single" w:sz="2" w:space="0" w:color="BDC9DA"/>
+              <w:end w:val="single" w:sz="2" w:space="0" w:color="BDC9DA"/>
+            </w:tcBorders>
           </w:tcPr>
           <w:p>
             <w:pPr>
               <w:pStyle w:val="TableContents"/>
               <w:bidi w:val="0"/>
               <w:spacing w:before="0" w:after="283"/>
+              <w:ind w:hanging="0" w:start="0" w:end="0"/>
               <w:jc w:val="start"/>
               <w:rPr/>
             </w:pPr>
             <w:r>
-              <w:rPr/>
+              <w:rPr>
+                <w:sz w:val="18"/>
+              </w:rPr>
               <w:t xml:space="preserve">已驳回 </w:t>
             </w:r>
             <w:r>
-              <w:rPr/>
+              <w:rPr>
+                <w:sz w:val="18"/>
+              </w:rPr>
               <w:t>/ REJECTED</w:t>
             </w:r>
           </w:p>
         </w:tc>
         <w:tc>
           <w:tcPr>
-            <w:tcW w:w="3031" w:type="dxa"/>
-            <w:tcBorders/>
-            <w:vAlign w:val="center"/>
+            <w:tcW w:w="2749" w:type="dxa"/>
+            <w:tcBorders>
+              <w:top w:val="single" w:sz="2" w:space="0" w:color="BDC9DA"/>
+              <w:start w:val="single" w:sz="2" w:space="0" w:color="BDC9DA"/>
+              <w:bottom w:val="single" w:sz="2" w:space="0" w:color="BDC9DA"/>
+              <w:end w:val="single" w:sz="2" w:space="0" w:color="BDC9DA"/>
+            </w:tcBorders>
           </w:tcPr>
           <w:p>
             <w:pPr>
               <w:pStyle w:val="TableContents"/>
               <w:bidi w:val="0"/>
               <w:spacing w:before="0" w:after="283"/>
+              <w:ind w:hanging="0" w:start="0" w:end="0"/>
               <w:jc w:val="start"/>
-              <w:rPr/>
+              <w:rPr>
+                <w:sz w:val="18"/>
+              </w:rPr>
             </w:pPr>
             <w:r>
-              <w:rPr/>
+              <w:rPr>
+                <w:sz w:val="18"/>
+              </w:rPr>
               <w:t>审核未通过</w:t>
             </w:r>
           </w:p>
         </w:tc>
         <w:tc>
           <w:tcPr>
-            <w:tcW w:w="4831" w:type="dxa"/>
-            <w:tcBorders/>
-            <w:vAlign w:val="center"/>
+            <w:tcW w:w="4474" w:type="dxa"/>
+            <w:tcBorders>
+              <w:top w:val="single" w:sz="2" w:space="0" w:color="BDC9DA"/>
+              <w:start w:val="single" w:sz="2" w:space="0" w:color="BDC9DA"/>
+              <w:bottom w:val="single" w:sz="2" w:space="0" w:color="BDC9DA"/>
+              <w:end w:val="single" w:sz="2" w:space="0" w:color="BDC9DA"/>
+            </w:tcBorders>
           </w:tcPr>
           <w:p>
             <w:pPr>
               <w:pStyle w:val="TableContents"/>
               <w:bidi w:val="0"/>
               <w:spacing w:before="0" w:after="283"/>
+              <w:ind w:hanging="0" w:start="0" w:end="0"/>
               <w:jc w:val="start"/>
-              <w:rPr/>
+              <w:rPr>
+                <w:sz w:val="18"/>
+              </w:rPr>
             </w:pPr>
             <w:r>
-              <w:rPr/>
+              <w:rPr>
+                <w:sz w:val="18"/>
+              </w:rPr>
               <w:t>查看原因并按流程修改、重提或终止</w:t>
             </w:r>
           </w:p>
@@ -4090,9 +4879,169 @@
         <w:trPr/>
         <w:tc>
           <w:tcPr>
-            <w:tcW w:w="3061" w:type="dxa"/>
-            <w:tcBorders/>
-            <w:vAlign w:val="center"/>
+            <w:tcW w:w="2827" w:type="dxa"/>
+            <w:tcBorders>
+              <w:top w:val="single" w:sz="2" w:space="0" w:color="BDC9DA"/>
+              <w:start w:val="single" w:sz="2" w:space="0" w:color="BDC9DA"/>
+              <w:bottom w:val="single" w:sz="2" w:space="0" w:color="BDC9DA"/>
+              <w:end w:val="single" w:sz="2" w:space="0" w:color="BDC9DA"/>
+            </w:tcBorders>
+          </w:tcPr>
+          <w:p>
+            <w:pPr>
+              <w:pStyle w:val="TableContents"/>
+              <w:bidi w:val="0"/>
+              <w:spacing w:before="0" w:after="283"/>
+              <w:ind w:hanging="0" w:start="0" w:end="0"/>
+              <w:jc w:val="start"/>
+              <w:rPr/>
+            </w:pPr>
+            <w:r>
+              <w:rPr>
+                <w:sz w:val="18"/>
+              </w:rPr>
+              <w:t xml:space="preserve">已取消 </w:t>
+            </w:r>
+            <w:r>
+              <w:rPr>
+                <w:sz w:val="18"/>
+              </w:rPr>
+              <w:t>/ CANCELLED</w:t>
+            </w:r>
+          </w:p>
+        </w:tc>
+        <w:tc>
+          <w:tcPr>
+            <w:tcW w:w="2749" w:type="dxa"/>
+            <w:tcBorders>
+              <w:top w:val="single" w:sz="2" w:space="0" w:color="BDC9DA"/>
+              <w:start w:val="single" w:sz="2" w:space="0" w:color="BDC9DA"/>
+              <w:bottom w:val="single" w:sz="2" w:space="0" w:color="BDC9DA"/>
+              <w:end w:val="single" w:sz="2" w:space="0" w:color="BDC9DA"/>
+            </w:tcBorders>
+          </w:tcPr>
+          <w:p>
+            <w:pPr>
+              <w:pStyle w:val="TableContents"/>
+              <w:bidi w:val="0"/>
+              <w:spacing w:before="0" w:after="283"/>
+              <w:ind w:hanging="0" w:start="0" w:end="0"/>
+              <w:jc w:val="start"/>
+              <w:rPr>
+                <w:sz w:val="18"/>
+              </w:rPr>
+            </w:pPr>
+            <w:r>
+              <w:rPr>
+                <w:sz w:val="18"/>
+              </w:rPr>
+              <w:t>单据或任务终止</w:t>
+            </w:r>
+          </w:p>
+        </w:tc>
+        <w:tc>
+          <w:tcPr>
+            <w:tcW w:w="4474" w:type="dxa"/>
+            <w:tcBorders>
+              <w:top w:val="single" w:sz="2" w:space="0" w:color="BDC9DA"/>
+              <w:start w:val="single" w:sz="2" w:space="0" w:color="BDC9DA"/>
+              <w:bottom w:val="single" w:sz="2" w:space="0" w:color="BDC9DA"/>
+              <w:end w:val="single" w:sz="2" w:space="0" w:color="BDC9DA"/>
+            </w:tcBorders>
+          </w:tcPr>
+          <w:p>
+            <w:pPr>
+              <w:pStyle w:val="TableContents"/>
+              <w:bidi w:val="0"/>
+              <w:spacing w:before="0" w:after="283"/>
+              <w:ind w:hanging="0" w:start="0" w:end="0"/>
+              <w:jc w:val="start"/>
+              <w:rPr>
+                <w:sz w:val="18"/>
+              </w:rPr>
+            </w:pPr>
+            <w:r>
+              <w:rPr>
+                <w:sz w:val="18"/>
+              </w:rPr>
+              <w:t>核对冻结库存是否释放、现场实物是否隔离</w:t>
+            </w:r>
+          </w:p>
+        </w:tc>
+      </w:tr>
+      <w:tr>
+        <w:trPr/>
+        <w:tc>
+          <w:tcPr>
+            <w:tcW w:w="2827" w:type="dxa"/>
+            <w:tcBorders>
+              <w:top w:val="single" w:sz="2" w:space="0" w:color="BDC9DA"/>
+              <w:start w:val="single" w:sz="2" w:space="0" w:color="BDC9DA"/>
+              <w:bottom w:val="single" w:sz="2" w:space="0" w:color="BDC9DA"/>
+              <w:end w:val="single" w:sz="2" w:space="0" w:color="BDC9DA"/>
+            </w:tcBorders>
+          </w:tcPr>
+          <w:p>
+            <w:pPr>
+              <w:pStyle w:val="TableContents"/>
+              <w:bidi w:val="0"/>
+              <w:spacing w:before="0" w:after="283"/>
+              <w:ind w:hanging="0" w:start="0" w:end="0"/>
+              <w:jc w:val="start"/>
+              <w:rPr/>
+            </w:pPr>
+            <w:r>
+              <w:rPr>
+                <w:sz w:val="18"/>
+              </w:rPr>
+              <w:t xml:space="preserve">异常 </w:t>
+            </w:r>
+            <w:r>
+              <w:rPr>
+                <w:sz w:val="18"/>
+              </w:rPr>
+              <w:t>/ EXCEPTION</w:t>
+            </w:r>
+          </w:p>
+        </w:tc>
+        <w:tc>
+          <w:tcPr>
+            <w:tcW w:w="2749" w:type="dxa"/>
+            <w:tcBorders>
+              <w:top w:val="single" w:sz="2" w:space="0" w:color="BDC9DA"/>
+              <w:start w:val="single" w:sz="2" w:space="0" w:color="BDC9DA"/>
+              <w:bottom w:val="single" w:sz="2" w:space="0" w:color="BDC9DA"/>
+              <w:end w:val="single" w:sz="2" w:space="0" w:color="BDC9DA"/>
+            </w:tcBorders>
+          </w:tcPr>
+          <w:p>
+            <w:pPr>
+              <w:pStyle w:val="TableContents"/>
+              <w:bidi w:val="0"/>
+              <w:spacing w:before="0" w:after="283"/>
+              <w:ind w:hanging="0" w:start="0" w:end="0"/>
+              <w:jc w:val="start"/>
+              <w:rPr>
+                <w:sz w:val="18"/>
+              </w:rPr>
+            </w:pPr>
+            <w:r>
+              <w:rPr>
+                <w:sz w:val="18"/>
+              </w:rPr>
+              <w:t>移库任务处于异常执行状态</w:t>
+            </w:r>
+          </w:p>
+        </w:tc>
+        <w:tc>
+          <w:tcPr>
+            <w:tcW w:w="4474" w:type="dxa"/>
+            <w:tcBorders>
+              <w:top w:val="single" w:sz="2" w:space="0" w:color="BDC9DA"/>
+              <w:start w:val="single" w:sz="2" w:space="0" w:color="BDC9DA"/>
+              <w:bottom w:val="single" w:sz="2" w:space="0" w:color="BDC9DA"/>
+              <w:end w:val="single" w:sz="2" w:space="0" w:color="BDC9DA"/>
+            </w:tcBorders>
           </w:tcPr>
           <w:p>
             <w:pPr>
@@ -4100,55 +5049,15 @@
               <w:bidi w:val="0"/>
               <w:spacing w:before="0" w:after="283"/>
               <w:jc w:val="start"/>
-              <w:rPr/>
+              <w:rPr>
+                <w:sz w:val="18"/>
+              </w:rPr>
             </w:pPr>
             <w:r>
-              <w:rPr/>
-              <w:t xml:space="preserve">已取消 </w:t>
-            </w:r>
-            <w:r>
-              <w:rPr/>
-              <w:t>/ CANCELLED</w:t>
-            </w:r>
-          </w:p>
-        </w:tc>
-        <w:tc>
-          <w:tcPr>
-            <w:tcW w:w="3031" w:type="dxa"/>
-            <w:tcBorders/>
-            <w:vAlign w:val="center"/>
-          </w:tcPr>
-          <w:p>
-            <w:pPr>
-              <w:pStyle w:val="TableContents"/>
-              <w:bidi w:val="0"/>
-              <w:spacing w:before="0" w:after="283"/>
-              <w:jc w:val="start"/>
-              <w:rPr/>
-            </w:pPr>
-            <w:r>
-              <w:rPr/>
-              <w:t>单据或任务终止</w:t>
-            </w:r>
-          </w:p>
-        </w:tc>
-        <w:tc>
-          <w:tcPr>
-            <w:tcW w:w="4831" w:type="dxa"/>
-            <w:tcBorders/>
-            <w:vAlign w:val="center"/>
-          </w:tcPr>
-          <w:p>
-            <w:pPr>
-              <w:pStyle w:val="TableContents"/>
-              <w:bidi w:val="0"/>
-              <w:spacing w:before="0" w:after="283"/>
-              <w:jc w:val="start"/>
-              <w:rPr/>
-            </w:pPr>
-            <w:r>
-              <w:rPr/>
-              <w:t>核对冻结库存是否释放、现场实物是否隔离</w:t>
+              <w:rPr>
+                <w:sz w:val="18"/>
+              </w:rPr>
+              <w:t>操作员说明现场情况，管理员处理原因后决定恢复或作废</w:t>
             </w:r>
           </w:p>
         </w:tc>
@@ -4171,7 +5080,7 @@
         <w:pStyle w:val="BodyText"/>
         <w:numPr>
           <w:ilvl w:val="0"/>
-          <w:numId w:val="13"/>
+          <w:numId w:val="14"/>
         </w:numPr>
         <w:tabs>
           <w:tab w:val="clear" w:pos="1134"/>
@@ -4193,7 +5102,7 @@
         <w:pStyle w:val="BodyText"/>
         <w:numPr>
           <w:ilvl w:val="0"/>
-          <w:numId w:val="13"/>
+          <w:numId w:val="14"/>
         </w:numPr>
         <w:tabs>
           <w:tab w:val="clear" w:pos="1134"/>
@@ -4215,7 +5124,7 @@
         <w:pStyle w:val="BodyText"/>
         <w:numPr>
           <w:ilvl w:val="0"/>
-          <w:numId w:val="13"/>
+          <w:numId w:val="14"/>
         </w:numPr>
         <w:tabs>
           <w:tab w:val="clear" w:pos="1134"/>
@@ -4251,13 +5160,14 @@
         <w:pStyle w:val="BodyText"/>
         <w:numPr>
           <w:ilvl w:val="0"/>
-          <w:numId w:val="13"/>
-        </w:numPr>
-        <w:tabs>
-          <w:tab w:val="clear" w:pos="1134"/>
-          <w:tab w:val="left" w:pos="709" w:leader="none"/>
-        </w:tabs>
-        <w:bidi w:val="0"/>
+          <w:numId w:val="14"/>
+        </w:numPr>
+        <w:tabs>
+          <w:tab w:val="clear" w:pos="1134"/>
+          <w:tab w:val="left" w:pos="709" w:leader="none"/>
+        </w:tabs>
+        <w:bidi w:val="0"/>
+        <w:spacing w:before="0" w:after="0"/>
         <w:ind w:hanging="283" w:start="709"/>
         <w:jc w:val="start"/>
         <w:rPr/>
@@ -4269,6 +5179,83 @@
     </w:p>
     <w:p>
       <w:pPr>
+        <w:pStyle w:val="BodyText"/>
+        <w:numPr>
+          <w:ilvl w:val="0"/>
+          <w:numId w:val="14"/>
+        </w:numPr>
+        <w:tabs>
+          <w:tab w:val="clear" w:pos="1134"/>
+          <w:tab w:val="left" w:pos="709" w:leader="none"/>
+        </w:tabs>
+        <w:bidi w:val="0"/>
+        <w:spacing w:before="0" w:after="0"/>
+        <w:ind w:hanging="283" w:start="709"/>
+        <w:jc w:val="start"/>
+        <w:rPr/>
+      </w:pPr>
+      <w:r>
+        <w:rPr/>
+        <w:t xml:space="preserve">移库和补货需要同时看任务状态、行完成量和过账状态；分次扫描只累计执行数量，库存移动以整任务过账成功为准。 </w:t>
+      </w:r>
+    </w:p>
+    <w:p>
+      <w:pPr>
+        <w:pStyle w:val="BodyText"/>
+        <w:numPr>
+          <w:ilvl w:val="0"/>
+          <w:numId w:val="14"/>
+        </w:numPr>
+        <w:tabs>
+          <w:tab w:val="clear" w:pos="1134"/>
+          <w:tab w:val="left" w:pos="709" w:leader="none"/>
+        </w:tabs>
+        <w:bidi w:val="0"/>
+        <w:spacing w:before="0" w:after="0"/>
+        <w:ind w:hanging="283" w:start="709"/>
+        <w:jc w:val="start"/>
+        <w:rPr/>
+      </w:pPr>
+      <w:r>
+        <w:rPr/>
+        <w:t xml:space="preserve">移库异常执行状态与过账失败不是同一件事；“恢复”用于异常任务，“重试过账”用于过账失败，均由有权限的仓库管理员处理。 </w:t>
+      </w:r>
+    </w:p>
+    <w:p>
+      <w:pPr>
+        <w:pStyle w:val="BodyText"/>
+        <w:numPr>
+          <w:ilvl w:val="0"/>
+          <w:numId w:val="14"/>
+        </w:numPr>
+        <w:tabs>
+          <w:tab w:val="clear" w:pos="1134"/>
+          <w:tab w:val="left" w:pos="709" w:leader="none"/>
+        </w:tabs>
+        <w:bidi w:val="0"/>
+        <w:ind w:hanging="283" w:start="709"/>
+        <w:jc w:val="start"/>
+        <w:rPr/>
+      </w:pPr>
+      <w:r>
+        <w:rPr/>
+        <w:t xml:space="preserve">POS </w:t>
+      </w:r>
+      <w:r>
+        <w:rPr/>
+        <w:t>销售状态和班次状态按《</w:t>
+      </w:r>
+      <w:r>
+        <w:rPr/>
+        <w:t xml:space="preserve">POS </w:t>
+      </w:r>
+      <w:r>
+        <w:rPr/>
+        <w:t xml:space="preserve">使用手册》核对；现场还款或打印完成情况不能由普通仓库任务状态推断。 </w:t>
+      </w:r>
+    </w:p>
+    <w:p>
+      <w:pPr>
         <w:pStyle w:val="HorizontalLine"/>
         <w:bidi w:val="0"/>
         <w:jc w:val="start"/>
@@ -4286,8 +5273,8 @@
         <w:jc w:val="start"/>
         <w:rPr/>
       </w:pPr>
-      <w:bookmarkStart w:id="15" w:name="section-16-异常处理与问题上报"/>
-      <w:bookmarkEnd w:id="15"/>
+      <w:bookmarkStart w:id="16" w:name="section-17-异常处理与问题上报"/>
+      <w:bookmarkEnd w:id="16"/>
       <w:r>
         <w:rPr/>
         <w:t>异常处理与问题上报</w:t>
@@ -4301,8 +5288,8 @@
         <w:jc w:val="start"/>
         <w:rPr/>
       </w:pPr>
-      <w:bookmarkStart w:id="16" w:name="section-17-无法登录或菜单缺失"/>
-      <w:bookmarkEnd w:id="16"/>
+      <w:bookmarkStart w:id="17" w:name="section-18-无法登录或菜单缺失"/>
+      <w:bookmarkEnd w:id="17"/>
       <w:r>
         <w:rPr/>
         <w:t>无法登录或菜单缺失</w:t>
@@ -4317,7 +5304,15 @@
       </w:pPr>
       <w:r>
         <w:rPr/>
-        <w:t>按“网络 → 入口 → 用户名和密码 → 账号启用状态 → 职员状态 → 角色范围 → 规范角色组 → 额外权限”的顺序检查。连续失败后停止尝试，由系统管理员查看账号和审计日志。</w:t>
+        <w:t xml:space="preserve">按“网络 → 正式入口 → 用户名和密码 → 账号启用状态 → 职员状态（仅 </w:t>
+      </w:r>
+      <w:r>
+        <w:rPr/>
+        <w:t xml:space="preserve">Web </w:t>
+      </w:r>
+      <w:r>
+        <w:rPr/>
+        <w:t>后台）→ 角色范围 → 规范角色组 → 功能开关及额外权限”的顺序检查。移库、补货等功能即使有角色权限，也可能尚未启用。登录过于频繁时按页面提示等待，由系统管理员检查账号和审计日志。</w:t>
       </w:r>
     </w:p>
     <w:p>
@@ -4328,8 +5323,8 @@
         <w:jc w:val="start"/>
         <w:rPr/>
       </w:pPr>
-      <w:bookmarkStart w:id="17" w:name="section-18-数据为空或范围不正确"/>
-      <w:bookmarkEnd w:id="17"/>
+      <w:bookmarkStart w:id="18" w:name="section-19-数据为空或范围不正确"/>
+      <w:bookmarkEnd w:id="18"/>
       <w:r>
         <w:rPr/>
         <w:t>数据为空或范围不正确</w:t>
@@ -4363,8 +5358,8 @@
         <w:jc w:val="start"/>
         <w:rPr/>
       </w:pPr>
-      <w:bookmarkStart w:id="18" w:name="section-19-网络超时或重复提交提示"/>
-      <w:bookmarkEnd w:id="18"/>
+      <w:bookmarkStart w:id="19" w:name="section-20-网络超时或重复提交提示"/>
+      <w:bookmarkEnd w:id="19"/>
       <w:r>
         <w:rPr/>
         <w:t>网络超时或重复提交提示</w:t>
@@ -4384,14 +5379,232 @@
     </w:p>
     <w:p>
       <w:pPr>
+        <w:pStyle w:val="BodyText"/>
+        <w:numPr>
+          <w:ilvl w:val="0"/>
+          <w:numId w:val="15"/>
+        </w:numPr>
+        <w:tabs>
+          <w:tab w:val="clear" w:pos="1134"/>
+          <w:tab w:val="left" w:pos="709" w:leader="none"/>
+        </w:tabs>
+        <w:bidi w:val="0"/>
+        <w:spacing w:before="0" w:after="0"/>
+        <w:ind w:hanging="283" w:start="709"/>
+        <w:jc w:val="start"/>
+        <w:rPr/>
+      </w:pPr>
+      <w:r>
+        <w:rPr/>
+        <w:t xml:space="preserve">移库、补货扫描结果未确认时，保留当前页的原库位、商品、容器、序列号和数量再试；提示“已确认此前扫描记录”表示恢复了原结果，不能再次搬货。离开页面后先查原任务再决定下一步。 </w:t>
+      </w:r>
+    </w:p>
+    <w:p>
+      <w:pPr>
+        <w:pStyle w:val="BodyText"/>
+        <w:numPr>
+          <w:ilvl w:val="0"/>
+          <w:numId w:val="15"/>
+        </w:numPr>
+        <w:tabs>
+          <w:tab w:val="clear" w:pos="1134"/>
+          <w:tab w:val="left" w:pos="709" w:leader="none"/>
+        </w:tabs>
+        <w:bidi w:val="0"/>
+        <w:spacing w:before="0" w:after="0"/>
+        <w:ind w:hanging="283" w:start="709"/>
+        <w:jc w:val="start"/>
+        <w:rPr/>
+      </w:pPr>
+      <w:r>
+        <w:rPr/>
+        <w:t xml:space="preserve">收货与上架使用不同数量口径：普通商品有订单收货登记当前行累计数量，上架登记本次增量。重试前不要把累计数量当作新增数量再次录入。 </w:t>
+      </w:r>
+    </w:p>
+    <w:p>
+      <w:pPr>
+        <w:pStyle w:val="BodyText"/>
+        <w:numPr>
+          <w:ilvl w:val="0"/>
+          <w:numId w:val="15"/>
+        </w:numPr>
+        <w:tabs>
+          <w:tab w:val="clear" w:pos="1134"/>
+          <w:tab w:val="left" w:pos="709" w:leader="none"/>
+        </w:tabs>
+        <w:bidi w:val="0"/>
+        <w:ind w:hanging="283" w:start="709"/>
+        <w:jc w:val="start"/>
+        <w:rPr/>
+      </w:pPr>
+      <w:r>
+        <w:rPr/>
+        <w:t xml:space="preserve">POS </w:t>
+      </w:r>
+      <w:r>
+        <w:rPr/>
+        <w:t>还款结果未确认时，回到原收银员、原仓库和原客户核对并恢复该笔还款；不能更换客户或金额当作新收款。具体步骤见《</w:t>
+      </w:r>
+      <w:r>
+        <w:rPr/>
+        <w:t xml:space="preserve">POS </w:t>
+      </w:r>
+      <w:r>
+        <w:rPr/>
+        <w:t xml:space="preserve">使用手册》。 </w:t>
+      </w:r>
+    </w:p>
+    <w:p>
+      <w:pPr>
         <w:pStyle w:val="Heading3"/>
         <w:bidi w:val="0"/>
         <w:ind w:hanging="0" w:start="0" w:end="0"/>
         <w:jc w:val="start"/>
         <w:rPr/>
       </w:pPr>
-      <w:bookmarkStart w:id="19" w:name="section-20-库存-任务或账单不一致"/>
-      <w:bookmarkEnd w:id="19"/>
+      <w:bookmarkStart w:id="20" w:name="section-21-打印失败或打印页过期"/>
+      <w:bookmarkEnd w:id="20"/>
+      <w:r>
+        <w:rPr/>
+        <w:t>打印失败或打印页过期</w:t>
+      </w:r>
+    </w:p>
+    <w:p>
+      <w:pPr>
+        <w:pStyle w:val="BodyText"/>
+        <w:numPr>
+          <w:ilvl w:val="0"/>
+          <w:numId w:val="16"/>
+        </w:numPr>
+        <w:tabs>
+          <w:tab w:val="clear" w:pos="1134"/>
+          <w:tab w:val="left" w:pos="709" w:leader="none"/>
+        </w:tabs>
+        <w:bidi w:val="0"/>
+        <w:spacing w:before="0" w:after="0"/>
+        <w:ind w:hanging="283" w:start="709"/>
+        <w:jc w:val="start"/>
+        <w:rPr/>
+      </w:pPr>
+      <w:r>
+        <w:rPr/>
+        <w:t xml:space="preserve">先核对原单是否已成功保存或结账，保留单号。 </w:t>
+      </w:r>
+    </w:p>
+    <w:p>
+      <w:pPr>
+        <w:pStyle w:val="BodyText"/>
+        <w:numPr>
+          <w:ilvl w:val="0"/>
+          <w:numId w:val="16"/>
+        </w:numPr>
+        <w:tabs>
+          <w:tab w:val="clear" w:pos="1134"/>
+          <w:tab w:val="left" w:pos="709" w:leader="none"/>
+        </w:tabs>
+        <w:bidi w:val="0"/>
+        <w:spacing w:before="0" w:after="0"/>
+        <w:ind w:hanging="283" w:start="709"/>
+        <w:jc w:val="start"/>
+        <w:rPr/>
+      </w:pPr>
+      <w:r>
+        <w:rPr/>
+        <w:t>从原收货任务、出库记录、</w:t>
+      </w:r>
+      <w:r>
+        <w:rPr/>
+        <w:t xml:space="preserve">POS </w:t>
+      </w:r>
+      <w:r>
+        <w:rPr/>
+        <w:t xml:space="preserve">销售单或班次记录重新点击打印；打印页过期时不要反复使用原链接。 </w:t>
+      </w:r>
+    </w:p>
+    <w:p>
+      <w:pPr>
+        <w:pStyle w:val="BodyText"/>
+        <w:numPr>
+          <w:ilvl w:val="0"/>
+          <w:numId w:val="16"/>
+        </w:numPr>
+        <w:tabs>
+          <w:tab w:val="clear" w:pos="1134"/>
+          <w:tab w:val="left" w:pos="709" w:leader="none"/>
+        </w:tabs>
+        <w:bidi w:val="0"/>
+        <w:spacing w:before="0" w:after="0"/>
+        <w:ind w:hanging="283" w:start="709"/>
+        <w:jc w:val="start"/>
+        <w:rPr/>
+      </w:pPr>
+      <w:r>
+        <w:rPr/>
+        <w:t xml:space="preserve">浏览器阻止新窗口时，按设备提示允许本系统打开打印窗口，再从原记录重试。 </w:t>
+      </w:r>
+    </w:p>
+    <w:p>
+      <w:pPr>
+        <w:pStyle w:val="BodyText"/>
+        <w:numPr>
+          <w:ilvl w:val="0"/>
+          <w:numId w:val="16"/>
+        </w:numPr>
+        <w:tabs>
+          <w:tab w:val="clear" w:pos="1134"/>
+          <w:tab w:val="left" w:pos="709" w:leader="none"/>
+        </w:tabs>
+        <w:bidi w:val="0"/>
+        <w:ind w:hanging="283" w:start="709"/>
+        <w:jc w:val="start"/>
+        <w:rPr/>
+      </w:pPr>
+      <w:r>
+        <w:rPr/>
+        <w:t>“</w:t>
+      </w:r>
+      <w:r>
+        <w:rPr/>
+        <w:t xml:space="preserve">打印已发起”不代表纸张已输出；核对打印机、纸张和实际份数。结账成功但打印失败时仅补打，不能重新结账。 </w:t>
+      </w:r>
+    </w:p>
+    <w:p>
+      <w:pPr>
+        <w:pStyle w:val="Heading3"/>
+        <w:bidi w:val="0"/>
+        <w:ind w:hanging="0" w:start="0" w:end="0"/>
+        <w:jc w:val="start"/>
+        <w:rPr/>
+      </w:pPr>
+      <w:bookmarkStart w:id="21" w:name="section-22-移库-补货过账失败"/>
+      <w:bookmarkEnd w:id="21"/>
+      <w:r>
+        <w:rPr/>
+        <w:t>移库、补货过账失败</w:t>
+      </w:r>
+    </w:p>
+    <w:p>
+      <w:pPr>
+        <w:pStyle w:val="BodyText"/>
+        <w:bidi w:val="0"/>
+        <w:jc w:val="start"/>
+        <w:rPr/>
+      </w:pPr>
+      <w:r>
+        <w:rPr/>
+        <w:t>扫描数量已保存不代表库存已移动。保留原任务号、来源和目标库位、已搬数量及完整错误信息，交仓库管理员处理原任务；管理员修复原因后按权限重试过账，不能新建任务重复搬货或修改库存数。</w:t>
+      </w:r>
+    </w:p>
+    <w:p>
+      <w:pPr>
+        <w:pStyle w:val="Heading3"/>
+        <w:bidi w:val="0"/>
+        <w:ind w:hanging="0" w:start="0" w:end="0"/>
+        <w:jc w:val="start"/>
+        <w:rPr/>
+      </w:pPr>
+      <w:bookmarkStart w:id="22" w:name="section-23-库存-任务或账单不一致"/>
+      <w:bookmarkEnd w:id="22"/>
       <w:r>
         <w:rPr/>
         <w:t>库存、任务或账单不一致</w:t>
@@ -4425,8 +5638,8 @@
         <w:jc w:val="start"/>
         <w:rPr/>
       </w:pPr>
-      <w:bookmarkStart w:id="20" w:name="section-21-问题上报模板"/>
-      <w:bookmarkEnd w:id="20"/>
+      <w:bookmarkStart w:id="23" w:name="section-24-问题上报模板"/>
+      <w:bookmarkEnd w:id="23"/>
       <w:r>
         <w:rPr/>
         <w:t>问题上报模板</w:t>
@@ -4437,7 +5650,7 @@
         <w:pStyle w:val="BodyText"/>
         <w:numPr>
           <w:ilvl w:val="0"/>
-          <w:numId w:val="14"/>
+          <w:numId w:val="17"/>
         </w:numPr>
         <w:tabs>
           <w:tab w:val="clear" w:pos="1134"/>
@@ -4459,7 +5672,7 @@
         <w:pStyle w:val="BodyText"/>
         <w:numPr>
           <w:ilvl w:val="0"/>
-          <w:numId w:val="14"/>
+          <w:numId w:val="17"/>
         </w:numPr>
         <w:tabs>
           <w:tab w:val="clear" w:pos="1134"/>
@@ -4481,7 +5694,7 @@
         <w:pStyle w:val="BodyText"/>
         <w:numPr>
           <w:ilvl w:val="0"/>
-          <w:numId w:val="14"/>
+          <w:numId w:val="17"/>
         </w:numPr>
         <w:tabs>
           <w:tab w:val="clear" w:pos="1134"/>
@@ -4503,7 +5716,7 @@
         <w:pStyle w:val="BodyText"/>
         <w:numPr>
           <w:ilvl w:val="0"/>
-          <w:numId w:val="14"/>
+          <w:numId w:val="17"/>
         </w:numPr>
         <w:tabs>
           <w:tab w:val="clear" w:pos="1134"/>
@@ -4525,7 +5738,7 @@
         <w:pStyle w:val="BodyText"/>
         <w:numPr>
           <w:ilvl w:val="0"/>
-          <w:numId w:val="14"/>
+          <w:numId w:val="17"/>
         </w:numPr>
         <w:tabs>
           <w:tab w:val="clear" w:pos="1134"/>
@@ -4547,7 +5760,7 @@
         <w:pStyle w:val="BodyText"/>
         <w:numPr>
           <w:ilvl w:val="0"/>
-          <w:numId w:val="14"/>
+          <w:numId w:val="17"/>
         </w:numPr>
         <w:tabs>
           <w:tab w:val="clear" w:pos="1134"/>
@@ -4569,7 +5782,7 @@
         <w:pStyle w:val="BodyText"/>
         <w:numPr>
           <w:ilvl w:val="0"/>
-          <w:numId w:val="14"/>
+          <w:numId w:val="17"/>
         </w:numPr>
         <w:tabs>
           <w:tab w:val="clear" w:pos="1134"/>
@@ -4591,7 +5804,7 @@
         <w:pStyle w:val="BodyText"/>
         <w:numPr>
           <w:ilvl w:val="0"/>
-          <w:numId w:val="14"/>
+          <w:numId w:val="17"/>
         </w:numPr>
         <w:tabs>
           <w:tab w:val="clear" w:pos="1134"/>
@@ -4613,7 +5826,7 @@
         <w:pStyle w:val="BodyText"/>
         <w:numPr>
           <w:ilvl w:val="0"/>
-          <w:numId w:val="14"/>
+          <w:numId w:val="17"/>
         </w:numPr>
         <w:tabs>
           <w:tab w:val="clear" w:pos="1134"/>
@@ -4635,7 +5848,7 @@
         <w:pStyle w:val="BodyText"/>
         <w:numPr>
           <w:ilvl w:val="0"/>
-          <w:numId w:val="14"/>
+          <w:numId w:val="17"/>
         </w:numPr>
         <w:tabs>
           <w:tab w:val="clear" w:pos="1134"/>
@@ -4659,8 +5872,8 @@
         <w:jc w:val="start"/>
         <w:rPr/>
       </w:pPr>
-      <w:bookmarkStart w:id="21" w:name="section-22-日常自检与培训验收"/>
-      <w:bookmarkEnd w:id="21"/>
+      <w:bookmarkStart w:id="24" w:name="section-25-日常自检与培训验收"/>
+      <w:bookmarkEnd w:id="24"/>
       <w:r>
         <w:rPr/>
         <w:t>日常自检与培训验收</w:t>
@@ -4671,7 +5884,7 @@
         <w:pStyle w:val="BodyText"/>
         <w:numPr>
           <w:ilvl w:val="0"/>
-          <w:numId w:val="15"/>
+          <w:numId w:val="18"/>
         </w:numPr>
         <w:tabs>
           <w:tab w:val="clear" w:pos="1134"/>
@@ -4693,7 +5906,7 @@
         <w:pStyle w:val="BodyText"/>
         <w:numPr>
           <w:ilvl w:val="0"/>
-          <w:numId w:val="15"/>
+          <w:numId w:val="18"/>
         </w:numPr>
         <w:tabs>
           <w:tab w:val="clear" w:pos="1134"/>
@@ -4715,7 +5928,7 @@
         <w:pStyle w:val="BodyText"/>
         <w:numPr>
           <w:ilvl w:val="0"/>
-          <w:numId w:val="15"/>
+          <w:numId w:val="18"/>
         </w:numPr>
         <w:tabs>
           <w:tab w:val="clear" w:pos="1134"/>
@@ -4737,7 +5950,7 @@
         <w:pStyle w:val="BodyText"/>
         <w:numPr>
           <w:ilvl w:val="0"/>
-          <w:numId w:val="15"/>
+          <w:numId w:val="18"/>
         </w:numPr>
         <w:tabs>
           <w:tab w:val="clear" w:pos="1134"/>
@@ -4759,7 +5972,7 @@
         <w:pStyle w:val="BodyText"/>
         <w:numPr>
           <w:ilvl w:val="0"/>
-          <w:numId w:val="15"/>
+          <w:numId w:val="18"/>
         </w:numPr>
         <w:tabs>
           <w:tab w:val="clear" w:pos="1134"/>
@@ -4781,7 +5994,29 @@
         <w:pStyle w:val="BodyText"/>
         <w:numPr>
           <w:ilvl w:val="0"/>
-          <w:numId w:val="15"/>
+          <w:numId w:val="18"/>
+        </w:numPr>
+        <w:tabs>
+          <w:tab w:val="clear" w:pos="1134"/>
+          <w:tab w:val="left" w:pos="709" w:leader="none"/>
+        </w:tabs>
+        <w:bidi w:val="0"/>
+        <w:spacing w:before="0" w:after="0"/>
+        <w:ind w:hanging="283" w:start="709"/>
+        <w:jc w:val="start"/>
+        <w:rPr/>
+      </w:pPr>
+      <w:r>
+        <w:rPr/>
+        <w:t xml:space="preserve">能区分已保存、已过账和已打印，知道登录切换后必须重新核对业务范围。 </w:t>
+      </w:r>
+    </w:p>
+    <w:p>
+      <w:pPr>
+        <w:pStyle w:val="BodyText"/>
+        <w:numPr>
+          <w:ilvl w:val="0"/>
+          <w:numId w:val="18"/>
         </w:numPr>
         <w:tabs>
           <w:tab w:val="clear" w:pos="1134"/>
@@ -4805,8 +6040,8 @@
         <w:jc w:val="start"/>
         <w:rPr/>
       </w:pPr>
-      <w:bookmarkStart w:id="22" w:name="section-23-专项手册与边界"/>
-      <w:bookmarkEnd w:id="22"/>
+      <w:bookmarkStart w:id="25" w:name="section-26-专项手册与边界"/>
+      <w:bookmarkEnd w:id="25"/>
       <w:r>
         <w:rPr/>
         <w:t>专项手册与边界</w:t>
@@ -4817,7 +6052,7 @@
         <w:pStyle w:val="BodyText"/>
         <w:numPr>
           <w:ilvl w:val="0"/>
-          <w:numId w:val="16"/>
+          <w:numId w:val="19"/>
         </w:numPr>
         <w:tabs>
           <w:tab w:val="clear" w:pos="1134"/>
@@ -4835,7 +6070,7 @@
       </w:r>
       <w:r>
         <w:rPr/>
-        <w:t xml:space="preserve">收银、退款、交班和 </w:t>
+        <w:t>收银、赊账、客户还款、退货、打印、交班和对账参见《</w:t>
       </w:r>
       <w:r>
         <w:rPr/>
@@ -4843,17 +6078,7 @@
       </w:r>
       <w:r>
         <w:rPr/>
-        <w:t xml:space="preserve">对账参见 </w:t>
-      </w:r>
-      <w:r>
-        <w:rPr>
-          <w:rStyle w:val="SourceText"/>
-        </w:rPr>
-        <w:t>docs/pos_user_manual.md</w:t>
-      </w:r>
-      <w:r>
-        <w:rPr/>
-        <w:t xml:space="preserve">；只有取得相应 </w:t>
+        <w:t xml:space="preserve">使用手册》；只有取得相应 </w:t>
       </w:r>
       <w:r>
         <w:rPr/>
@@ -4869,31 +6094,21 @@
         <w:pStyle w:val="BodyText"/>
         <w:numPr>
           <w:ilvl w:val="0"/>
-          <w:numId w:val="16"/>
-        </w:numPr>
-        <w:tabs>
-          <w:tab w:val="clear" w:pos="1134"/>
-          <w:tab w:val="left" w:pos="709" w:leader="none"/>
-        </w:tabs>
-        <w:bidi w:val="0"/>
-        <w:spacing w:before="0" w:after="0"/>
-        <w:ind w:hanging="283" w:start="709"/>
-        <w:jc w:val="start"/>
-        <w:rPr/>
-      </w:pPr>
-      <w:r>
-        <w:rPr/>
-        <w:t xml:space="preserve">面向终端客户的商城参见 </w:t>
-      </w:r>
-      <w:r>
-        <w:rPr>
-          <w:rStyle w:val="SourceText"/>
-        </w:rPr>
-        <w:t>docs/sales-miniapp-user-guide.md</w:t>
-      </w:r>
-      <w:r>
-        <w:rPr/>
-        <w:t xml:space="preserve">；商城买家不是本手册六类 </w:t>
+          <w:numId w:val="19"/>
+        </w:numPr>
+        <w:tabs>
+          <w:tab w:val="clear" w:pos="1134"/>
+          <w:tab w:val="left" w:pos="709" w:leader="none"/>
+        </w:tabs>
+        <w:bidi w:val="0"/>
+        <w:spacing w:before="0" w:after="0"/>
+        <w:ind w:hanging="283" w:start="709"/>
+        <w:jc w:val="start"/>
+        <w:rPr/>
+      </w:pPr>
+      <w:r>
+        <w:rPr/>
+        <w:t xml:space="preserve">面向终端客户的商城参见《商城小程序使用教程》；商城买家不是本手册六类 </w:t>
       </w:r>
       <w:r>
         <w:rPr/>
@@ -4909,7 +6124,7 @@
         <w:pStyle w:val="BodyText"/>
         <w:numPr>
           <w:ilvl w:val="0"/>
-          <w:numId w:val="16"/>
+          <w:numId w:val="19"/>
         </w:numPr>
         <w:tabs>
           <w:tab w:val="clear" w:pos="1134"/>
@@ -4931,7 +6146,7 @@
         <w:pStyle w:val="BodyText"/>
         <w:numPr>
           <w:ilvl w:val="0"/>
-          <w:numId w:val="16"/>
+          <w:numId w:val="19"/>
         </w:numPr>
         <w:tabs>
           <w:tab w:val="clear" w:pos="1134"/>
@@ -4955,8 +6170,8 @@
         <w:jc w:val="start"/>
         <w:rPr/>
       </w:pPr>
-      <w:bookmarkStart w:id="23" w:name="section-24-文档修订记录"/>
-      <w:bookmarkEnd w:id="23"/>
+      <w:bookmarkStart w:id="26" w:name="section-27-文档修订记录"/>
+      <w:bookmarkEnd w:id="26"/>
       <w:r>
         <w:rPr/>
         <w:t>文档修订记录</w:t>
@@ -4964,21 +6179,21 @@
     </w:p>
     <w:tbl>
       <w:tblPr>
-        <w:tblW w:w="6933" w:type="dxa"/>
+        <w:tblW w:w="10050" w:type="dxa"/>
         <w:jc w:val="start"/>
         <w:tblInd w:w="0" w:type="dxa"/>
         <w:tblLayout w:type="fixed"/>
         <w:tblCellMar>
-          <w:top w:w="28" w:type="dxa"/>
-          <w:start w:w="28" w:type="dxa"/>
-          <w:bottom w:w="28" w:type="dxa"/>
-          <w:end w:w="28" w:type="dxa"/>
+          <w:top w:w="80" w:type="dxa"/>
+          <w:start w:w="80" w:type="dxa"/>
+          <w:bottom w:w="80" w:type="dxa"/>
+          <w:end w:w="80" w:type="dxa"/>
         </w:tblCellMar>
       </w:tblPr>
       <w:tblGrid>
-        <w:gridCol w:w="511"/>
-        <w:gridCol w:w="1006"/>
-        <w:gridCol w:w="5416"/>
+        <w:gridCol w:w="545"/>
+        <w:gridCol w:w="885"/>
+        <w:gridCol w:w="8620"/>
       </w:tblGrid>
       <w:tr>
         <w:trPr>
@@ -4986,63 +6201,87 @@
         </w:trPr>
         <w:tc>
           <w:tcPr>
-            <w:tcW w:w="511" w:type="dxa"/>
-            <w:tcBorders/>
-            <w:vAlign w:val="center"/>
+            <w:tcW w:w="545" w:type="dxa"/>
+            <w:tcBorders>
+              <w:top w:val="single" w:sz="2" w:space="0" w:color="BDC9DA"/>
+              <w:start w:val="single" w:sz="2" w:space="0" w:color="BDC9DA"/>
+              <w:bottom w:val="single" w:sz="2" w:space="0" w:color="BDC9DA"/>
+              <w:end w:val="single" w:sz="2" w:space="0" w:color="BDC9DA"/>
+            </w:tcBorders>
+            <w:shd w:fill="EAF1FD" w:val="clear"/>
           </w:tcPr>
           <w:p>
             <w:pPr>
               <w:pStyle w:val="TableHeading"/>
-              <w:suppressLineNumbers/>
               <w:bidi w:val="0"/>
               <w:spacing w:before="0" w:after="283"/>
-              <w:jc w:val="center"/>
-              <w:rPr/>
+              <w:ind w:hanging="0" w:start="0" w:end="0"/>
+              <w:rPr>
+                <w:sz w:val="18"/>
+              </w:rPr>
             </w:pPr>
             <w:r>
-              <w:rPr/>
+              <w:rPr>
+                <w:sz w:val="18"/>
+              </w:rPr>
               <w:t>版本</w:t>
             </w:r>
           </w:p>
         </w:tc>
         <w:tc>
           <w:tcPr>
-            <w:tcW w:w="1006" w:type="dxa"/>
-            <w:tcBorders/>
-            <w:vAlign w:val="center"/>
+            <w:tcW w:w="885" w:type="dxa"/>
+            <w:tcBorders>
+              <w:top w:val="single" w:sz="2" w:space="0" w:color="BDC9DA"/>
+              <w:start w:val="single" w:sz="2" w:space="0" w:color="BDC9DA"/>
+              <w:bottom w:val="single" w:sz="2" w:space="0" w:color="BDC9DA"/>
+              <w:end w:val="single" w:sz="2" w:space="0" w:color="BDC9DA"/>
+            </w:tcBorders>
+            <w:shd w:fill="EAF1FD" w:val="clear"/>
           </w:tcPr>
           <w:p>
             <w:pPr>
               <w:pStyle w:val="TableHeading"/>
-              <w:suppressLineNumbers/>
               <w:bidi w:val="0"/>
               <w:spacing w:before="0" w:after="283"/>
-              <w:jc w:val="center"/>
-              <w:rPr/>
+              <w:ind w:hanging="0" w:start="0" w:end="0"/>
+              <w:rPr>
+                <w:sz w:val="18"/>
+              </w:rPr>
             </w:pPr>
             <w:r>
-              <w:rPr/>
+              <w:rPr>
+                <w:sz w:val="18"/>
+              </w:rPr>
               <w:t>日期</w:t>
             </w:r>
           </w:p>
         </w:tc>
         <w:tc>
           <w:tcPr>
-            <w:tcW w:w="5416" w:type="dxa"/>
-            <w:tcBorders/>
-            <w:vAlign w:val="center"/>
+            <w:tcW w:w="8620" w:type="dxa"/>
+            <w:tcBorders>
+              <w:top w:val="single" w:sz="2" w:space="0" w:color="BDC9DA"/>
+              <w:start w:val="single" w:sz="2" w:space="0" w:color="BDC9DA"/>
+              <w:bottom w:val="single" w:sz="2" w:space="0" w:color="BDC9DA"/>
+              <w:end w:val="single" w:sz="2" w:space="0" w:color="BDC9DA"/>
+            </w:tcBorders>
+            <w:shd w:fill="EAF1FD" w:val="clear"/>
           </w:tcPr>
           <w:p>
             <w:pPr>
               <w:pStyle w:val="TableHeading"/>
-              <w:suppressLineNumbers/>
               <w:bidi w:val="0"/>
               <w:spacing w:before="0" w:after="283"/>
-              <w:jc w:val="center"/>
-              <w:rPr/>
+              <w:ind w:hanging="0" w:start="0" w:end="0"/>
+              <w:rPr>
+                <w:sz w:val="18"/>
+              </w:rPr>
             </w:pPr>
             <w:r>
-              <w:rPr/>
+              <w:rPr>
+                <w:sz w:val="18"/>
+              </w:rPr>
               <w:t>说明</w:t>
             </w:r>
           </w:p>
@@ -5052,9 +6291,161 @@
         <w:trPr/>
         <w:tc>
           <w:tcPr>
-            <w:tcW w:w="511" w:type="dxa"/>
-            <w:tcBorders/>
-            <w:vAlign w:val="center"/>
+            <w:tcW w:w="545" w:type="dxa"/>
+            <w:tcBorders>
+              <w:top w:val="single" w:sz="2" w:space="0" w:color="BDC9DA"/>
+              <w:start w:val="single" w:sz="2" w:space="0" w:color="BDC9DA"/>
+              <w:bottom w:val="single" w:sz="2" w:space="0" w:color="BDC9DA"/>
+              <w:end w:val="single" w:sz="2" w:space="0" w:color="BDC9DA"/>
+            </w:tcBorders>
+          </w:tcPr>
+          <w:p>
+            <w:pPr>
+              <w:pStyle w:val="TableContents"/>
+              <w:bidi w:val="0"/>
+              <w:spacing w:before="0" w:after="283"/>
+              <w:ind w:hanging="0" w:start="0" w:end="0"/>
+              <w:jc w:val="start"/>
+              <w:rPr>
+                <w:sz w:val="18"/>
+              </w:rPr>
+            </w:pPr>
+            <w:r>
+              <w:rPr>
+                <w:sz w:val="18"/>
+              </w:rPr>
+              <w:t>V2.1</w:t>
+            </w:r>
+          </w:p>
+        </w:tc>
+        <w:tc>
+          <w:tcPr>
+            <w:tcW w:w="885" w:type="dxa"/>
+            <w:tcBorders>
+              <w:top w:val="single" w:sz="2" w:space="0" w:color="BDC9DA"/>
+              <w:start w:val="single" w:sz="2" w:space="0" w:color="BDC9DA"/>
+              <w:bottom w:val="single" w:sz="2" w:space="0" w:color="BDC9DA"/>
+              <w:end w:val="single" w:sz="2" w:space="0" w:color="BDC9DA"/>
+            </w:tcBorders>
+          </w:tcPr>
+          <w:p>
+            <w:pPr>
+              <w:pStyle w:val="TableContents"/>
+              <w:bidi w:val="0"/>
+              <w:spacing w:before="0" w:after="283"/>
+              <w:ind w:hanging="0" w:start="0" w:end="0"/>
+              <w:jc w:val="start"/>
+              <w:rPr>
+                <w:sz w:val="18"/>
+              </w:rPr>
+            </w:pPr>
+            <w:r>
+              <w:rPr>
+                <w:sz w:val="18"/>
+              </w:rPr>
+              <w:t>2026-09-07</w:t>
+            </w:r>
+          </w:p>
+        </w:tc>
+        <w:tc>
+          <w:tcPr>
+            <w:tcW w:w="8620" w:type="dxa"/>
+            <w:tcBorders>
+              <w:top w:val="single" w:sz="2" w:space="0" w:color="BDC9DA"/>
+              <w:start w:val="single" w:sz="2" w:space="0" w:color="BDC9DA"/>
+              <w:bottom w:val="single" w:sz="2" w:space="0" w:color="BDC9DA"/>
+              <w:end w:val="single" w:sz="2" w:space="0" w:color="BDC9DA"/>
+            </w:tcBorders>
+          </w:tcPr>
+          <w:p>
+            <w:pPr>
+              <w:pStyle w:val="TableContents"/>
+              <w:bidi w:val="0"/>
+              <w:spacing w:before="0" w:after="283"/>
+              <w:ind w:hanging="0" w:start="0" w:end="0"/>
+              <w:jc w:val="start"/>
+              <w:rPr>
+                <w:sz w:val="18"/>
+              </w:rPr>
+            </w:pPr>
+            <w:r>
+              <w:rPr>
+                <w:sz w:val="18"/>
+              </w:rPr>
+              <w:t>按当前工作区（含未提交改动）更新收货上架、移库补货、商品建档、登录恢复、打印和财务核对；功能启用及设备使用以实际部署为准</w:t>
+            </w:r>
+          </w:p>
+        </w:tc>
+      </w:tr>
+      <w:tr>
+        <w:trPr/>
+        <w:tc>
+          <w:tcPr>
+            <w:tcW w:w="545" w:type="dxa"/>
+            <w:tcBorders>
+              <w:top w:val="single" w:sz="2" w:space="0" w:color="BDC9DA"/>
+              <w:start w:val="single" w:sz="2" w:space="0" w:color="BDC9DA"/>
+              <w:bottom w:val="single" w:sz="2" w:space="0" w:color="BDC9DA"/>
+              <w:end w:val="single" w:sz="2" w:space="0" w:color="BDC9DA"/>
+            </w:tcBorders>
+          </w:tcPr>
+          <w:p>
+            <w:pPr>
+              <w:pStyle w:val="TableContents"/>
+              <w:bidi w:val="0"/>
+              <w:spacing w:before="0" w:after="283"/>
+              <w:ind w:hanging="0" w:start="0" w:end="0"/>
+              <w:jc w:val="start"/>
+              <w:rPr>
+                <w:sz w:val="18"/>
+              </w:rPr>
+            </w:pPr>
+            <w:r>
+              <w:rPr>
+                <w:sz w:val="18"/>
+              </w:rPr>
+              <w:t>V2.0</w:t>
+            </w:r>
+          </w:p>
+        </w:tc>
+        <w:tc>
+          <w:tcPr>
+            <w:tcW w:w="885" w:type="dxa"/>
+            <w:tcBorders>
+              <w:top w:val="single" w:sz="2" w:space="0" w:color="BDC9DA"/>
+              <w:start w:val="single" w:sz="2" w:space="0" w:color="BDC9DA"/>
+              <w:bottom w:val="single" w:sz="2" w:space="0" w:color="BDC9DA"/>
+              <w:end w:val="single" w:sz="2" w:space="0" w:color="BDC9DA"/>
+            </w:tcBorders>
+          </w:tcPr>
+          <w:p>
+            <w:pPr>
+              <w:pStyle w:val="TableContents"/>
+              <w:bidi w:val="0"/>
+              <w:spacing w:before="0" w:after="283"/>
+              <w:ind w:hanging="0" w:start="0" w:end="0"/>
+              <w:jc w:val="start"/>
+              <w:rPr>
+                <w:sz w:val="18"/>
+              </w:rPr>
+            </w:pPr>
+            <w:r>
+              <w:rPr>
+                <w:sz w:val="18"/>
+              </w:rPr>
+              <w:t>2026-08-04</w:t>
+            </w:r>
+          </w:p>
+        </w:tc>
+        <w:tc>
+          <w:tcPr>
+            <w:tcW w:w="8620" w:type="dxa"/>
+            <w:tcBorders>
+              <w:top w:val="single" w:sz="2" w:space="0" w:color="BDC9DA"/>
+              <w:start w:val="single" w:sz="2" w:space="0" w:color="BDC9DA"/>
+              <w:bottom w:val="single" w:sz="2" w:space="0" w:color="BDC9DA"/>
+              <w:end w:val="single" w:sz="2" w:space="0" w:color="BDC9DA"/>
+            </w:tcBorders>
           </w:tcPr>
           <w:p>
             <w:pPr>
@@ -5062,50 +6453,14 @@
               <w:bidi w:val="0"/>
               <w:spacing w:before="0" w:after="283"/>
               <w:jc w:val="start"/>
-              <w:rPr/>
+              <w:rPr>
+                <w:sz w:val="18"/>
+              </w:rPr>
             </w:pPr>
             <w:r>
-              <w:rPr/>
-              <w:t>V2.0</w:t>
-            </w:r>
-          </w:p>
-        </w:tc>
-        <w:tc>
-          <w:tcPr>
-            <w:tcW w:w="1006" w:type="dxa"/>
-            <w:tcBorders/>
-            <w:vAlign w:val="center"/>
-          </w:tcPr>
-          <w:p>
-            <w:pPr>
-              <w:pStyle w:val="TableContents"/>
-              <w:bidi w:val="0"/>
-              <w:spacing w:before="0" w:after="283"/>
-              <w:jc w:val="start"/>
-              <w:rPr/>
-            </w:pPr>
-            <w:r>
-              <w:rPr/>
-              <w:t>2026-08-04</w:t>
-            </w:r>
-          </w:p>
-        </w:tc>
-        <w:tc>
-          <w:tcPr>
-            <w:tcW w:w="5416" w:type="dxa"/>
-            <w:tcBorders/>
-            <w:vAlign w:val="center"/>
-          </w:tcPr>
-          <w:p>
-            <w:pPr>
-              <w:pStyle w:val="TableContents"/>
-              <w:bidi w:val="0"/>
-              <w:spacing w:before="0" w:after="283"/>
-              <w:jc w:val="start"/>
-              <w:rPr/>
-            </w:pPr>
-            <w:r>
-              <w:rPr/>
+              <w:rPr>
+                <w:sz w:val="18"/>
+              </w:rPr>
               <w:t>按当前代码、权限和客户端契约拆分角色手册并修订业务流程</w:t>
             </w:r>
           </w:p>
@@ -5398,6 +6753,125 @@
   <w:abstractNum w:abstractNumId="3">
     <w:lvl w:ilvl="0">
       <w:start w:val="1"/>
+      <w:numFmt w:val="decimal"/>
+      <w:lvlText w:val="%1."/>
+      <w:lvlJc w:val="start"/>
+      <w:pPr>
+        <w:tabs>
+          <w:tab w:val="num" w:pos="709"/>
+        </w:tabs>
+        <w:ind w:start="709" w:hanging="283"/>
+      </w:pPr>
+      <w:rPr/>
+    </w:lvl>
+    <w:lvl w:ilvl="1">
+      <w:start w:val="1"/>
+      <w:numFmt w:val="decimal"/>
+      <w:lvlText w:val="%2."/>
+      <w:lvlJc w:val="start"/>
+      <w:pPr>
+        <w:tabs>
+          <w:tab w:val="num" w:pos="1418"/>
+        </w:tabs>
+        <w:ind w:start="1418" w:hanging="283"/>
+      </w:pPr>
+      <w:rPr/>
+    </w:lvl>
+    <w:lvl w:ilvl="2">
+      <w:start w:val="1"/>
+      <w:numFmt w:val="decimal"/>
+      <w:lvlText w:val="%3."/>
+      <w:lvlJc w:val="start"/>
+      <w:pPr>
+        <w:tabs>
+          <w:tab w:val="num" w:pos="2127"/>
+        </w:tabs>
+        <w:ind w:start="2127" w:hanging="283"/>
+      </w:pPr>
+      <w:rPr/>
+    </w:lvl>
+    <w:lvl w:ilvl="3">
+      <w:start w:val="1"/>
+      <w:numFmt w:val="decimal"/>
+      <w:lvlText w:val="%4."/>
+      <w:lvlJc w:val="start"/>
+      <w:pPr>
+        <w:tabs>
+          <w:tab w:val="num" w:pos="2836"/>
+        </w:tabs>
+        <w:ind w:start="2836" w:hanging="283"/>
+      </w:pPr>
+      <w:rPr/>
+    </w:lvl>
+    <w:lvl w:ilvl="4">
+      <w:start w:val="1"/>
+      <w:numFmt w:val="decimal"/>
+      <w:lvlText w:val="%5."/>
+      <w:lvlJc w:val="start"/>
+      <w:pPr>
+        <w:tabs>
+          <w:tab w:val="num" w:pos="3545"/>
+        </w:tabs>
+        <w:ind w:start="3545" w:hanging="283"/>
+      </w:pPr>
+      <w:rPr/>
+    </w:lvl>
+    <w:lvl w:ilvl="5">
+      <w:start w:val="1"/>
+      <w:numFmt w:val="decimal"/>
+      <w:lvlText w:val="%6."/>
+      <w:lvlJc w:val="start"/>
+      <w:pPr>
+        <w:tabs>
+          <w:tab w:val="num" w:pos="4254"/>
+        </w:tabs>
+        <w:ind w:start="4254" w:hanging="283"/>
+      </w:pPr>
+      <w:rPr/>
+    </w:lvl>
+    <w:lvl w:ilvl="6">
+      <w:start w:val="1"/>
+      <w:numFmt w:val="decimal"/>
+      <w:lvlText w:val="%7."/>
+      <w:lvlJc w:val="start"/>
+      <w:pPr>
+        <w:tabs>
+          <w:tab w:val="num" w:pos="4963"/>
+        </w:tabs>
+        <w:ind w:start="4963" w:hanging="283"/>
+      </w:pPr>
+      <w:rPr/>
+    </w:lvl>
+    <w:lvl w:ilvl="7">
+      <w:start w:val="1"/>
+      <w:numFmt w:val="decimal"/>
+      <w:lvlText w:val="%8."/>
+      <w:lvlJc w:val="start"/>
+      <w:pPr>
+        <w:tabs>
+          <w:tab w:val="num" w:pos="5672"/>
+        </w:tabs>
+        <w:ind w:start="5672" w:hanging="283"/>
+      </w:pPr>
+      <w:rPr/>
+    </w:lvl>
+    <w:lvl w:ilvl="8">
+      <w:start w:val="1"/>
+      <w:numFmt w:val="decimal"/>
+      <w:lvlText w:val="%9."/>
+      <w:lvlJc w:val="start"/>
+      <w:pPr>
+        <w:tabs>
+          <w:tab w:val="num" w:pos="6381"/>
+        </w:tabs>
+        <w:ind w:start="6381" w:hanging="283"/>
+      </w:pPr>
+      <w:rPr/>
+    </w:lvl>
+  </w:abstractNum>
+  <w:abstractNum w:abstractNumId="4">
+    <w:lvl w:ilvl="0">
+      <w:start w:val="1"/>
       <w:numFmt w:val="bullet"/>
       <w:lvlText w:val=""/>
       <w:lvlJc w:val="start"/>
@@ -5532,125 +7006,6 @@
       </w:rPr>
     </w:lvl>
   </w:abstractNum>
-  <w:abstractNum w:abstractNumId="4">
-    <w:lvl w:ilvl="0">
-      <w:start w:val="1"/>
-      <w:numFmt w:val="decimal"/>
-      <w:lvlText w:val="%1."/>
-      <w:lvlJc w:val="start"/>
-      <w:pPr>
-        <w:tabs>
-          <w:tab w:val="num" w:pos="709"/>
-        </w:tabs>
-        <w:ind w:start="709" w:hanging="283"/>
-      </w:pPr>
-      <w:rPr/>
-    </w:lvl>
-    <w:lvl w:ilvl="1">
-      <w:start w:val="1"/>
-      <w:numFmt w:val="decimal"/>
-      <w:lvlText w:val="%2."/>
-      <w:lvlJc w:val="start"/>
-      <w:pPr>
-        <w:tabs>
-          <w:tab w:val="num" w:pos="1418"/>
-        </w:tabs>
-        <w:ind w:start="1418" w:hanging="283"/>
-      </w:pPr>
-      <w:rPr/>
-    </w:lvl>
-    <w:lvl w:ilvl="2">
-      <w:start w:val="1"/>
-      <w:numFmt w:val="decimal"/>
-      <w:lvlText w:val="%3."/>
-      <w:lvlJc w:val="start"/>
-      <w:pPr>
-        <w:tabs>
-          <w:tab w:val="num" w:pos="2127"/>
-        </w:tabs>
-        <w:ind w:start="2127" w:hanging="283"/>
-      </w:pPr>
-      <w:rPr/>
-    </w:lvl>
-    <w:lvl w:ilvl="3">
-      <w:start w:val="1"/>
-      <w:numFmt w:val="decimal"/>
-      <w:lvlText w:val="%4."/>
-      <w:lvlJc w:val="start"/>
-      <w:pPr>
-        <w:tabs>
-          <w:tab w:val="num" w:pos="2836"/>
-        </w:tabs>
-        <w:ind w:start="2836" w:hanging="283"/>
-      </w:pPr>
-      <w:rPr/>
-    </w:lvl>
-    <w:lvl w:ilvl="4">
-      <w:start w:val="1"/>
-      <w:numFmt w:val="decimal"/>
-      <w:lvlText w:val="%5."/>
-      <w:lvlJc w:val="start"/>
-      <w:pPr>
-        <w:tabs>
-          <w:tab w:val="num" w:pos="3545"/>
-        </w:tabs>
-        <w:ind w:start="3545" w:hanging="283"/>
-      </w:pPr>
-      <w:rPr/>
-    </w:lvl>
-    <w:lvl w:ilvl="5">
-      <w:start w:val="1"/>
-      <w:numFmt w:val="decimal"/>
-      <w:lvlText w:val="%6."/>
-      <w:lvlJc w:val="start"/>
-      <w:pPr>
-        <w:tabs>
-          <w:tab w:val="num" w:pos="4254"/>
-        </w:tabs>
-        <w:ind w:start="4254" w:hanging="283"/>
-      </w:pPr>
-      <w:rPr/>
-    </w:lvl>
-    <w:lvl w:ilvl="6">
-      <w:start w:val="1"/>
-      <w:numFmt w:val="decimal"/>
-      <w:lvlText w:val="%7."/>
-      <w:lvlJc w:val="start"/>
-      <w:pPr>
-        <w:tabs>
-          <w:tab w:val="num" w:pos="4963"/>
-        </w:tabs>
-        <w:ind w:start="4963" w:hanging="283"/>
-      </w:pPr>
-      <w:rPr/>
-    </w:lvl>
-    <w:lvl w:ilvl="7">
-      <w:start w:val="1"/>
-      <w:numFmt w:val="decimal"/>
-      <w:lvlText w:val="%8."/>
-      <w:lvlJc w:val="start"/>
-      <w:pPr>
-        <w:tabs>
-          <w:tab w:val="num" w:pos="5672"/>
-        </w:tabs>
-        <w:ind w:start="5672" w:hanging="283"/>
-      </w:pPr>
-      <w:rPr/>
-    </w:lvl>
-    <w:lvl w:ilvl="8">
-      <w:start w:val="1"/>
-      <w:numFmt w:val="decimal"/>
-      <w:lvlText w:val="%9."/>
-      <w:lvlJc w:val="start"/>
-      <w:pPr>
-        <w:tabs>
-          <w:tab w:val="num" w:pos="6381"/>
-        </w:tabs>
-        <w:ind w:start="6381" w:hanging="283"/>
-      </w:pPr>
-      <w:rPr/>
-    </w:lvl>
-  </w:abstractNum>
   <w:abstractNum w:abstractNumId="5">
     <w:lvl w:ilvl="0">
       <w:start w:val="1"/>
@@ -6011,6 +7366,125 @@
   <w:abstractNum w:abstractNumId="8">
     <w:lvl w:ilvl="0">
       <w:start w:val="1"/>
+      <w:numFmt w:val="decimal"/>
+      <w:lvlText w:val="%1."/>
+      <w:lvlJc w:val="start"/>
+      <w:pPr>
+        <w:tabs>
+          <w:tab w:val="num" w:pos="709"/>
+        </w:tabs>
+        <w:ind w:start="709" w:hanging="283"/>
+      </w:pPr>
+      <w:rPr/>
+    </w:lvl>
+    <w:lvl w:ilvl="1">
+      <w:start w:val="1"/>
+      <w:numFmt w:val="decimal"/>
+      <w:lvlText w:val="%2."/>
+      <w:lvlJc w:val="start"/>
+      <w:pPr>
+        <w:tabs>
+          <w:tab w:val="num" w:pos="1418"/>
+        </w:tabs>
+        <w:ind w:start="1418" w:hanging="283"/>
+      </w:pPr>
+      <w:rPr/>
+    </w:lvl>
+    <w:lvl w:ilvl="2">
+      <w:start w:val="1"/>
+      <w:numFmt w:val="decimal"/>
+      <w:lvlText w:val="%3."/>
+      <w:lvlJc w:val="start"/>
+      <w:pPr>
+        <w:tabs>
+          <w:tab w:val="num" w:pos="2127"/>
+        </w:tabs>
+        <w:ind w:start="2127" w:hanging="283"/>
+      </w:pPr>
+      <w:rPr/>
+    </w:lvl>
+    <w:lvl w:ilvl="3">
+      <w:start w:val="1"/>
+      <w:numFmt w:val="decimal"/>
+      <w:lvlText w:val="%4."/>
+      <w:lvlJc w:val="start"/>
+      <w:pPr>
+        <w:tabs>
+          <w:tab w:val="num" w:pos="2836"/>
+        </w:tabs>
+        <w:ind w:start="2836" w:hanging="283"/>
+      </w:pPr>
+      <w:rPr/>
+    </w:lvl>
+    <w:lvl w:ilvl="4">
+      <w:start w:val="1"/>
+      <w:numFmt w:val="decimal"/>
+      <w:lvlText w:val="%5."/>
+      <w:lvlJc w:val="start"/>
+      <w:pPr>
+        <w:tabs>
+          <w:tab w:val="num" w:pos="3545"/>
+        </w:tabs>
+        <w:ind w:start="3545" w:hanging="283"/>
+      </w:pPr>
+      <w:rPr/>
+    </w:lvl>
+    <w:lvl w:ilvl="5">
+      <w:start w:val="1"/>
+      <w:numFmt w:val="decimal"/>
+      <w:lvlText w:val="%6."/>
+      <w:lvlJc w:val="start"/>
+      <w:pPr>
+        <w:tabs>
+          <w:tab w:val="num" w:pos="4254"/>
+        </w:tabs>
+        <w:ind w:start="4254" w:hanging="283"/>
+      </w:pPr>
+      <w:rPr/>
+    </w:lvl>
+    <w:lvl w:ilvl="6">
+      <w:start w:val="1"/>
+      <w:numFmt w:val="decimal"/>
+      <w:lvlText w:val="%7."/>
+      <w:lvlJc w:val="start"/>
+      <w:pPr>
+        <w:tabs>
+          <w:tab w:val="num" w:pos="4963"/>
+        </w:tabs>
+        <w:ind w:start="4963" w:hanging="283"/>
+      </w:pPr>
+      <w:rPr/>
+    </w:lvl>
+    <w:lvl w:ilvl="7">
+      <w:start w:val="1"/>
+      <w:numFmt w:val="decimal"/>
+      <w:lvlText w:val="%8."/>
+      <w:lvlJc w:val="start"/>
+      <w:pPr>
+        <w:tabs>
+          <w:tab w:val="num" w:pos="5672"/>
+        </w:tabs>
+        <w:ind w:start="5672" w:hanging="283"/>
+      </w:pPr>
+      <w:rPr/>
+    </w:lvl>
+    <w:lvl w:ilvl="8">
+      <w:start w:val="1"/>
+      <w:numFmt w:val="decimal"/>
+      <w:lvlText w:val="%9."/>
+      <w:lvlJc w:val="start"/>
+      <w:pPr>
+        <w:tabs>
+          <w:tab w:val="num" w:pos="6381"/>
+        </w:tabs>
+        <w:ind w:start="6381" w:hanging="283"/>
+      </w:pPr>
+      <w:rPr/>
+    </w:lvl>
+  </w:abstractNum>
+  <w:abstractNum w:abstractNumId="9">
+    <w:lvl w:ilvl="0">
+      <w:start w:val="1"/>
       <w:numFmt w:val="bullet"/>
       <w:lvlText w:val=""/>
       <w:lvlJc w:val="start"/>
@@ -6145,125 +7619,6 @@
       </w:rPr>
     </w:lvl>
   </w:abstractNum>
-  <w:abstractNum w:abstractNumId="9">
-    <w:lvl w:ilvl="0">
-      <w:start w:val="1"/>
-      <w:numFmt w:val="decimal"/>
-      <w:lvlText w:val="%1."/>
-      <w:lvlJc w:val="start"/>
-      <w:pPr>
-        <w:tabs>
-          <w:tab w:val="num" w:pos="709"/>
-        </w:tabs>
-        <w:ind w:start="709" w:hanging="283"/>
-      </w:pPr>
-      <w:rPr/>
-    </w:lvl>
-    <w:lvl w:ilvl="1">
-      <w:start w:val="1"/>
-      <w:numFmt w:val="decimal"/>
-      <w:lvlText w:val="%2."/>
-      <w:lvlJc w:val="start"/>
-      <w:pPr>
-        <w:tabs>
-          <w:tab w:val="num" w:pos="1418"/>
-        </w:tabs>
-        <w:ind w:start="1418" w:hanging="283"/>
-      </w:pPr>
-      <w:rPr/>
-    </w:lvl>
-    <w:lvl w:ilvl="2">
-      <w:start w:val="1"/>
-      <w:numFmt w:val="decimal"/>
-      <w:lvlText w:val="%3."/>
-      <w:lvlJc w:val="start"/>
-      <w:pPr>
-        <w:tabs>
-          <w:tab w:val="num" w:pos="2127"/>
-        </w:tabs>
-        <w:ind w:start="2127" w:hanging="283"/>
-      </w:pPr>
-      <w:rPr/>
-    </w:lvl>
-    <w:lvl w:ilvl="3">
-      <w:start w:val="1"/>
-      <w:numFmt w:val="decimal"/>
-      <w:lvlText w:val="%4."/>
-      <w:lvlJc w:val="start"/>
-      <w:pPr>
-        <w:tabs>
-          <w:tab w:val="num" w:pos="2836"/>
-        </w:tabs>
-        <w:ind w:start="2836" w:hanging="283"/>
-      </w:pPr>
-      <w:rPr/>
-    </w:lvl>
-    <w:lvl w:ilvl="4">
-      <w:start w:val="1"/>
-      <w:numFmt w:val="decimal"/>
-      <w:lvlText w:val="%5."/>
-      <w:lvlJc w:val="start"/>
-      <w:pPr>
-        <w:tabs>
-          <w:tab w:val="num" w:pos="3545"/>
-        </w:tabs>
-        <w:ind w:start="3545" w:hanging="283"/>
-      </w:pPr>
-      <w:rPr/>
-    </w:lvl>
-    <w:lvl w:ilvl="5">
-      <w:start w:val="1"/>
-      <w:numFmt w:val="decimal"/>
-      <w:lvlText w:val="%6."/>
-      <w:lvlJc w:val="start"/>
-      <w:pPr>
-        <w:tabs>
-          <w:tab w:val="num" w:pos="4254"/>
-        </w:tabs>
-        <w:ind w:start="4254" w:hanging="283"/>
-      </w:pPr>
-      <w:rPr/>
-    </w:lvl>
-    <w:lvl w:ilvl="6">
-      <w:start w:val="1"/>
-      <w:numFmt w:val="decimal"/>
-      <w:lvlText w:val="%7."/>
-      <w:lvlJc w:val="start"/>
-      <w:pPr>
-        <w:tabs>
-          <w:tab w:val="num" w:pos="4963"/>
-        </w:tabs>
-        <w:ind w:start="4963" w:hanging="283"/>
-      </w:pPr>
-      <w:rPr/>
-    </w:lvl>
-    <w:lvl w:ilvl="7">
-      <w:start w:val="1"/>
-      <w:numFmt w:val="decimal"/>
-      <w:lvlText w:val="%8."/>
-      <w:lvlJc w:val="start"/>
-      <w:pPr>
-        <w:tabs>
-          <w:tab w:val="num" w:pos="5672"/>
-        </w:tabs>
-        <w:ind w:start="5672" w:hanging="283"/>
-      </w:pPr>
-      <w:rPr/>
-    </w:lvl>
-    <w:lvl w:ilvl="8">
-      <w:start w:val="1"/>
-      <w:numFmt w:val="decimal"/>
-      <w:lvlText w:val="%9."/>
-      <w:lvlJc w:val="start"/>
-      <w:pPr>
-        <w:tabs>
-          <w:tab w:val="num" w:pos="6381"/>
-        </w:tabs>
-        <w:ind w:start="6381" w:hanging="283"/>
-      </w:pPr>
-      <w:rPr/>
-    </w:lvl>
-  </w:abstractNum>
   <w:abstractNum w:abstractNumId="10">
     <w:lvl w:ilvl="0">
       <w:start w:val="1"/>
@@ -6386,6 +7741,125 @@
   <w:abstractNum w:abstractNumId="11">
     <w:lvl w:ilvl="0">
       <w:start w:val="1"/>
+      <w:numFmt w:val="decimal"/>
+      <w:lvlText w:val="%1."/>
+      <w:lvlJc w:val="start"/>
+      <w:pPr>
+        <w:tabs>
+          <w:tab w:val="num" w:pos="709"/>
+        </w:tabs>
+        <w:ind w:start="709" w:hanging="283"/>
+      </w:pPr>
+      <w:rPr/>
+    </w:lvl>
+    <w:lvl w:ilvl="1">
+      <w:start w:val="1"/>
+      <w:numFmt w:val="decimal"/>
+      <w:lvlText w:val="%2."/>
+      <w:lvlJc w:val="start"/>
+      <w:pPr>
+        <w:tabs>
+          <w:tab w:val="num" w:pos="1418"/>
+        </w:tabs>
+        <w:ind w:start="1418" w:hanging="283"/>
+      </w:pPr>
+      <w:rPr/>
+    </w:lvl>
+    <w:lvl w:ilvl="2">
+      <w:start w:val="1"/>
+      <w:numFmt w:val="decimal"/>
+      <w:lvlText w:val="%3."/>
+      <w:lvlJc w:val="start"/>
+      <w:pPr>
+        <w:tabs>
+          <w:tab w:val="num" w:pos="2127"/>
+        </w:tabs>
+        <w:ind w:start="2127" w:hanging="283"/>
+      </w:pPr>
+      <w:rPr/>
+    </w:lvl>
+    <w:lvl w:ilvl="3">
+      <w:start w:val="1"/>
+      <w:numFmt w:val="decimal"/>
+      <w:lvlText w:val="%4."/>
+      <w:lvlJc w:val="start"/>
+      <w:pPr>
+        <w:tabs>
+          <w:tab w:val="num" w:pos="2836"/>
+        </w:tabs>
+        <w:ind w:start="2836" w:hanging="283"/>
+      </w:pPr>
+      <w:rPr/>
+    </w:lvl>
+    <w:lvl w:ilvl="4">
+      <w:start w:val="1"/>
+      <w:numFmt w:val="decimal"/>
+      <w:lvlText w:val="%5."/>
+      <w:lvlJc w:val="start"/>
+      <w:pPr>
+        <w:tabs>
+          <w:tab w:val="num" w:pos="3545"/>
+        </w:tabs>
+        <w:ind w:start="3545" w:hanging="283"/>
+      </w:pPr>
+      <w:rPr/>
+    </w:lvl>
+    <w:lvl w:ilvl="5">
+      <w:start w:val="1"/>
+      <w:numFmt w:val="decimal"/>
+      <w:lvlText w:val="%6."/>
+      <w:lvlJc w:val="start"/>
+      <w:pPr>
+        <w:tabs>
+          <w:tab w:val="num" w:pos="4254"/>
+        </w:tabs>
+        <w:ind w:start="4254" w:hanging="283"/>
+      </w:pPr>
+      <w:rPr/>
+    </w:lvl>
+    <w:lvl w:ilvl="6">
+      <w:start w:val="1"/>
+      <w:numFmt w:val="decimal"/>
+      <w:lvlText w:val="%7."/>
+      <w:lvlJc w:val="start"/>
+      <w:pPr>
+        <w:tabs>
+          <w:tab w:val="num" w:pos="4963"/>
+        </w:tabs>
+        <w:ind w:start="4963" w:hanging="283"/>
+      </w:pPr>
+      <w:rPr/>
+    </w:lvl>
+    <w:lvl w:ilvl="7">
+      <w:start w:val="1"/>
+      <w:numFmt w:val="decimal"/>
+      <w:lvlText w:val="%8."/>
+      <w:lvlJc w:val="start"/>
+      <w:pPr>
+        <w:tabs>
+          <w:tab w:val="num" w:pos="5672"/>
+        </w:tabs>
+        <w:ind w:start="5672" w:hanging="283"/>
+      </w:pPr>
+      <w:rPr/>
+    </w:lvl>
+    <w:lvl w:ilvl="8">
+      <w:start w:val="1"/>
+      <w:numFmt w:val="decimal"/>
+      <w:lvlText w:val="%9."/>
+      <w:lvlJc w:val="start"/>
+      <w:pPr>
+        <w:tabs>
+          <w:tab w:val="num" w:pos="6381"/>
+        </w:tabs>
+        <w:ind w:start="6381" w:hanging="283"/>
+      </w:pPr>
+      <w:rPr/>
+    </w:lvl>
+  </w:abstractNum>
+  <w:abstractNum w:abstractNumId="12">
+    <w:lvl w:ilvl="0">
+      <w:start w:val="1"/>
       <w:numFmt w:val="bullet"/>
       <w:lvlText w:val=""/>
       <w:lvlJc w:val="start"/>
@@ -6520,7 +7994,7 @@
       </w:rPr>
     </w:lvl>
   </w:abstractNum>
-  <w:abstractNum w:abstractNumId="12">
+  <w:abstractNum w:abstractNumId="13">
     <w:lvl w:ilvl="0">
       <w:start w:val="1"/>
       <w:numFmt w:val="bullet"/>
@@ -6657,7 +8131,7 @@
       </w:rPr>
     </w:lvl>
   </w:abstractNum>
-  <w:abstractNum w:abstractNumId="13">
+  <w:abstractNum w:abstractNumId="14">
     <w:lvl w:ilvl="0">
       <w:start w:val="1"/>
       <w:numFmt w:val="bullet"/>
@@ -6794,7 +8268,7 @@
       </w:rPr>
     </w:lvl>
   </w:abstractNum>
-  <w:abstractNum w:abstractNumId="14">
+  <w:abstractNum w:abstractNumId="15">
     <w:lvl w:ilvl="0">
       <w:start w:val="1"/>
       <w:numFmt w:val="bullet"/>
@@ -6931,7 +8405,126 @@
       </w:rPr>
     </w:lvl>
   </w:abstractNum>
-  <w:abstractNum w:abstractNumId="15">
+  <w:abstractNum w:abstractNumId="16">
+    <w:lvl w:ilvl="0">
+      <w:start w:val="1"/>
+      <w:numFmt w:val="decimal"/>
+      <w:lvlText w:val="%1."/>
+      <w:lvlJc w:val="start"/>
+      <w:pPr>
+        <w:tabs>
+          <w:tab w:val="num" w:pos="709"/>
+        </w:tabs>
+        <w:ind w:start="709" w:hanging="283"/>
+      </w:pPr>
+      <w:rPr/>
+    </w:lvl>
+    <w:lvl w:ilvl="1">
+      <w:start w:val="1"/>
+      <w:numFmt w:val="decimal"/>
+      <w:lvlText w:val="%2."/>
+      <w:lvlJc w:val="start"/>
+      <w:pPr>
+        <w:tabs>
+          <w:tab w:val="num" w:pos="1418"/>
+        </w:tabs>
+        <w:ind w:start="1418" w:hanging="283"/>
+      </w:pPr>
+      <w:rPr/>
+    </w:lvl>
+    <w:lvl w:ilvl="2">
+      <w:start w:val="1"/>
+      <w:numFmt w:val="decimal"/>
+      <w:lvlText w:val="%3."/>
+      <w:lvlJc w:val="start"/>
+      <w:pPr>
+        <w:tabs>
+          <w:tab w:val="num" w:pos="2127"/>
+        </w:tabs>
+        <w:ind w:start="2127" w:hanging="283"/>
+      </w:pPr>
+      <w:rPr/>
+    </w:lvl>
+    <w:lvl w:ilvl="3">
+      <w:start w:val="1"/>
+      <w:numFmt w:val="decimal"/>
+      <w:lvlText w:val="%4."/>
+      <w:lvlJc w:val="start"/>
+      <w:pPr>
+        <w:tabs>
+          <w:tab w:val="num" w:pos="2836"/>
+        </w:tabs>
+        <w:ind w:start="2836" w:hanging="283"/>
+      </w:pPr>
+      <w:rPr/>
+    </w:lvl>
+    <w:lvl w:ilvl="4">
+      <w:start w:val="1"/>
+      <w:numFmt w:val="decimal"/>
+      <w:lvlText w:val="%5."/>
+      <w:lvlJc w:val="start"/>
+      <w:pPr>
+        <w:tabs>
+          <w:tab w:val="num" w:pos="3545"/>
+        </w:tabs>
+        <w:ind w:start="3545" w:hanging="283"/>
+      </w:pPr>
+      <w:rPr/>
+    </w:lvl>
+    <w:lvl w:ilvl="5">
+      <w:start w:val="1"/>
+      <w:numFmt w:val="decimal"/>
+      <w:lvlText w:val="%6."/>
+      <w:lvlJc w:val="start"/>
+      <w:pPr>
+        <w:tabs>
+          <w:tab w:val="num" w:pos="4254"/>
+        </w:tabs>
+        <w:ind w:start="4254" w:hanging="283"/>
+      </w:pPr>
+      <w:rPr/>
+    </w:lvl>
+    <w:lvl w:ilvl="6">
+      <w:start w:val="1"/>
+      <w:numFmt w:val="decimal"/>
+      <w:lvlText w:val="%7."/>
+      <w:lvlJc w:val="start"/>
+      <w:pPr>
+        <w:tabs>
+          <w:tab w:val="num" w:pos="4963"/>
+        </w:tabs>
+        <w:ind w:start="4963" w:hanging="283"/>
+      </w:pPr>
+      <w:rPr/>
+    </w:lvl>
+    <w:lvl w:ilvl="7">
+      <w:start w:val="1"/>
+      <w:numFmt w:val="decimal"/>
+      <w:lvlText w:val="%8."/>
+      <w:lvlJc w:val="start"/>
+      <w:pPr>
+        <w:tabs>
+          <w:tab w:val="num" w:pos="5672"/>
+        </w:tabs>
+        <w:ind w:start="5672" w:hanging="283"/>
+      </w:pPr>
+      <w:rPr/>
+    </w:lvl>
+    <w:lvl w:ilvl="8">
+      <w:start w:val="1"/>
+      <w:numFmt w:val="decimal"/>
+      <w:lvlText w:val="%9."/>
+      <w:lvlJc w:val="start"/>
+      <w:pPr>
+        <w:tabs>
+          <w:tab w:val="num" w:pos="6381"/>
+        </w:tabs>
+        <w:ind w:start="6381" w:hanging="283"/>
+      </w:pPr>
+      <w:rPr/>
+    </w:lvl>
+  </w:abstractNum>
+  <w:abstractNum w:abstractNumId="17">
     <w:lvl w:ilvl="0">
       <w:start w:val="1"/>
       <w:numFmt w:val="bullet"/>
@@ -7068,7 +8661,7 @@
       </w:rPr>
     </w:lvl>
   </w:abstractNum>
-  <w:abstractNum w:abstractNumId="16">
+  <w:abstractNum w:abstractNumId="18">
     <w:lvl w:ilvl="0">
       <w:start w:val="1"/>
       <w:numFmt w:val="bullet"/>
@@ -7205,7 +8798,144 @@
       </w:rPr>
     </w:lvl>
   </w:abstractNum>
-  <w:abstractNum w:abstractNumId="17">
+  <w:abstractNum w:abstractNumId="19">
+    <w:lvl w:ilvl="0">
+      <w:start w:val="1"/>
+      <w:numFmt w:val="bullet"/>
+      <w:lvlText w:val=""/>
+      <w:lvlJc w:val="start"/>
+      <w:pPr>
+        <w:tabs>
+          <w:tab w:val="num" w:pos="709"/>
+        </w:tabs>
+        <w:ind w:start="709" w:hanging="283"/>
+      </w:pPr>
+      <w:rPr>
+        <w:rFonts w:ascii="Symbol" w:hAnsi="Symbol" w:cs="Symbol" w:hint="default"/>
+      </w:rPr>
+    </w:lvl>
+    <w:lvl w:ilvl="1">
+      <w:start w:val="1"/>
+      <w:numFmt w:val="bullet"/>
+      <w:lvlText w:val=""/>
+      <w:lvlJc w:val="start"/>
+      <w:pPr>
+        <w:tabs>
+          <w:tab w:val="num" w:pos="1418"/>
+        </w:tabs>
+        <w:ind w:start="1418" w:hanging="283"/>
+      </w:pPr>
+      <w:rPr>
+        <w:rFonts w:ascii="Symbol" w:hAnsi="Symbol" w:cs="Symbol" w:hint="default"/>
+      </w:rPr>
+    </w:lvl>
+    <w:lvl w:ilvl="2">
+      <w:start w:val="1"/>
+      <w:numFmt w:val="bullet"/>
+      <w:lvlText w:val=""/>
+      <w:lvlJc w:val="start"/>
+      <w:pPr>
+        <w:tabs>
+          <w:tab w:val="num" w:pos="2127"/>
+        </w:tabs>
+        <w:ind w:start="2127" w:hanging="283"/>
+      </w:pPr>
+      <w:rPr>
+        <w:rFonts w:ascii="Symbol" w:hAnsi="Symbol" w:cs="Symbol" w:hint="default"/>
+      </w:rPr>
+    </w:lvl>
+    <w:lvl w:ilvl="3">
+      <w:start w:val="1"/>
+      <w:numFmt w:val="bullet"/>
+      <w:lvlText w:val=""/>
+      <w:lvlJc w:val="start"/>
+      <w:pPr>
+        <w:tabs>
+          <w:tab w:val="num" w:pos="2836"/>
+        </w:tabs>
+        <w:ind w:start="2836" w:hanging="283"/>
+      </w:pPr>
+      <w:rPr>
+        <w:rFonts w:ascii="Symbol" w:hAnsi="Symbol" w:cs="Symbol" w:hint="default"/>
+      </w:rPr>
+    </w:lvl>
+    <w:lvl w:ilvl="4">
+      <w:start w:val="1"/>
+      <w:numFmt w:val="bullet"/>
+      <w:lvlText w:val=""/>
+      <w:lvlJc w:val="start"/>
+      <w:pPr>
+        <w:tabs>
+          <w:tab w:val="num" w:pos="3545"/>
+        </w:tabs>
+        <w:ind w:start="3545" w:hanging="283"/>
+      </w:pPr>
+      <w:rPr>
+        <w:rFonts w:ascii="Symbol" w:hAnsi="Symbol" w:cs="Symbol" w:hint="default"/>
+      </w:rPr>
+    </w:lvl>
+    <w:lvl w:ilvl="5">
+      <w:start w:val="1"/>
+      <w:numFmt w:val="bullet"/>
+      <w:lvlText w:val=""/>
+      <w:lvlJc w:val="start"/>
+      <w:pPr>
+        <w:tabs>
+          <w:tab w:val="num" w:pos="4254"/>
+        </w:tabs>
+        <w:ind w:start="4254" w:hanging="283"/>
+      </w:pPr>
+      <w:rPr>
+        <w:rFonts w:ascii="Symbol" w:hAnsi="Symbol" w:cs="Symbol" w:hint="default"/>
+      </w:rPr>
+    </w:lvl>
+    <w:lvl w:ilvl="6">
+      <w:start w:val="1"/>
+      <w:numFmt w:val="bullet"/>
+      <w:lvlText w:val=""/>
+      <w:lvlJc w:val="start"/>
+      <w:pPr>
+        <w:tabs>
+          <w:tab w:val="num" w:pos="4963"/>
+        </w:tabs>
+        <w:ind w:start="4963" w:hanging="283"/>
+      </w:pPr>
+      <w:rPr>
+        <w:rFonts w:ascii="Symbol" w:hAnsi="Symbol" w:cs="Symbol" w:hint="default"/>
+      </w:rPr>
+    </w:lvl>
+    <w:lvl w:ilvl="7">
+      <w:start w:val="1"/>
+      <w:numFmt w:val="bullet"/>
+      <w:lvlText w:val=""/>
+      <w:lvlJc w:val="start"/>
+      <w:pPr>
+        <w:tabs>
+          <w:tab w:val="num" w:pos="5672"/>
+        </w:tabs>
+        <w:ind w:start="5672" w:hanging="283"/>
+      </w:pPr>
+      <w:rPr>
+        <w:rFonts w:ascii="Symbol" w:hAnsi="Symbol" w:cs="Symbol" w:hint="default"/>
+      </w:rPr>
+    </w:lvl>
+    <w:lvl w:ilvl="8">
+      <w:start w:val="1"/>
+      <w:numFmt w:val="bullet"/>
+      <w:lvlText w:val=""/>
+      <w:lvlJc w:val="start"/>
+      <w:pPr>
+        <w:tabs>
+          <w:tab w:val="num" w:pos="6381"/>
+        </w:tabs>
+        <w:ind w:start="6381" w:hanging="283"/>
+      </w:pPr>
+      <w:rPr>
+        <w:rFonts w:ascii="Symbol" w:hAnsi="Symbol" w:cs="Symbol" w:hint="default"/>
+      </w:rPr>
+    </w:lvl>
+  </w:abstractNum>
+  <w:abstractNum w:abstractNumId="20">
     <w:lvl w:ilvl="0">
       <w:start w:val="1"/>
       <w:numFmt w:val="none"/>
@@ -7376,6 +9106,15 @@
   </w:num>
   <w:num w:numId="17">
     <w:abstractNumId w:val="17"/>
+  </w:num>
+  <w:num w:numId="18">
+    <w:abstractNumId w:val="18"/>
+  </w:num>
+  <w:num w:numId="19">
+    <w:abstractNumId w:val="19"/>
+  </w:num>
+  <w:num w:numId="20">
+    <w:abstractNumId w:val="20"/>
   </w:num>
 </w:numbering>
 </file>

--- a/docs/manuals/金桥融通WMS货主业务员操作手册.docx
+++ b/docs/manuals/金桥融通WMS货主业务员操作手册.docx
@@ -117,7 +117,7 @@
       </w:r>
       <w:r>
         <w:rPr/>
-        <w:t>V2.1</w:t>
+        <w:t>V2.2</w:t>
       </w:r>
     </w:p>
     <w:p>
@@ -134,7 +134,7 @@
       </w:r>
       <w:r>
         <w:rPr/>
-        <w:t xml:space="preserve">2026-09-07 </w:t>
+        <w:t xml:space="preserve">2026-10-17 </w:t>
       </w:r>
       <w:r>
         <w:rPr/>
@@ -945,7 +945,7 @@
       </w:r>
       <w:r>
         <w:rPr/>
-        <w:t>V2.1</w:t>
+        <w:t>V2.2</w:t>
       </w:r>
     </w:p>
     <w:p>
@@ -967,7 +967,7 @@
       </w:r>
       <w:r>
         <w:rPr/>
-        <w:t xml:space="preserve">2026-09-07 </w:t>
+        <w:t xml:space="preserve">2026-10-17 </w:t>
       </w:r>
       <w:r>
         <w:rPr/>
@@ -2302,6 +2302,32 @@
     </w:p>
     <w:p>
       <w:pPr>
+        <w:pStyle w:val="BodyText"/>
+        <w:bidi w:val="0"/>
+        <w:jc w:val="start"/>
+        <w:rPr/>
+      </w:pPr>
+      <w:r>
+        <w:rPr/>
+        <w:t>同一终端客户可以关联多个货主，但客户编号、负责业务员和配送资料按当前货主分别维护。只能选择与当前货主有效关联且符合本人业务范围的客户；相同客户名称或联系方式不能作为跨货主开单依据。查不到客户时交管理员检查关联和业务员配置，不新建重复档案绕过限制。</w:t>
+      </w:r>
+      <w:r>
+        <w:rPr>
+          <w:rStyle w:val="SourceText"/>
+        </w:rPr>
+        <w:t>CASH</w:t>
+      </w:r>
+      <w:r>
+        <w:rPr/>
+        <w:t xml:space="preserve"> </w:t>
+      </w:r>
+      <w:r>
+        <w:rPr/>
+        <w:t>也按当前货主的客户关联编号识别。</w:t>
+      </w:r>
+    </w:p>
+    <w:p>
+      <w:pPr>
         <w:pStyle w:val="Heading2"/>
         <w:bidi w:val="0"/>
         <w:ind w:hanging="0" w:start="0" w:end="0"/>
@@ -3463,9 +3489,9 @@
         </w:tblCellMar>
       </w:tblPr>
       <w:tblGrid>
-        <w:gridCol w:w="2827"/>
-        <w:gridCol w:w="2749"/>
-        <w:gridCol w:w="4474"/>
+        <w:gridCol w:w="2728"/>
+        <w:gridCol w:w="2612"/>
+        <w:gridCol w:w="4710"/>
       </w:tblGrid>
       <w:tr>
         <w:trPr>
@@ -3473,7 +3499,7 @@
         </w:trPr>
         <w:tc>
           <w:tcPr>
-            <w:tcW w:w="2827" w:type="dxa"/>
+            <w:tcW w:w="2728" w:type="dxa"/>
             <w:tcBorders>
               <w:top w:val="single" w:sz="2" w:space="0" w:color="BDC9DA"/>
               <w:start w:val="single" w:sz="2" w:space="0" w:color="BDC9DA"/>
@@ -3502,7 +3528,7 @@
         </w:tc>
         <w:tc>
           <w:tcPr>
-            <w:tcW w:w="2749" w:type="dxa"/>
+            <w:tcW w:w="2612" w:type="dxa"/>
             <w:tcBorders>
               <w:top w:val="single" w:sz="2" w:space="0" w:color="BDC9DA"/>
               <w:start w:val="single" w:sz="2" w:space="0" w:color="BDC9DA"/>
@@ -3531,7 +3557,7 @@
         </w:tc>
         <w:tc>
           <w:tcPr>
-            <w:tcW w:w="4474" w:type="dxa"/>
+            <w:tcW w:w="4710" w:type="dxa"/>
             <w:tcBorders>
               <w:top w:val="single" w:sz="2" w:space="0" w:color="BDC9DA"/>
               <w:start w:val="single" w:sz="2" w:space="0" w:color="BDC9DA"/>
@@ -3563,7 +3589,7 @@
         <w:trPr/>
         <w:tc>
           <w:tcPr>
-            <w:tcW w:w="2827" w:type="dxa"/>
+            <w:tcW w:w="2728" w:type="dxa"/>
             <w:tcBorders>
               <w:top w:val="single" w:sz="2" w:space="0" w:color="BDC9DA"/>
               <w:start w:val="single" w:sz="2" w:space="0" w:color="BDC9DA"/>
@@ -3596,7 +3622,7 @@
         </w:tc>
         <w:tc>
           <w:tcPr>
-            <w:tcW w:w="2749" w:type="dxa"/>
+            <w:tcW w:w="2612" w:type="dxa"/>
             <w:tcBorders>
               <w:top w:val="single" w:sz="2" w:space="0" w:color="BDC9DA"/>
               <w:start w:val="single" w:sz="2" w:space="0" w:color="BDC9DA"/>
@@ -3625,7 +3651,7 @@
         </w:tc>
         <w:tc>
           <w:tcPr>
-            <w:tcW w:w="4474" w:type="dxa"/>
+            <w:tcW w:w="4710" w:type="dxa"/>
             <w:tcBorders>
               <w:top w:val="single" w:sz="2" w:space="0" w:color="BDC9DA"/>
               <w:start w:val="single" w:sz="2" w:space="0" w:color="BDC9DA"/>
@@ -3657,7 +3683,7 @@
         <w:trPr/>
         <w:tc>
           <w:tcPr>
-            <w:tcW w:w="2827" w:type="dxa"/>
+            <w:tcW w:w="2728" w:type="dxa"/>
             <w:tcBorders>
               <w:top w:val="single" w:sz="2" w:space="0" w:color="BDC9DA"/>
               <w:start w:val="single" w:sz="2" w:space="0" w:color="BDC9DA"/>
@@ -3690,7 +3716,7 @@
         </w:tc>
         <w:tc>
           <w:tcPr>
-            <w:tcW w:w="2749" w:type="dxa"/>
+            <w:tcW w:w="2612" w:type="dxa"/>
             <w:tcBorders>
               <w:top w:val="single" w:sz="2" w:space="0" w:color="BDC9DA"/>
               <w:start w:val="single" w:sz="2" w:space="0" w:color="BDC9DA"/>
@@ -3719,7 +3745,7 @@
         </w:tc>
         <w:tc>
           <w:tcPr>
-            <w:tcW w:w="4474" w:type="dxa"/>
+            <w:tcW w:w="4710" w:type="dxa"/>
             <w:tcBorders>
               <w:top w:val="single" w:sz="2" w:space="0" w:color="BDC9DA"/>
               <w:start w:val="single" w:sz="2" w:space="0" w:color="BDC9DA"/>
@@ -3751,7 +3777,7 @@
         <w:trPr/>
         <w:tc>
           <w:tcPr>
-            <w:tcW w:w="2827" w:type="dxa"/>
+            <w:tcW w:w="2728" w:type="dxa"/>
             <w:tcBorders>
               <w:top w:val="single" w:sz="2" w:space="0" w:color="BDC9DA"/>
               <w:start w:val="single" w:sz="2" w:space="0" w:color="BDC9DA"/>
@@ -3784,7 +3810,7 @@
         </w:tc>
         <w:tc>
           <w:tcPr>
-            <w:tcW w:w="2749" w:type="dxa"/>
+            <w:tcW w:w="2612" w:type="dxa"/>
             <w:tcBorders>
               <w:top w:val="single" w:sz="2" w:space="0" w:color="BDC9DA"/>
               <w:start w:val="single" w:sz="2" w:space="0" w:color="BDC9DA"/>
@@ -3813,7 +3839,7 @@
         </w:tc>
         <w:tc>
           <w:tcPr>
-            <w:tcW w:w="4474" w:type="dxa"/>
+            <w:tcW w:w="4710" w:type="dxa"/>
             <w:tcBorders>
               <w:top w:val="single" w:sz="2" w:space="0" w:color="BDC9DA"/>
               <w:start w:val="single" w:sz="2" w:space="0" w:color="BDC9DA"/>
@@ -3845,7 +3871,7 @@
         <w:trPr/>
         <w:tc>
           <w:tcPr>
-            <w:tcW w:w="2827" w:type="dxa"/>
+            <w:tcW w:w="2728" w:type="dxa"/>
             <w:tcBorders>
               <w:top w:val="single" w:sz="2" w:space="0" w:color="BDC9DA"/>
               <w:start w:val="single" w:sz="2" w:space="0" w:color="BDC9DA"/>
@@ -3878,7 +3904,7 @@
         </w:tc>
         <w:tc>
           <w:tcPr>
-            <w:tcW w:w="2749" w:type="dxa"/>
+            <w:tcW w:w="2612" w:type="dxa"/>
             <w:tcBorders>
               <w:top w:val="single" w:sz="2" w:space="0" w:color="BDC9DA"/>
               <w:start w:val="single" w:sz="2" w:space="0" w:color="BDC9DA"/>
@@ -3907,7 +3933,7 @@
         </w:tc>
         <w:tc>
           <w:tcPr>
-            <w:tcW w:w="4474" w:type="dxa"/>
+            <w:tcW w:w="4710" w:type="dxa"/>
             <w:tcBorders>
               <w:top w:val="single" w:sz="2" w:space="0" w:color="BDC9DA"/>
               <w:start w:val="single" w:sz="2" w:space="0" w:color="BDC9DA"/>
@@ -3939,7 +3965,7 @@
         <w:trPr/>
         <w:tc>
           <w:tcPr>
-            <w:tcW w:w="2827" w:type="dxa"/>
+            <w:tcW w:w="2728" w:type="dxa"/>
             <w:tcBorders>
               <w:top w:val="single" w:sz="2" w:space="0" w:color="BDC9DA"/>
               <w:start w:val="single" w:sz="2" w:space="0" w:color="BDC9DA"/>
@@ -3972,7 +3998,7 @@
         </w:tc>
         <w:tc>
           <w:tcPr>
-            <w:tcW w:w="2749" w:type="dxa"/>
+            <w:tcW w:w="2612" w:type="dxa"/>
             <w:tcBorders>
               <w:top w:val="single" w:sz="2" w:space="0" w:color="BDC9DA"/>
               <w:start w:val="single" w:sz="2" w:space="0" w:color="BDC9DA"/>
@@ -4001,7 +4027,7 @@
         </w:tc>
         <w:tc>
           <w:tcPr>
-            <w:tcW w:w="4474" w:type="dxa"/>
+            <w:tcW w:w="4710" w:type="dxa"/>
             <w:tcBorders>
               <w:top w:val="single" w:sz="2" w:space="0" w:color="BDC9DA"/>
               <w:start w:val="single" w:sz="2" w:space="0" w:color="BDC9DA"/>
@@ -4033,7 +4059,7 @@
         <w:trPr/>
         <w:tc>
           <w:tcPr>
-            <w:tcW w:w="2827" w:type="dxa"/>
+            <w:tcW w:w="2728" w:type="dxa"/>
             <w:tcBorders>
               <w:top w:val="single" w:sz="2" w:space="0" w:color="BDC9DA"/>
               <w:start w:val="single" w:sz="2" w:space="0" w:color="BDC9DA"/>
@@ -4066,7 +4092,7 @@
         </w:tc>
         <w:tc>
           <w:tcPr>
-            <w:tcW w:w="2749" w:type="dxa"/>
+            <w:tcW w:w="2612" w:type="dxa"/>
             <w:tcBorders>
               <w:top w:val="single" w:sz="2" w:space="0" w:color="BDC9DA"/>
               <w:start w:val="single" w:sz="2" w:space="0" w:color="BDC9DA"/>
@@ -4095,7 +4121,7 @@
         </w:tc>
         <w:tc>
           <w:tcPr>
-            <w:tcW w:w="4474" w:type="dxa"/>
+            <w:tcW w:w="4710" w:type="dxa"/>
             <w:tcBorders>
               <w:top w:val="single" w:sz="2" w:space="0" w:color="BDC9DA"/>
               <w:start w:val="single" w:sz="2" w:space="0" w:color="BDC9DA"/>
@@ -4127,7 +4153,7 @@
         <w:trPr/>
         <w:tc>
           <w:tcPr>
-            <w:tcW w:w="2827" w:type="dxa"/>
+            <w:tcW w:w="2728" w:type="dxa"/>
             <w:tcBorders>
               <w:top w:val="single" w:sz="2" w:space="0" w:color="BDC9DA"/>
               <w:start w:val="single" w:sz="2" w:space="0" w:color="BDC9DA"/>
@@ -4160,7 +4186,7 @@
         </w:tc>
         <w:tc>
           <w:tcPr>
-            <w:tcW w:w="2749" w:type="dxa"/>
+            <w:tcW w:w="2612" w:type="dxa"/>
             <w:tcBorders>
               <w:top w:val="single" w:sz="2" w:space="0" w:color="BDC9DA"/>
               <w:start w:val="single" w:sz="2" w:space="0" w:color="BDC9DA"/>
@@ -4189,7 +4215,7 @@
         </w:tc>
         <w:tc>
           <w:tcPr>
-            <w:tcW w:w="4474" w:type="dxa"/>
+            <w:tcW w:w="4710" w:type="dxa"/>
             <w:tcBorders>
               <w:top w:val="single" w:sz="2" w:space="0" w:color="BDC9DA"/>
               <w:start w:val="single" w:sz="2" w:space="0" w:color="BDC9DA"/>
@@ -4221,7 +4247,7 @@
         <w:trPr/>
         <w:tc>
           <w:tcPr>
-            <w:tcW w:w="2827" w:type="dxa"/>
+            <w:tcW w:w="2728" w:type="dxa"/>
             <w:tcBorders>
               <w:top w:val="single" w:sz="2" w:space="0" w:color="BDC9DA"/>
               <w:start w:val="single" w:sz="2" w:space="0" w:color="BDC9DA"/>
@@ -4254,7 +4280,7 @@
         </w:tc>
         <w:tc>
           <w:tcPr>
-            <w:tcW w:w="2749" w:type="dxa"/>
+            <w:tcW w:w="2612" w:type="dxa"/>
             <w:tcBorders>
               <w:top w:val="single" w:sz="2" w:space="0" w:color="BDC9DA"/>
               <w:start w:val="single" w:sz="2" w:space="0" w:color="BDC9DA"/>
@@ -4283,7 +4309,7 @@
         </w:tc>
         <w:tc>
           <w:tcPr>
-            <w:tcW w:w="4474" w:type="dxa"/>
+            <w:tcW w:w="4710" w:type="dxa"/>
             <w:tcBorders>
               <w:top w:val="single" w:sz="2" w:space="0" w:color="BDC9DA"/>
               <w:start w:val="single" w:sz="2" w:space="0" w:color="BDC9DA"/>
@@ -4315,7 +4341,7 @@
         <w:trPr/>
         <w:tc>
           <w:tcPr>
-            <w:tcW w:w="2827" w:type="dxa"/>
+            <w:tcW w:w="2728" w:type="dxa"/>
             <w:tcBorders>
               <w:top w:val="single" w:sz="2" w:space="0" w:color="BDC9DA"/>
               <w:start w:val="single" w:sz="2" w:space="0" w:color="BDC9DA"/>
@@ -4348,7 +4374,7 @@
         </w:tc>
         <w:tc>
           <w:tcPr>
-            <w:tcW w:w="2749" w:type="dxa"/>
+            <w:tcW w:w="2612" w:type="dxa"/>
             <w:tcBorders>
               <w:top w:val="single" w:sz="2" w:space="0" w:color="BDC9DA"/>
               <w:start w:val="single" w:sz="2" w:space="0" w:color="BDC9DA"/>
@@ -4377,7 +4403,7 @@
         </w:tc>
         <w:tc>
           <w:tcPr>
-            <w:tcW w:w="4474" w:type="dxa"/>
+            <w:tcW w:w="4710" w:type="dxa"/>
             <w:tcBorders>
               <w:top w:val="single" w:sz="2" w:space="0" w:color="BDC9DA"/>
               <w:start w:val="single" w:sz="2" w:space="0" w:color="BDC9DA"/>
@@ -4409,7 +4435,7 @@
         <w:trPr/>
         <w:tc>
           <w:tcPr>
-            <w:tcW w:w="2827" w:type="dxa"/>
+            <w:tcW w:w="2728" w:type="dxa"/>
             <w:tcBorders>
               <w:top w:val="single" w:sz="2" w:space="0" w:color="BDC9DA"/>
               <w:start w:val="single" w:sz="2" w:space="0" w:color="BDC9DA"/>
@@ -4442,7 +4468,7 @@
         </w:tc>
         <w:tc>
           <w:tcPr>
-            <w:tcW w:w="2749" w:type="dxa"/>
+            <w:tcW w:w="2612" w:type="dxa"/>
             <w:tcBorders>
               <w:top w:val="single" w:sz="2" w:space="0" w:color="BDC9DA"/>
               <w:start w:val="single" w:sz="2" w:space="0" w:color="BDC9DA"/>
@@ -4471,7 +4497,7 @@
         </w:tc>
         <w:tc>
           <w:tcPr>
-            <w:tcW w:w="4474" w:type="dxa"/>
+            <w:tcW w:w="4710" w:type="dxa"/>
             <w:tcBorders>
               <w:top w:val="single" w:sz="2" w:space="0" w:color="BDC9DA"/>
               <w:start w:val="single" w:sz="2" w:space="0" w:color="BDC9DA"/>
@@ -4503,7 +4529,7 @@
         <w:trPr/>
         <w:tc>
           <w:tcPr>
-            <w:tcW w:w="2827" w:type="dxa"/>
+            <w:tcW w:w="2728" w:type="dxa"/>
             <w:tcBorders>
               <w:top w:val="single" w:sz="2" w:space="0" w:color="BDC9DA"/>
               <w:start w:val="single" w:sz="2" w:space="0" w:color="BDC9DA"/>
@@ -4536,7 +4562,7 @@
         </w:tc>
         <w:tc>
           <w:tcPr>
-            <w:tcW w:w="2749" w:type="dxa"/>
+            <w:tcW w:w="2612" w:type="dxa"/>
             <w:tcBorders>
               <w:top w:val="single" w:sz="2" w:space="0" w:color="BDC9DA"/>
               <w:start w:val="single" w:sz="2" w:space="0" w:color="BDC9DA"/>
@@ -4565,7 +4591,7 @@
         </w:tc>
         <w:tc>
           <w:tcPr>
-            <w:tcW w:w="4474" w:type="dxa"/>
+            <w:tcW w:w="4710" w:type="dxa"/>
             <w:tcBorders>
               <w:top w:val="single" w:sz="2" w:space="0" w:color="BDC9DA"/>
               <w:start w:val="single" w:sz="2" w:space="0" w:color="BDC9DA"/>
@@ -4597,7 +4623,7 @@
         <w:trPr/>
         <w:tc>
           <w:tcPr>
-            <w:tcW w:w="2827" w:type="dxa"/>
+            <w:tcW w:w="2728" w:type="dxa"/>
             <w:tcBorders>
               <w:top w:val="single" w:sz="2" w:space="0" w:color="BDC9DA"/>
               <w:start w:val="single" w:sz="2" w:space="0" w:color="BDC9DA"/>
@@ -4630,7 +4656,7 @@
         </w:tc>
         <w:tc>
           <w:tcPr>
-            <w:tcW w:w="2749" w:type="dxa"/>
+            <w:tcW w:w="2612" w:type="dxa"/>
             <w:tcBorders>
               <w:top w:val="single" w:sz="2" w:space="0" w:color="BDC9DA"/>
               <w:start w:val="single" w:sz="2" w:space="0" w:color="BDC9DA"/>
@@ -4659,7 +4685,7 @@
         </w:tc>
         <w:tc>
           <w:tcPr>
-            <w:tcW w:w="4474" w:type="dxa"/>
+            <w:tcW w:w="4710" w:type="dxa"/>
             <w:tcBorders>
               <w:top w:val="single" w:sz="2" w:space="0" w:color="BDC9DA"/>
               <w:start w:val="single" w:sz="2" w:space="0" w:color="BDC9DA"/>
@@ -4691,7 +4717,7 @@
         <w:trPr/>
         <w:tc>
           <w:tcPr>
-            <w:tcW w:w="2827" w:type="dxa"/>
+            <w:tcW w:w="2728" w:type="dxa"/>
             <w:tcBorders>
               <w:top w:val="single" w:sz="2" w:space="0" w:color="BDC9DA"/>
               <w:start w:val="single" w:sz="2" w:space="0" w:color="BDC9DA"/>
@@ -4724,7 +4750,7 @@
         </w:tc>
         <w:tc>
           <w:tcPr>
-            <w:tcW w:w="2749" w:type="dxa"/>
+            <w:tcW w:w="2612" w:type="dxa"/>
             <w:tcBorders>
               <w:top w:val="single" w:sz="2" w:space="0" w:color="BDC9DA"/>
               <w:start w:val="single" w:sz="2" w:space="0" w:color="BDC9DA"/>
@@ -4753,7 +4779,7 @@
         </w:tc>
         <w:tc>
           <w:tcPr>
-            <w:tcW w:w="4474" w:type="dxa"/>
+            <w:tcW w:w="4710" w:type="dxa"/>
             <w:tcBorders>
               <w:top w:val="single" w:sz="2" w:space="0" w:color="BDC9DA"/>
               <w:start w:val="single" w:sz="2" w:space="0" w:color="BDC9DA"/>
@@ -4785,7 +4811,7 @@
         <w:trPr/>
         <w:tc>
           <w:tcPr>
-            <w:tcW w:w="2827" w:type="dxa"/>
+            <w:tcW w:w="2728" w:type="dxa"/>
             <w:tcBorders>
               <w:top w:val="single" w:sz="2" w:space="0" w:color="BDC9DA"/>
               <w:start w:val="single" w:sz="2" w:space="0" w:color="BDC9DA"/>
@@ -4818,7 +4844,7 @@
         </w:tc>
         <w:tc>
           <w:tcPr>
-            <w:tcW w:w="2749" w:type="dxa"/>
+            <w:tcW w:w="2612" w:type="dxa"/>
             <w:tcBorders>
               <w:top w:val="single" w:sz="2" w:space="0" w:color="BDC9DA"/>
               <w:start w:val="single" w:sz="2" w:space="0" w:color="BDC9DA"/>
@@ -4847,7 +4873,7 @@
         </w:tc>
         <w:tc>
           <w:tcPr>
-            <w:tcW w:w="4474" w:type="dxa"/>
+            <w:tcW w:w="4710" w:type="dxa"/>
             <w:tcBorders>
               <w:top w:val="single" w:sz="2" w:space="0" w:color="BDC9DA"/>
               <w:start w:val="single" w:sz="2" w:space="0" w:color="BDC9DA"/>
@@ -4879,7 +4905,7 @@
         <w:trPr/>
         <w:tc>
           <w:tcPr>
-            <w:tcW w:w="2827" w:type="dxa"/>
+            <w:tcW w:w="2728" w:type="dxa"/>
             <w:tcBorders>
               <w:top w:val="single" w:sz="2" w:space="0" w:color="BDC9DA"/>
               <w:start w:val="single" w:sz="2" w:space="0" w:color="BDC9DA"/>
@@ -4912,7 +4938,7 @@
         </w:tc>
         <w:tc>
           <w:tcPr>
-            <w:tcW w:w="2749" w:type="dxa"/>
+            <w:tcW w:w="2612" w:type="dxa"/>
             <w:tcBorders>
               <w:top w:val="single" w:sz="2" w:space="0" w:color="BDC9DA"/>
               <w:start w:val="single" w:sz="2" w:space="0" w:color="BDC9DA"/>
@@ -4941,7 +4967,7 @@
         </w:tc>
         <w:tc>
           <w:tcPr>
-            <w:tcW w:w="4474" w:type="dxa"/>
+            <w:tcW w:w="4710" w:type="dxa"/>
             <w:tcBorders>
               <w:top w:val="single" w:sz="2" w:space="0" w:color="BDC9DA"/>
               <w:start w:val="single" w:sz="2" w:space="0" w:color="BDC9DA"/>
@@ -4973,7 +4999,7 @@
         <w:trPr/>
         <w:tc>
           <w:tcPr>
-            <w:tcW w:w="2827" w:type="dxa"/>
+            <w:tcW w:w="2728" w:type="dxa"/>
             <w:tcBorders>
               <w:top w:val="single" w:sz="2" w:space="0" w:color="BDC9DA"/>
               <w:start w:val="single" w:sz="2" w:space="0" w:color="BDC9DA"/>
@@ -5006,7 +5032,7 @@
         </w:tc>
         <w:tc>
           <w:tcPr>
-            <w:tcW w:w="2749" w:type="dxa"/>
+            <w:tcW w:w="2612" w:type="dxa"/>
             <w:tcBorders>
               <w:top w:val="single" w:sz="2" w:space="0" w:color="BDC9DA"/>
               <w:start w:val="single" w:sz="2" w:space="0" w:color="BDC9DA"/>
@@ -5035,7 +5061,105 @@
         </w:tc>
         <w:tc>
           <w:tcPr>
-            <w:tcW w:w="4474" w:type="dxa"/>
+            <w:tcW w:w="4710" w:type="dxa"/>
+            <w:tcBorders>
+              <w:top w:val="single" w:sz="2" w:space="0" w:color="BDC9DA"/>
+              <w:start w:val="single" w:sz="2" w:space="0" w:color="BDC9DA"/>
+              <w:bottom w:val="single" w:sz="2" w:space="0" w:color="BDC9DA"/>
+              <w:end w:val="single" w:sz="2" w:space="0" w:color="BDC9DA"/>
+            </w:tcBorders>
+          </w:tcPr>
+          <w:p>
+            <w:pPr>
+              <w:pStyle w:val="TableContents"/>
+              <w:bidi w:val="0"/>
+              <w:spacing w:before="0" w:after="283"/>
+              <w:ind w:hanging="0" w:start="0" w:end="0"/>
+              <w:jc w:val="start"/>
+              <w:rPr>
+                <w:sz w:val="18"/>
+              </w:rPr>
+            </w:pPr>
+            <w:r>
+              <w:rPr>
+                <w:sz w:val="18"/>
+              </w:rPr>
+              <w:t>操作员说明现场情况，管理员处理原因后决定恢复或作废</w:t>
+            </w:r>
+          </w:p>
+        </w:tc>
+      </w:tr>
+      <w:tr>
+        <w:trPr/>
+        <w:tc>
+          <w:tcPr>
+            <w:tcW w:w="2728" w:type="dxa"/>
+            <w:tcBorders>
+              <w:top w:val="single" w:sz="2" w:space="0" w:color="BDC9DA"/>
+              <w:start w:val="single" w:sz="2" w:space="0" w:color="BDC9DA"/>
+              <w:bottom w:val="single" w:sz="2" w:space="0" w:color="BDC9DA"/>
+              <w:end w:val="single" w:sz="2" w:space="0" w:color="BDC9DA"/>
+            </w:tcBorders>
+          </w:tcPr>
+          <w:p>
+            <w:pPr>
+              <w:pStyle w:val="TableContents"/>
+              <w:bidi w:val="0"/>
+              <w:spacing w:before="0" w:after="283"/>
+              <w:ind w:hanging="0" w:start="0" w:end="0"/>
+              <w:jc w:val="start"/>
+              <w:rPr/>
+            </w:pPr>
+            <w:r>
+              <w:rPr>
+                <w:sz w:val="18"/>
+              </w:rPr>
+              <w:t xml:space="preserve">退货已冲销 </w:t>
+            </w:r>
+            <w:r>
+              <w:rPr>
+                <w:sz w:val="18"/>
+              </w:rPr>
+              <w:t>/ REVERSED</w:t>
+            </w:r>
+          </w:p>
+        </w:tc>
+        <w:tc>
+          <w:tcPr>
+            <w:tcW w:w="2612" w:type="dxa"/>
+            <w:tcBorders>
+              <w:top w:val="single" w:sz="2" w:space="0" w:color="BDC9DA"/>
+              <w:start w:val="single" w:sz="2" w:space="0" w:color="BDC9DA"/>
+              <w:bottom w:val="single" w:sz="2" w:space="0" w:color="BDC9DA"/>
+              <w:end w:val="single" w:sz="2" w:space="0" w:color="BDC9DA"/>
+            </w:tcBorders>
+          </w:tcPr>
+          <w:p>
+            <w:pPr>
+              <w:pStyle w:val="TableContents"/>
+              <w:bidi w:val="0"/>
+              <w:spacing w:before="0" w:after="283"/>
+              <w:ind w:hanging="0" w:start="0" w:end="0"/>
+              <w:jc w:val="start"/>
+              <w:rPr/>
+            </w:pPr>
+            <w:r>
+              <w:rPr>
+                <w:sz w:val="18"/>
+              </w:rPr>
+              <w:t xml:space="preserve">PDA </w:t>
+            </w:r>
+            <w:r>
+              <w:rPr>
+                <w:sz w:val="18"/>
+              </w:rPr>
+              <w:t>退货整单已恢复原库存维度</w:t>
+            </w:r>
+          </w:p>
+        </w:tc>
+        <w:tc>
+          <w:tcPr>
+            <w:tcW w:w="4710" w:type="dxa"/>
             <w:tcBorders>
               <w:top w:val="single" w:sz="2" w:space="0" w:color="BDC9DA"/>
               <w:start w:val="single" w:sz="2" w:space="0" w:color="BDC9DA"/>
@@ -5057,7 +5181,7 @@
               <w:rPr>
                 <w:sz w:val="18"/>
               </w:rPr>
-              <w:t>操作员说明现场情况，管理员处理原因后决定恢复或作废</w:t>
+              <w:t>原退货记录保留；现场发现破损仍恢复为破损，不再重复补库存</w:t>
             </w:r>
           </w:p>
         </w:tc>
@@ -5233,6 +5357,7 @@
           <w:tab w:val="left" w:pos="709" w:leader="none"/>
         </w:tabs>
         <w:bidi w:val="0"/>
+        <w:spacing w:before="0" w:after="0"/>
         <w:ind w:hanging="283" w:start="709"/>
         <w:jc w:val="start"/>
         <w:rPr/>
@@ -5252,6 +5377,77 @@
       <w:r>
         <w:rPr/>
         <w:t xml:space="preserve">使用手册》核对；现场还款或打印完成情况不能由普通仓库任务状态推断。 </w:t>
+      </w:r>
+    </w:p>
+    <w:p>
+      <w:pPr>
+        <w:pStyle w:val="BodyText"/>
+        <w:numPr>
+          <w:ilvl w:val="0"/>
+          <w:numId w:val="14"/>
+        </w:numPr>
+        <w:tabs>
+          <w:tab w:val="clear" w:pos="1134"/>
+          <w:tab w:val="left" w:pos="709" w:leader="none"/>
+        </w:tabs>
+        <w:bidi w:val="0"/>
+        <w:ind w:hanging="283" w:start="709"/>
+        <w:jc w:val="start"/>
+        <w:rPr/>
+      </w:pPr>
+      <w:r>
+        <w:rPr/>
+        <w:t>同名状态必须结合单据类型解释：</w:t>
+      </w:r>
+      <w:r>
+        <w:rPr/>
+        <w:t xml:space="preserve">PDA </w:t>
+      </w:r>
+      <w:r>
+        <w:rPr/>
+        <w:t xml:space="preserve">退货 </w:t>
+      </w:r>
+      <w:r>
+        <w:rPr>
+          <w:rStyle w:val="SourceText"/>
+        </w:rPr>
+        <w:t>COMPLETED</w:t>
+      </w:r>
+      <w:r>
+        <w:rPr/>
+        <w:t xml:space="preserve"> </w:t>
+      </w:r>
+      <w:r>
+        <w:rPr/>
+        <w:t xml:space="preserve">已直接扣库；代办货权转移 </w:t>
+      </w:r>
+      <w:r>
+        <w:rPr>
+          <w:rStyle w:val="SourceText"/>
+        </w:rPr>
+        <w:t>RESERVED</w:t>
+      </w:r>
+      <w:r>
+        <w:rPr/>
+        <w:t xml:space="preserve"> </w:t>
+      </w:r>
+      <w:r>
+        <w:rPr/>
+        <w:t>是待转货，</w:t>
+      </w:r>
+      <w:r>
+        <w:rPr>
+          <w:rStyle w:val="SourceText"/>
+        </w:rPr>
+        <w:t>POSTED</w:t>
+      </w:r>
+      <w:r>
+        <w:rPr/>
+        <w:t xml:space="preserve"> </w:t>
+      </w:r>
+      <w:r>
+        <w:rPr/>
+        <w:t xml:space="preserve">是已转货并销售出库。不能套用普通任务的“已完成、待过账”结论。 </w:t>
       </w:r>
     </w:p>
     <w:p>
@@ -5433,6 +5629,7 @@
           <w:tab w:val="left" w:pos="709" w:leader="none"/>
         </w:tabs>
         <w:bidi w:val="0"/>
+        <w:spacing w:before="0" w:after="0"/>
         <w:ind w:hanging="283" w:start="709"/>
         <w:jc w:val="start"/>
         <w:rPr/>
@@ -5444,6 +5641,81 @@
       <w:r>
         <w:rPr/>
         <w:t>还款结果未确认时，回到原收银员、原仓库和原客户核对并恢复该笔还款；不能更换客户或金额当作新收款。具体步骤见《</w:t>
+      </w:r>
+      <w:r>
+        <w:rPr/>
+        <w:t xml:space="preserve">POS </w:t>
+      </w:r>
+      <w:r>
+        <w:rPr/>
+        <w:t xml:space="preserve">使用手册》。 </w:t>
+      </w:r>
+    </w:p>
+    <w:p>
+      <w:pPr>
+        <w:pStyle w:val="BodyText"/>
+        <w:numPr>
+          <w:ilvl w:val="0"/>
+          <w:numId w:val="15"/>
+        </w:numPr>
+        <w:tabs>
+          <w:tab w:val="clear" w:pos="1134"/>
+          <w:tab w:val="left" w:pos="709" w:leader="none"/>
+        </w:tabs>
+        <w:bidi w:val="0"/>
+        <w:spacing w:before="0" w:after="0"/>
+        <w:ind w:hanging="283" w:start="709"/>
+        <w:jc w:val="start"/>
+        <w:rPr/>
+      </w:pPr>
+      <w:r>
+        <w:rPr/>
+        <w:t xml:space="preserve">PDA </w:t>
+      </w:r>
+      <w:r>
+        <w:rPr/>
+        <w:t xml:space="preserve">退货出库出现“继续确认结果”时，使用原账号、原仓库恢复原请求；冲销待确认也不能另建退货单抵消。跨货主代办同时按销售单号、转货单号和任务号查原结果。 </w:t>
+      </w:r>
+    </w:p>
+    <w:p>
+      <w:pPr>
+        <w:pStyle w:val="BodyText"/>
+        <w:numPr>
+          <w:ilvl w:val="0"/>
+          <w:numId w:val="15"/>
+        </w:numPr>
+        <w:tabs>
+          <w:tab w:val="clear" w:pos="1134"/>
+          <w:tab w:val="left" w:pos="709" w:leader="none"/>
+        </w:tabs>
+        <w:bidi w:val="0"/>
+        <w:ind w:hanging="283" w:start="709"/>
+        <w:jc w:val="start"/>
+        <w:rPr/>
+      </w:pPr>
+      <w:r>
+        <w:rPr/>
+        <w:t xml:space="preserve">Android </w:t>
+      </w:r>
+      <w:r>
+        <w:rPr/>
+        <w:t xml:space="preserve">拣货、收银或 </w:t>
+      </w:r>
+      <w:r>
+        <w:rPr/>
+        <w:t xml:space="preserve">POS </w:t>
+      </w:r>
+      <w:r>
+        <w:rPr/>
+        <w:t>退货出现待确认提示时，保留原设备本地数据，使用页面提供的原请求恢复按钮。不要清应用数据、修改原请求或换账号继续办理，具体区别见《</w:t>
+      </w:r>
+      <w:r>
+        <w:rPr/>
+        <w:t xml:space="preserve">Android </w:t>
+      </w:r>
+      <w:r>
+        <w:rPr/>
+        <w:t>移动端使用手册》和《</w:t>
       </w:r>
       <w:r>
         <w:rPr/>
@@ -6087,6 +6359,60 @@
       <w:r>
         <w:rPr/>
         <w:t xml:space="preserve">权限的账号才能使用。 </w:t>
+      </w:r>
+    </w:p>
+    <w:p>
+      <w:pPr>
+        <w:pStyle w:val="BodyText"/>
+        <w:numPr>
+          <w:ilvl w:val="0"/>
+          <w:numId w:val="19"/>
+        </w:numPr>
+        <w:tabs>
+          <w:tab w:val="clear" w:pos="1134"/>
+          <w:tab w:val="left" w:pos="709" w:leader="none"/>
+        </w:tabs>
+        <w:bidi w:val="0"/>
+        <w:spacing w:before="0" w:after="0"/>
+        <w:ind w:hanging="283" w:start="709"/>
+        <w:jc w:val="start"/>
+        <w:rPr/>
+      </w:pPr>
+      <w:r>
+        <w:rPr/>
+        <w:t>仓库向货主</w:t>
+      </w:r>
+      <w:r>
+        <w:rPr/>
+        <w:t>/</w:t>
+      </w:r>
+      <w:r>
+        <w:rPr/>
+        <w:t>原供应商退货参见《</w:t>
+      </w:r>
+      <w:r>
+        <w:rPr/>
+        <w:t xml:space="preserve">PDA </w:t>
+      </w:r>
+      <w:r>
+        <w:rPr/>
+        <w:t>退货出库使用手册》；</w:t>
+      </w:r>
+      <w:r>
+        <w:rPr/>
+        <w:t xml:space="preserve">Android </w:t>
+      </w:r>
+      <w:r>
+        <w:rPr/>
+        <w:t>现场操作与原请求恢复参见《</w:t>
+      </w:r>
+      <w:r>
+        <w:rPr/>
+        <w:t xml:space="preserve">Android </w:t>
+      </w:r>
+      <w:r>
+        <w:rPr/>
+        <w:t xml:space="preserve">移动端使用手册》。功能以各客户端已注册页面和实际权限为准。 </w:t>
       </w:r>
     </w:p>
     <w:p>
@@ -6192,8 +6518,8 @@
       </w:tblPr>
       <w:tblGrid>
         <w:gridCol w:w="545"/>
-        <w:gridCol w:w="885"/>
-        <w:gridCol w:w="8620"/>
+        <w:gridCol w:w="884"/>
+        <w:gridCol w:w="8621"/>
       </w:tblGrid>
       <w:tr>
         <w:trPr>
@@ -6230,7 +6556,7 @@
         </w:tc>
         <w:tc>
           <w:tcPr>
-            <w:tcW w:w="885" w:type="dxa"/>
+            <w:tcW w:w="884" w:type="dxa"/>
             <w:tcBorders>
               <w:top w:val="single" w:sz="2" w:space="0" w:color="BDC9DA"/>
               <w:start w:val="single" w:sz="2" w:space="0" w:color="BDC9DA"/>
@@ -6259,7 +6585,7 @@
         </w:tc>
         <w:tc>
           <w:tcPr>
-            <w:tcW w:w="8620" w:type="dxa"/>
+            <w:tcW w:w="8621" w:type="dxa"/>
             <w:tcBorders>
               <w:top w:val="single" w:sz="2" w:space="0" w:color="BDC9DA"/>
               <w:start w:val="single" w:sz="2" w:space="0" w:color="BDC9DA"/>
@@ -6314,13 +6640,13 @@
               <w:rPr>
                 <w:sz w:val="18"/>
               </w:rPr>
-              <w:t>V2.1</w:t>
+              <w:t>V2.2</w:t>
             </w:r>
           </w:p>
         </w:tc>
         <w:tc>
           <w:tcPr>
-            <w:tcW w:w="885" w:type="dxa"/>
+            <w:tcW w:w="884" w:type="dxa"/>
             <w:tcBorders>
               <w:top w:val="single" w:sz="2" w:space="0" w:color="BDC9DA"/>
               <w:start w:val="single" w:sz="2" w:space="0" w:color="BDC9DA"/>
@@ -6343,13 +6669,13 @@
               <w:rPr>
                 <w:sz w:val="18"/>
               </w:rPr>
-              <w:t>2026-09-07</w:t>
+              <w:t>2026-10-17</w:t>
             </w:r>
           </w:p>
         </w:tc>
         <w:tc>
           <w:tcPr>
-            <w:tcW w:w="8620" w:type="dxa"/>
+            <w:tcW w:w="8621" w:type="dxa"/>
             <w:tcBorders>
               <w:top w:val="single" w:sz="2" w:space="0" w:color="BDC9DA"/>
               <w:start w:val="single" w:sz="2" w:space="0" w:color="BDC9DA"/>
@@ -6364,15 +6690,37 @@
               <w:spacing w:before="0" w:after="283"/>
               <w:ind w:hanging="0" w:start="0" w:end="0"/>
               <w:jc w:val="start"/>
-              <w:rPr>
-                <w:sz w:val="18"/>
-              </w:rPr>
+              <w:rPr/>
             </w:pPr>
             <w:r>
               <w:rPr>
                 <w:sz w:val="18"/>
               </w:rPr>
-              <w:t>按当前工作区（含未提交改动）更新收货上架、移库补货、商品建档、登录恢复、打印和财务核对；功能启用及设备使用以实际部署为准</w:t>
+              <w:t>补齐共享客户、代办转货、</w:t>
+            </w:r>
+            <w:r>
+              <w:rPr>
+                <w:sz w:val="18"/>
+              </w:rPr>
+              <w:t xml:space="preserve">PDA </w:t>
+            </w:r>
+            <w:r>
+              <w:rPr>
+                <w:sz w:val="18"/>
+              </w:rPr>
+              <w:t xml:space="preserve">退货出库、商品导入自动收货与导出；区分 </w:t>
+            </w:r>
+            <w:r>
+              <w:rPr>
+                <w:sz w:val="18"/>
+              </w:rPr>
+              <w:t xml:space="preserve">Android/PDA </w:t>
+            </w:r>
+            <w:r>
+              <w:rPr>
+                <w:sz w:val="18"/>
+              </w:rPr>
+              <w:t>收银库存和恢复能力，更新老板筛选及计费口径</w:t>
             </w:r>
           </w:p>
         </w:tc>
@@ -6404,13 +6752,13 @@
               <w:rPr>
                 <w:sz w:val="18"/>
               </w:rPr>
-              <w:t>V2.0</w:t>
+              <w:t>V2.1</w:t>
             </w:r>
           </w:p>
         </w:tc>
         <w:tc>
           <w:tcPr>
-            <w:tcW w:w="885" w:type="dxa"/>
+            <w:tcW w:w="884" w:type="dxa"/>
             <w:tcBorders>
               <w:top w:val="single" w:sz="2" w:space="0" w:color="BDC9DA"/>
               <w:start w:val="single" w:sz="2" w:space="0" w:color="BDC9DA"/>
@@ -6433,13 +6781,103 @@
               <w:rPr>
                 <w:sz w:val="18"/>
               </w:rPr>
-              <w:t>2026-08-04</w:t>
+              <w:t>2026-09-07</w:t>
             </w:r>
           </w:p>
         </w:tc>
         <w:tc>
           <w:tcPr>
-            <w:tcW w:w="8620" w:type="dxa"/>
+            <w:tcW w:w="8621" w:type="dxa"/>
+            <w:tcBorders>
+              <w:top w:val="single" w:sz="2" w:space="0" w:color="BDC9DA"/>
+              <w:start w:val="single" w:sz="2" w:space="0" w:color="BDC9DA"/>
+              <w:bottom w:val="single" w:sz="2" w:space="0" w:color="BDC9DA"/>
+              <w:end w:val="single" w:sz="2" w:space="0" w:color="BDC9DA"/>
+            </w:tcBorders>
+          </w:tcPr>
+          <w:p>
+            <w:pPr>
+              <w:pStyle w:val="TableContents"/>
+              <w:bidi w:val="0"/>
+              <w:spacing w:before="0" w:after="283"/>
+              <w:ind w:hanging="0" w:start="0" w:end="0"/>
+              <w:jc w:val="start"/>
+              <w:rPr>
+                <w:sz w:val="18"/>
+              </w:rPr>
+            </w:pPr>
+            <w:r>
+              <w:rPr>
+                <w:sz w:val="18"/>
+              </w:rPr>
+              <w:t>按当前工作区（含未提交改动）更新收货上架、移库补货、商品建档、登录恢复、打印和财务核对；功能启用及设备使用以实际部署为准</w:t>
+            </w:r>
+          </w:p>
+        </w:tc>
+      </w:tr>
+      <w:tr>
+        <w:trPr/>
+        <w:tc>
+          <w:tcPr>
+            <w:tcW w:w="545" w:type="dxa"/>
+            <w:tcBorders>
+              <w:top w:val="single" w:sz="2" w:space="0" w:color="BDC9DA"/>
+              <w:start w:val="single" w:sz="2" w:space="0" w:color="BDC9DA"/>
+              <w:bottom w:val="single" w:sz="2" w:space="0" w:color="BDC9DA"/>
+              <w:end w:val="single" w:sz="2" w:space="0" w:color="BDC9DA"/>
+            </w:tcBorders>
+          </w:tcPr>
+          <w:p>
+            <w:pPr>
+              <w:pStyle w:val="TableContents"/>
+              <w:bidi w:val="0"/>
+              <w:spacing w:before="0" w:after="283"/>
+              <w:ind w:hanging="0" w:start="0" w:end="0"/>
+              <w:jc w:val="start"/>
+              <w:rPr>
+                <w:sz w:val="18"/>
+              </w:rPr>
+            </w:pPr>
+            <w:r>
+              <w:rPr>
+                <w:sz w:val="18"/>
+              </w:rPr>
+              <w:t>V2.0</w:t>
+            </w:r>
+          </w:p>
+        </w:tc>
+        <w:tc>
+          <w:tcPr>
+            <w:tcW w:w="884" w:type="dxa"/>
+            <w:tcBorders>
+              <w:top w:val="single" w:sz="2" w:space="0" w:color="BDC9DA"/>
+              <w:start w:val="single" w:sz="2" w:space="0" w:color="BDC9DA"/>
+              <w:bottom w:val="single" w:sz="2" w:space="0" w:color="BDC9DA"/>
+              <w:end w:val="single" w:sz="2" w:space="0" w:color="BDC9DA"/>
+            </w:tcBorders>
+          </w:tcPr>
+          <w:p>
+            <w:pPr>
+              <w:pStyle w:val="TableContents"/>
+              <w:bidi w:val="0"/>
+              <w:spacing w:before="0" w:after="283"/>
+              <w:ind w:hanging="0" w:start="0" w:end="0"/>
+              <w:jc w:val="start"/>
+              <w:rPr>
+                <w:sz w:val="18"/>
+              </w:rPr>
+            </w:pPr>
+            <w:r>
+              <w:rPr>
+                <w:sz w:val="18"/>
+              </w:rPr>
+              <w:t>2026-08-04</w:t>
+            </w:r>
+          </w:p>
+        </w:tc>
+        <w:tc>
+          <w:tcPr>
+            <w:tcW w:w="8621" w:type="dxa"/>
             <w:tcBorders>
               <w:top w:val="single" w:sz="2" w:space="0" w:color="BDC9DA"/>
               <w:start w:val="single" w:sz="2" w:space="0" w:color="BDC9DA"/>
@@ -6481,7 +6919,7 @@
     </w:p>
     <w:sectPr>
       <w:type w:val="nextPage"/>
-      <w:pgSz w:w="11906" w:h="16838"/>
+      <w:pgSz w:w="12240" w:h="15840"/>
       <w:pgMar w:left="907" w:right="907" w:gutter="0" w:header="0" w:top="1020" w:footer="0" w:bottom="1077"/>
       <w:pgNumType w:fmt="decimal"/>
       <w:formProt w:val="false"/>
@@ -9308,8 +9746,8 @@
       <w:suppressLineNumbers/>
       <w:tabs>
         <w:tab w:val="clear" w:pos="1134"/>
-        <w:tab w:val="center" w:pos="4819" w:leader="none"/>
-        <w:tab w:val="right" w:pos="9638" w:leader="none"/>
+        <w:tab w:val="center" w:pos="4986" w:leader="none"/>
+        <w:tab w:val="right" w:pos="9972" w:leader="none"/>
       </w:tabs>
     </w:pPr>
     <w:rPr/>
